--- a/VoltStrike_Amazon_Listing_Optimization.docx
+++ b/VoltStrike_Amazon_Listing_Optimization.docx
@@ -34,7 +34,15 @@
           <w:color w:val="555555"/>
           <w:sz w:val="20"/>
         </w:rPr>
-        <w:t>Data Source: Brand Analytics – Search Query Performance (Weekly, Week 19 | 03–09 May 2026)</w:t>
+        <w:t>Data Sources: Amazon Brand Analytics – Search Query Performance (3 periods)</w:t>
+        <w:br/>
+        <w:t xml:space="preserve">  - Quarterly Q1 2026 (01 Jan – 31 Mar 2026, reporting date 31-Mar-2026)</w:t>
+        <w:br/>
+        <w:t xml:space="preserve">  - Monthly April 2026 (01 Apr – 30 Apr 2026, reporting date 30-Apr-2026)</w:t>
+        <w:br/>
+        <w:t xml:space="preserve">  - Weekly W19 2026 (03 May – 09 May 2026, reporting date 09-May-2026)</w:t>
+        <w:br/>
+        <w:t>Report version: v3 (full three-period trend analysis)</w:t>
         <w:br/>
         <w:t>Prepared on: 22 May 2026</w:t>
       </w:r>
@@ -106,7 +114,7 @@
           <w:i w:val="0"/>
           <w:sz w:val="22"/>
         </w:rPr>
-        <w:t>Your current listing is positioned as a generic "Computer Headphone for Meetings" — a phrase that has near-zero monthly search volume on Amazon.in. The Brand Analytics data shows that the top-converting keywords in your category use a very different vocabulary, dominated by 5 recurring terms: "headphones with mic", "headset wired with mic", "noise cancellation", "USB headset", and "office / PC / laptop".</w:t>
+        <w:t>Your current listing is positioned as a generic "Computer Headphone for Meetings" — a phrase that has near-zero search volume on Amazon.in. The Brand Analytics data across three sequential periods (Q1 2026, April 2026, Week 19 May 2026) shows the top-converting keywords use a very different vocabulary, dominated by 5 recurring terms: "headphones with mic", "headset wired with mic", "noise cancellation", "USB headset", and "office / PC / laptop / Teams".</w:t>
       </w:r>
     </w:p>
     <w:p>
@@ -133,7 +141,7 @@
           <w:rFonts w:ascii="Calibri" w:hAnsi="Calibri"/>
           <w:sz w:val="22"/>
         </w:rPr>
-        <w:t>Title does not contain the #1 demand keyword "wired headphones with mic" or its variants.</w:t>
+        <w:t>Title does not contain the #1 demand keyword "wired headphones with mic" (Q1 SFR 1,068, April SFR 2,317, W19 SFR 2,630 — consistently the most-searched relevant query).</w:t>
       </w:r>
     </w:p>
     <w:p>
@@ -146,7 +154,7 @@
           <w:rFonts w:ascii="Calibri" w:hAnsi="Calibri"/>
           <w:sz w:val="22"/>
         </w:rPr>
-        <w:t>No mention of "noise cancellation / noise cancelling mic" — present in 7 of the top 20 converting competitor titles.</w:t>
+        <w:t>No mention of "noise cancellation / noise cancelling mic" — present in 7 of the top 20 converting competitor titles across all three periods.</w:t>
       </w:r>
     </w:p>
     <w:p>
@@ -159,21 +167,22 @@
           <w:rFonts w:ascii="Calibri" w:hAnsi="Calibri"/>
           <w:sz w:val="22"/>
         </w:rPr>
-        <w:t>No mention of platform compatibility ("Teams / Zoom / Google Meet / MS Teams Certified" style copy) — drives high conversion share for Jabra, Amazon Basics, EPOS.</w:t>
+        <w:t>No mention of platform compatibility ("Teams / Zoom / Google Meet / MS Teams") — drives high conversion share for Jabra, Amazon Basics, EPOS.</w:t>
       </w:r>
     </w:p>
     <w:p>
       <w:pPr>
-        <w:spacing w:before="120" w:after="40"/>
+        <w:spacing w:before="160" w:after="40"/>
       </w:pPr>
       <w:r>
         <w:rPr>
           <w:rFonts w:ascii="Calibri" w:hAnsi="Calibri"/>
           <w:b/>
           <w:i w:val="0"/>
+          <w:color w:val="1F4E99"/>
           <w:sz w:val="22"/>
         </w:rPr>
-        <w:t>Expected outcome of applying this report:</w:t>
+        <w:t>Three-period trend findings (NEW in v3):</w:t>
       </w:r>
     </w:p>
     <w:p>
@@ -186,7 +195,7 @@
           <w:rFonts w:ascii="Calibri" w:hAnsi="Calibri"/>
           <w:sz w:val="22"/>
         </w:rPr>
-        <w:t>Indexing on 40+ new high-volume keywords currently absent from your listing.</w:t>
+        <w:t>CONFIRMED LEADERSHIP CHANGE: Boat Bassheads 900 Pro dominated Q1 (likely launch/promo cycle). By April, Logitech H111 and Amazon Basics USB had retaken leadership; W19 confirms this is durable, not a fluke.</w:t>
       </w:r>
     </w:p>
     <w:p>
@@ -199,7 +208,7 @@
           <w:rFonts w:ascii="Calibri" w:hAnsi="Calibri"/>
           <w:sz w:val="22"/>
         </w:rPr>
-        <w:t>Direct competitive positioning against Logitech H111 (B00Y4ORQ46), Amazon Basics Pro USB (B0DG2PVL35) and Boat Bassheads 900 Pro (B0DHDDF5J2) — the three ASINs that own this category.</w:t>
+        <w:t>CATEGORY HAS FRAGMENTED into 3 distinct keyword clusters, each owned by a different brand. See section 2C for the cluster map and which language patterns to mirror for each section of your listing.</w:t>
       </w:r>
     </w:p>
     <w:p>
@@ -212,7 +221,7 @@
           <w:rFonts w:ascii="Calibri" w:hAnsi="Calibri"/>
           <w:sz w:val="22"/>
         </w:rPr>
-        <w:t>Improved click-through rate (CTR) via benefit-first bullet structure that mirrors top-converting listings.</w:t>
+        <w:t>TYPE-C IS A REAL OPPORTUNITY: "type c headphones with mic" (April SFR 78,018) and "headphones wire with mic type c" (April SFR 114,996) are growing — no single brand dominates yet. If your product has Type-C, you can win a defensible position.</w:t>
       </w:r>
     </w:p>
     <w:p>
@@ -226,7 +235,7 @@
           <w:color w:val="0B2C55"/>
           <w:sz w:val="36"/>
         </w:rPr>
-        <w:t>2. Keyword Strategy (from your Weekly W19 Brand Analytics)</w:t>
+        <w:t>2. Three-Period Trend Analysis</w:t>
       </w:r>
     </w:p>
     <w:p>
@@ -241,7 +250,7 @@
           <w:color w:val="555555"/>
           <w:sz w:val="20"/>
         </w:rPr>
-        <w:t>A lower Search Frequency Rank (SFR) means the keyword is searched MORE often. Below is the prioritised list, grouped by intent.</w:t>
+        <w:t>Comparing Q1 2026 (Jan-Mar) → April 2026 → Week 19 (3-9 May) reveals which competitors hold durable share versus those that had a one-off surge. A trend that holds across two consecutive periods is treated as genuine; a one-period spike is treated as noise.</w:t>
       </w:r>
     </w:p>
     <w:p>
@@ -255,7 +264,7 @@
           <w:color w:val="0B2C55"/>
           <w:sz w:val="28"/>
         </w:rPr>
-        <w:t>2A. Tier 1 — Must-include in Title &amp; Bullets (Top 10 by volume)</w:t>
+        <w:t>2A. Click-share movements on the top 10 keywords (3 periods)</w:t>
       </w:r>
     </w:p>
     <w:tbl>
@@ -265,15 +274,16 @@
         <w:tblLook w:firstColumn="1" w:firstRow="1" w:lastColumn="0" w:lastRow="0" w:noHBand="0" w:noVBand="1" w:val="04A0"/>
       </w:tblPr>
       <w:tblGrid>
-        <w:gridCol w:w="2550"/>
-        <w:gridCol w:w="2550"/>
-        <w:gridCol w:w="2550"/>
-        <w:gridCol w:w="2550"/>
+        <w:gridCol w:w="2040"/>
+        <w:gridCol w:w="2040"/>
+        <w:gridCol w:w="2040"/>
+        <w:gridCol w:w="2040"/>
+        <w:gridCol w:w="2040"/>
       </w:tblGrid>
       <w:tr>
         <w:tc>
           <w:tcPr>
-            <w:tcW w:type="dxa" w:w="2550"/>
+            <w:tcW w:type="dxa" w:w="2040"/>
             <w:shd w:val="clear" w:color="auto" w:fill="0B2C55"/>
           </w:tcPr>
           <w:p>
@@ -282,15 +292,15 @@
                 <w:rFonts w:ascii="Calibri" w:hAnsi="Calibri"/>
                 <w:b/>
                 <w:color w:val="FFFFFF"/>
-                <w:sz w:val="18"/>
-              </w:rPr>
-              <w:t>Search Frequency Rank</w:t>
-            </w:r>
-          </w:p>
-        </w:tc>
-        <w:tc>
-          <w:tcPr>
-            <w:tcW w:type="dxa" w:w="2550"/>
+                <w:sz w:val="16"/>
+              </w:rPr>
+              <w:t>Search Term</w:t>
+            </w:r>
+          </w:p>
+        </w:tc>
+        <w:tc>
+          <w:tcPr>
+            <w:tcW w:type="dxa" w:w="2040"/>
             <w:shd w:val="clear" w:color="auto" w:fill="0B2C55"/>
           </w:tcPr>
           <w:p>
@@ -299,15 +309,15 @@
                 <w:rFonts w:ascii="Calibri" w:hAnsi="Calibri"/>
                 <w:b/>
                 <w:color w:val="FFFFFF"/>
-                <w:sz w:val="18"/>
-              </w:rPr>
-              <w:t>Search Term</w:t>
-            </w:r>
-          </w:p>
-        </w:tc>
-        <w:tc>
-          <w:tcPr>
-            <w:tcW w:type="dxa" w:w="2550"/>
+                <w:sz w:val="16"/>
+              </w:rPr>
+              <w:t>Q1 #1 ASIN (Click %)</w:t>
+            </w:r>
+          </w:p>
+        </w:tc>
+        <w:tc>
+          <w:tcPr>
+            <w:tcW w:type="dxa" w:w="2040"/>
             <w:shd w:val="clear" w:color="auto" w:fill="0B2C55"/>
           </w:tcPr>
           <w:p>
@@ -316,15 +326,15 @@
                 <w:rFonts w:ascii="Calibri" w:hAnsi="Calibri"/>
                 <w:b/>
                 <w:color w:val="FFFFFF"/>
-                <w:sz w:val="18"/>
-              </w:rPr>
-              <w:t>Top Brand Winning</w:t>
-            </w:r>
-          </w:p>
-        </w:tc>
-        <w:tc>
-          <w:tcPr>
-            <w:tcW w:type="dxa" w:w="2550"/>
+                <w:sz w:val="16"/>
+              </w:rPr>
+              <w:t>April #1 ASIN (Click %)</w:t>
+            </w:r>
+          </w:p>
+        </w:tc>
+        <w:tc>
+          <w:tcPr>
+            <w:tcW w:type="dxa" w:w="2040"/>
             <w:shd w:val="clear" w:color="auto" w:fill="0B2C55"/>
           </w:tcPr>
           <w:p>
@@ -333,9 +343,26 @@
                 <w:rFonts w:ascii="Calibri" w:hAnsi="Calibri"/>
                 <w:b/>
                 <w:color w:val="FFFFFF"/>
-                <w:sz w:val="18"/>
-              </w:rPr>
-              <w:t>Strategic Note</w:t>
+                <w:sz w:val="16"/>
+              </w:rPr>
+              <w:t>W19 #1 ASIN (Click %)</w:t>
+            </w:r>
+          </w:p>
+        </w:tc>
+        <w:tc>
+          <w:tcPr>
+            <w:tcW w:type="dxa" w:w="2040"/>
+            <w:shd w:val="clear" w:color="auto" w:fill="0B2C55"/>
+          </w:tcPr>
+          <w:p>
+            <w:r>
+              <w:rPr>
+                <w:rFonts w:ascii="Calibri" w:hAnsi="Calibri"/>
+                <w:b/>
+                <w:color w:val="FFFFFF"/>
+                <w:sz w:val="16"/>
+              </w:rPr>
+              <w:t>Verdict</w:t>
             </w:r>
           </w:p>
         </w:tc>
@@ -343,27 +370,13 @@
       <w:tr>
         <w:tc>
           <w:tcPr>
-            <w:tcW w:type="dxa" w:w="2550"/>
-          </w:tcPr>
-          <w:p>
-            <w:r>
-              <w:rPr>
-                <w:rFonts w:ascii="Calibri" w:hAnsi="Calibri"/>
-                <w:sz w:val="18"/>
-              </w:rPr>
-              <w:t>2,630</w:t>
-            </w:r>
-          </w:p>
-        </w:tc>
-        <w:tc>
-          <w:tcPr>
-            <w:tcW w:type="dxa" w:w="2550"/>
-          </w:tcPr>
-          <w:p>
-            <w:r>
-              <w:rPr>
-                <w:rFonts w:ascii="Calibri" w:hAnsi="Calibri"/>
-                <w:sz w:val="18"/>
+            <w:tcW w:type="dxa" w:w="2040"/>
+          </w:tcPr>
+          <w:p>
+            <w:r>
+              <w:rPr>
+                <w:rFonts w:ascii="Calibri" w:hAnsi="Calibri"/>
+                <w:sz w:val="16"/>
               </w:rPr>
               <w:t>headphones wire with mic</w:t>
             </w:r>
@@ -371,29 +384,57 @@
         </w:tc>
         <w:tc>
           <w:tcPr>
-            <w:tcW w:type="dxa" w:w="2550"/>
-          </w:tcPr>
-          <w:p>
-            <w:r>
-              <w:rPr>
-                <w:rFonts w:ascii="Calibri" w:hAnsi="Calibri"/>
-                <w:sz w:val="18"/>
-              </w:rPr>
-              <w:t>boAt / Zebronics / Logitech</w:t>
-            </w:r>
-          </w:p>
-        </w:tc>
-        <w:tc>
-          <w:tcPr>
-            <w:tcW w:type="dxa" w:w="2550"/>
-          </w:tcPr>
-          <w:p>
-            <w:r>
-              <w:rPr>
-                <w:rFonts w:ascii="Calibri" w:hAnsi="Calibri"/>
-                <w:sz w:val="18"/>
-              </w:rPr>
-              <w:t>Highest-volume relevant query in your category. MUST be in title.</w:t>
+            <w:tcW w:type="dxa" w:w="2040"/>
+          </w:tcPr>
+          <w:p>
+            <w:r>
+              <w:rPr>
+                <w:rFonts w:ascii="Calibri" w:hAnsi="Calibri"/>
+                <w:sz w:val="16"/>
+              </w:rPr>
+              <w:t>Boat 900 Pro (10.07%)</w:t>
+            </w:r>
+          </w:p>
+        </w:tc>
+        <w:tc>
+          <w:tcPr>
+            <w:tcW w:type="dxa" w:w="2040"/>
+          </w:tcPr>
+          <w:p>
+            <w:r>
+              <w:rPr>
+                <w:rFonts w:ascii="Calibri" w:hAnsi="Calibri"/>
+                <w:sz w:val="16"/>
+              </w:rPr>
+              <w:t>Logitech H111 (8.29%)</w:t>
+            </w:r>
+          </w:p>
+        </w:tc>
+        <w:tc>
+          <w:tcPr>
+            <w:tcW w:type="dxa" w:w="2040"/>
+          </w:tcPr>
+          <w:p>
+            <w:r>
+              <w:rPr>
+                <w:rFonts w:ascii="Calibri" w:hAnsi="Calibri"/>
+                <w:sz w:val="16"/>
+              </w:rPr>
+              <w:t>Logitech H111 (8.01%)</w:t>
+            </w:r>
+          </w:p>
+        </w:tc>
+        <w:tc>
+          <w:tcPr>
+            <w:tcW w:type="dxa" w:w="2040"/>
+          </w:tcPr>
+          <w:p>
+            <w:r>
+              <w:rPr>
+                <w:rFonts w:ascii="Calibri" w:hAnsi="Calibri"/>
+                <w:sz w:val="16"/>
+              </w:rPr>
+              <w:t>CONFIRMED Logitech leader</w:t>
             </w:r>
           </w:p>
         </w:tc>
@@ -401,57 +442,71 @@
       <w:tr>
         <w:tc>
           <w:tcPr>
-            <w:tcW w:type="dxa" w:w="2550"/>
-          </w:tcPr>
-          <w:p>
-            <w:r>
-              <w:rPr>
-                <w:rFonts w:ascii="Calibri" w:hAnsi="Calibri"/>
-                <w:sz w:val="18"/>
-              </w:rPr>
-              <w:t>9,397</w:t>
-            </w:r>
-          </w:p>
-        </w:tc>
-        <w:tc>
-          <w:tcPr>
-            <w:tcW w:type="dxa" w:w="2550"/>
-          </w:tcPr>
-          <w:p>
-            <w:r>
-              <w:rPr>
-                <w:rFonts w:ascii="Calibri" w:hAnsi="Calibri"/>
-                <w:sz w:val="18"/>
-              </w:rPr>
-              <w:t>headset wired with mic</w:t>
-            </w:r>
-          </w:p>
-        </w:tc>
-        <w:tc>
-          <w:tcPr>
-            <w:tcW w:type="dxa" w:w="2550"/>
-          </w:tcPr>
-          <w:p>
-            <w:r>
-              <w:rPr>
-                <w:rFonts w:ascii="Calibri" w:hAnsi="Calibri"/>
-                <w:sz w:val="18"/>
-              </w:rPr>
-              <w:t>Zebronics / boAt / Logitech</w:t>
-            </w:r>
-          </w:p>
-        </w:tc>
-        <w:tc>
-          <w:tcPr>
-            <w:tcW w:type="dxa" w:w="2550"/>
-          </w:tcPr>
-          <w:p>
-            <w:r>
-              <w:rPr>
-                <w:rFonts w:ascii="Calibri" w:hAnsi="Calibri"/>
-                <w:sz w:val="18"/>
-              </w:rPr>
-              <w:t>Variant of #1 — covers the "headset" search vocabulary.</w:t>
+            <w:tcW w:type="dxa" w:w="2040"/>
+          </w:tcPr>
+          <w:p>
+            <w:r>
+              <w:rPr>
+                <w:rFonts w:ascii="Calibri" w:hAnsi="Calibri"/>
+                <w:sz w:val="16"/>
+              </w:rPr>
+              <w:t>headphones with mic</w:t>
+            </w:r>
+          </w:p>
+        </w:tc>
+        <w:tc>
+          <w:tcPr>
+            <w:tcW w:type="dxa" w:w="2040"/>
+          </w:tcPr>
+          <w:p>
+            <w:r>
+              <w:rPr>
+                <w:rFonts w:ascii="Calibri" w:hAnsi="Calibri"/>
+                <w:sz w:val="16"/>
+              </w:rPr>
+              <w:t>Boat 900 Pro (13.99%)</w:t>
+            </w:r>
+          </w:p>
+        </w:tc>
+        <w:tc>
+          <w:tcPr>
+            <w:tcW w:type="dxa" w:w="2040"/>
+          </w:tcPr>
+          <w:p>
+            <w:r>
+              <w:rPr>
+                <w:rFonts w:ascii="Calibri" w:hAnsi="Calibri"/>
+                <w:sz w:val="16"/>
+              </w:rPr>
+              <w:t>Logitech H111 (9.89%)</w:t>
+            </w:r>
+          </w:p>
+        </w:tc>
+        <w:tc>
+          <w:tcPr>
+            <w:tcW w:type="dxa" w:w="2040"/>
+          </w:tcPr>
+          <w:p>
+            <w:r>
+              <w:rPr>
+                <w:rFonts w:ascii="Calibri" w:hAnsi="Calibri"/>
+                <w:sz w:val="16"/>
+              </w:rPr>
+              <w:t>Zebronics Jet (9.51%)</w:t>
+            </w:r>
+          </w:p>
+        </w:tc>
+        <w:tc>
+          <w:tcPr>
+            <w:tcW w:type="dxa" w:w="2040"/>
+          </w:tcPr>
+          <w:p>
+            <w:r>
+              <w:rPr>
+                <w:rFonts w:ascii="Calibri" w:hAnsi="Calibri"/>
+                <w:sz w:val="16"/>
+              </w:rPr>
+              <w:t>Logitech in Apr; fragmenting</w:t>
             </w:r>
           </w:p>
         </w:tc>
@@ -459,57 +514,71 @@
       <w:tr>
         <w:tc>
           <w:tcPr>
-            <w:tcW w:type="dxa" w:w="2550"/>
-          </w:tcPr>
-          <w:p>
-            <w:r>
-              <w:rPr>
-                <w:rFonts w:ascii="Calibri" w:hAnsi="Calibri"/>
-                <w:sz w:val="18"/>
-              </w:rPr>
-              <w:t>12,674</w:t>
-            </w:r>
-          </w:p>
-        </w:tc>
-        <w:tc>
-          <w:tcPr>
-            <w:tcW w:type="dxa" w:w="2550"/>
-          </w:tcPr>
-          <w:p>
-            <w:r>
-              <w:rPr>
-                <w:rFonts w:ascii="Calibri" w:hAnsi="Calibri"/>
-                <w:sz w:val="18"/>
-              </w:rPr>
-              <w:t>headphones with mic</w:t>
-            </w:r>
-          </w:p>
-        </w:tc>
-        <w:tc>
-          <w:tcPr>
-            <w:tcW w:type="dxa" w:w="2550"/>
-          </w:tcPr>
-          <w:p>
-            <w:r>
-              <w:rPr>
-                <w:rFonts w:ascii="Calibri" w:hAnsi="Calibri"/>
-                <w:sz w:val="18"/>
-              </w:rPr>
-              <w:t>Zebronics / JBL / Logitech</w:t>
-            </w:r>
-          </w:p>
-        </w:tc>
-        <w:tc>
-          <w:tcPr>
-            <w:tcW w:type="dxa" w:w="2550"/>
-          </w:tcPr>
-          <w:p>
-            <w:r>
-              <w:rPr>
-                <w:rFonts w:ascii="Calibri" w:hAnsi="Calibri"/>
-                <w:sz w:val="18"/>
-              </w:rPr>
-              <w:t>Broad money keyword. Include in title and a bullet.</w:t>
+            <w:tcW w:type="dxa" w:w="2040"/>
+          </w:tcPr>
+          <w:p>
+            <w:r>
+              <w:rPr>
+                <w:rFonts w:ascii="Calibri" w:hAnsi="Calibri"/>
+                <w:sz w:val="16"/>
+              </w:rPr>
+              <w:t>headphone with mic for pc</w:t>
+            </w:r>
+          </w:p>
+        </w:tc>
+        <w:tc>
+          <w:tcPr>
+            <w:tcW w:type="dxa" w:w="2040"/>
+          </w:tcPr>
+          <w:p>
+            <w:r>
+              <w:rPr>
+                <w:rFonts w:ascii="Calibri" w:hAnsi="Calibri"/>
+                <w:sz w:val="16"/>
+              </w:rPr>
+              <w:t>Boat 900 Pro (17.97%)</w:t>
+            </w:r>
+          </w:p>
+        </w:tc>
+        <w:tc>
+          <w:tcPr>
+            <w:tcW w:type="dxa" w:w="2040"/>
+          </w:tcPr>
+          <w:p>
+            <w:r>
+              <w:rPr>
+                <w:rFonts w:ascii="Calibri" w:hAnsi="Calibri"/>
+                <w:sz w:val="16"/>
+              </w:rPr>
+              <w:t>Logitech H111 (12.65%)</w:t>
+            </w:r>
+          </w:p>
+        </w:tc>
+        <w:tc>
+          <w:tcPr>
+            <w:tcW w:type="dxa" w:w="2040"/>
+          </w:tcPr>
+          <w:p>
+            <w:r>
+              <w:rPr>
+                <w:rFonts w:ascii="Calibri" w:hAnsi="Calibri"/>
+                <w:sz w:val="16"/>
+              </w:rPr>
+              <w:t>Logitech H111 (12.63%)</w:t>
+            </w:r>
+          </w:p>
+        </w:tc>
+        <w:tc>
+          <w:tcPr>
+            <w:tcW w:type="dxa" w:w="2040"/>
+          </w:tcPr>
+          <w:p>
+            <w:r>
+              <w:rPr>
+                <w:rFonts w:ascii="Calibri" w:hAnsi="Calibri"/>
+                <w:sz w:val="16"/>
+              </w:rPr>
+              <w:t>CONFIRMED Logitech leader</w:t>
             </w:r>
           </w:p>
         </w:tc>
@@ -517,57 +586,71 @@
       <w:tr>
         <w:tc>
           <w:tcPr>
-            <w:tcW w:type="dxa" w:w="2550"/>
-          </w:tcPr>
-          <w:p>
-            <w:r>
-              <w:rPr>
-                <w:rFonts w:ascii="Calibri" w:hAnsi="Calibri"/>
-                <w:sz w:val="18"/>
-              </w:rPr>
-              <w:t>17,519</w:t>
-            </w:r>
-          </w:p>
-        </w:tc>
-        <w:tc>
-          <w:tcPr>
-            <w:tcW w:type="dxa" w:w="2550"/>
-          </w:tcPr>
-          <w:p>
-            <w:r>
-              <w:rPr>
-                <w:rFonts w:ascii="Calibri" w:hAnsi="Calibri"/>
-                <w:sz w:val="18"/>
-              </w:rPr>
-              <w:t>noise cancellation headphones with mic</w:t>
-            </w:r>
-          </w:p>
-        </w:tc>
-        <w:tc>
-          <w:tcPr>
-            <w:tcW w:type="dxa" w:w="2550"/>
-          </w:tcPr>
-          <w:p>
-            <w:r>
-              <w:rPr>
-                <w:rFonts w:ascii="Calibri" w:hAnsi="Calibri"/>
-                <w:sz w:val="18"/>
-              </w:rPr>
-              <w:t>boAt / HP / Sony</w:t>
-            </w:r>
-          </w:p>
-        </w:tc>
-        <w:tc>
-          <w:tcPr>
-            <w:tcW w:type="dxa" w:w="2550"/>
-          </w:tcPr>
-          <w:p>
-            <w:r>
-              <w:rPr>
-                <w:rFonts w:ascii="Calibri" w:hAnsi="Calibri"/>
-                <w:sz w:val="18"/>
-              </w:rPr>
-              <w:t>Add "noise cancellation mic" phrasing — competitors use this verbatim.</w:t>
+            <w:tcW w:type="dxa" w:w="2040"/>
+          </w:tcPr>
+          <w:p>
+            <w:r>
+              <w:rPr>
+                <w:rFonts w:ascii="Calibri" w:hAnsi="Calibri"/>
+                <w:sz w:val="16"/>
+              </w:rPr>
+              <w:t>office headphones with mic</w:t>
+            </w:r>
+          </w:p>
+        </w:tc>
+        <w:tc>
+          <w:tcPr>
+            <w:tcW w:type="dxa" w:w="2040"/>
+          </w:tcPr>
+          <w:p>
+            <w:r>
+              <w:rPr>
+                <w:rFonts w:ascii="Calibri" w:hAnsi="Calibri"/>
+                <w:sz w:val="16"/>
+              </w:rPr>
+              <w:t>Boat 900 Pro (19.46%)</w:t>
+            </w:r>
+          </w:p>
+        </w:tc>
+        <w:tc>
+          <w:tcPr>
+            <w:tcW w:type="dxa" w:w="2040"/>
+          </w:tcPr>
+          <w:p>
+            <w:r>
+              <w:rPr>
+                <w:rFonts w:ascii="Calibri" w:hAnsi="Calibri"/>
+                <w:sz w:val="16"/>
+              </w:rPr>
+              <w:t>Amazon Basics USB (14.22%)</w:t>
+            </w:r>
+          </w:p>
+        </w:tc>
+        <w:tc>
+          <w:tcPr>
+            <w:tcW w:type="dxa" w:w="2040"/>
+          </w:tcPr>
+          <w:p>
+            <w:r>
+              <w:rPr>
+                <w:rFonts w:ascii="Calibri" w:hAnsi="Calibri"/>
+                <w:sz w:val="16"/>
+              </w:rPr>
+              <w:t>Amazon Basics USB (12.77%)</w:t>
+            </w:r>
+          </w:p>
+        </w:tc>
+        <w:tc>
+          <w:tcPr>
+            <w:tcW w:type="dxa" w:w="2040"/>
+          </w:tcPr>
+          <w:p>
+            <w:r>
+              <w:rPr>
+                <w:rFonts w:ascii="Calibri" w:hAnsi="Calibri"/>
+                <w:sz w:val="16"/>
+              </w:rPr>
+              <w:t>CONFIRMED Amazon Basics</w:t>
             </w:r>
           </w:p>
         </w:tc>
@@ -575,57 +658,71 @@
       <w:tr>
         <w:tc>
           <w:tcPr>
-            <w:tcW w:type="dxa" w:w="2550"/>
-          </w:tcPr>
-          <w:p>
-            <w:r>
-              <w:rPr>
-                <w:rFonts w:ascii="Calibri" w:hAnsi="Calibri"/>
-                <w:sz w:val="18"/>
-              </w:rPr>
-              <w:t>18,921</w:t>
-            </w:r>
-          </w:p>
-        </w:tc>
-        <w:tc>
-          <w:tcPr>
-            <w:tcW w:type="dxa" w:w="2550"/>
-          </w:tcPr>
-          <w:p>
-            <w:r>
-              <w:rPr>
-                <w:rFonts w:ascii="Calibri" w:hAnsi="Calibri"/>
-                <w:sz w:val="18"/>
-              </w:rPr>
-              <w:t>headphone with mic for pc</w:t>
-            </w:r>
-          </w:p>
-        </w:tc>
-        <w:tc>
-          <w:tcPr>
-            <w:tcW w:type="dxa" w:w="2550"/>
-          </w:tcPr>
-          <w:p>
-            <w:r>
-              <w:rPr>
-                <w:rFonts w:ascii="Calibri" w:hAnsi="Calibri"/>
-                <w:sz w:val="18"/>
-              </w:rPr>
-              <w:t>Zebronics / Logitech / boAt</w:t>
-            </w:r>
-          </w:p>
-        </w:tc>
-        <w:tc>
-          <w:tcPr>
-            <w:tcW w:type="dxa" w:w="2550"/>
-          </w:tcPr>
-          <w:p>
-            <w:r>
-              <w:rPr>
-                <w:rFonts w:ascii="Calibri" w:hAnsi="Calibri"/>
-                <w:sz w:val="18"/>
-              </w:rPr>
-              <w:t>Pure intent match for your product. Use in title.</w:t>
+            <w:tcW w:type="dxa" w:w="2040"/>
+          </w:tcPr>
+          <w:p>
+            <w:r>
+              <w:rPr>
+                <w:rFonts w:ascii="Calibri" w:hAnsi="Calibri"/>
+                <w:sz w:val="16"/>
+              </w:rPr>
+              <w:t>headset with mic for laptops</w:t>
+            </w:r>
+          </w:p>
+        </w:tc>
+        <w:tc>
+          <w:tcPr>
+            <w:tcW w:type="dxa" w:w="2040"/>
+          </w:tcPr>
+          <w:p>
+            <w:r>
+              <w:rPr>
+                <w:rFonts w:ascii="Calibri" w:hAnsi="Calibri"/>
+                <w:sz w:val="16"/>
+              </w:rPr>
+              <w:t>Boat 900 Pro (19.76%)</w:t>
+            </w:r>
+          </w:p>
+        </w:tc>
+        <w:tc>
+          <w:tcPr>
+            <w:tcW w:type="dxa" w:w="2040"/>
+          </w:tcPr>
+          <w:p>
+            <w:r>
+              <w:rPr>
+                <w:rFonts w:ascii="Calibri" w:hAnsi="Calibri"/>
+                <w:sz w:val="16"/>
+              </w:rPr>
+              <w:t>Logitech H111 (15.88%)</w:t>
+            </w:r>
+          </w:p>
+        </w:tc>
+        <w:tc>
+          <w:tcPr>
+            <w:tcW w:type="dxa" w:w="2040"/>
+          </w:tcPr>
+          <w:p>
+            <w:r>
+              <w:rPr>
+                <w:rFonts w:ascii="Calibri" w:hAnsi="Calibri"/>
+                <w:sz w:val="16"/>
+              </w:rPr>
+              <w:t>Logitech H111 (13.38%)</w:t>
+            </w:r>
+          </w:p>
+        </w:tc>
+        <w:tc>
+          <w:tcPr>
+            <w:tcW w:type="dxa" w:w="2040"/>
+          </w:tcPr>
+          <w:p>
+            <w:r>
+              <w:rPr>
+                <w:rFonts w:ascii="Calibri" w:hAnsi="Calibri"/>
+                <w:sz w:val="16"/>
+              </w:rPr>
+              <w:t>CONFIRMED Logitech leader</w:t>
             </w:r>
           </w:p>
         </w:tc>
@@ -633,57 +730,71 @@
       <w:tr>
         <w:tc>
           <w:tcPr>
-            <w:tcW w:type="dxa" w:w="2550"/>
-          </w:tcPr>
-          <w:p>
-            <w:r>
-              <w:rPr>
-                <w:rFonts w:ascii="Calibri" w:hAnsi="Calibri"/>
-                <w:sz w:val="18"/>
-              </w:rPr>
-              <w:t>48,472</w:t>
-            </w:r>
-          </w:p>
-        </w:tc>
-        <w:tc>
-          <w:tcPr>
-            <w:tcW w:type="dxa" w:w="2550"/>
-          </w:tcPr>
-          <w:p>
-            <w:r>
-              <w:rPr>
-                <w:rFonts w:ascii="Calibri" w:hAnsi="Calibri"/>
-                <w:sz w:val="18"/>
-              </w:rPr>
-              <w:t>office headphones with mic</w:t>
-            </w:r>
-          </w:p>
-        </w:tc>
-        <w:tc>
-          <w:tcPr>
-            <w:tcW w:type="dxa" w:w="2550"/>
-          </w:tcPr>
-          <w:p>
-            <w:r>
-              <w:rPr>
-                <w:rFonts w:ascii="Calibri" w:hAnsi="Calibri"/>
-                <w:sz w:val="18"/>
-              </w:rPr>
-              <w:t>Jabra / Logitech / Amazon Basics</w:t>
-            </w:r>
-          </w:p>
-        </w:tc>
-        <w:tc>
-          <w:tcPr>
-            <w:tcW w:type="dxa" w:w="2550"/>
-          </w:tcPr>
-          <w:p>
-            <w:r>
-              <w:rPr>
-                <w:rFonts w:ascii="Calibri" w:hAnsi="Calibri"/>
-                <w:sz w:val="18"/>
-              </w:rPr>
-              <w:t>Your primary use-case keyword. Belongs in bullet 1.</w:t>
+            <w:tcW w:type="dxa" w:w="2040"/>
+          </w:tcPr>
+          <w:p>
+            <w:r>
+              <w:rPr>
+                <w:rFonts w:ascii="Calibri" w:hAnsi="Calibri"/>
+                <w:sz w:val="16"/>
+              </w:rPr>
+              <w:t>usb headphones with mic</w:t>
+            </w:r>
+          </w:p>
+        </w:tc>
+        <w:tc>
+          <w:tcPr>
+            <w:tcW w:type="dxa" w:w="2040"/>
+          </w:tcPr>
+          <w:p>
+            <w:r>
+              <w:rPr>
+                <w:rFonts w:ascii="Calibri" w:hAnsi="Calibri"/>
+                <w:sz w:val="16"/>
+              </w:rPr>
+              <w:t>Boat 900 Pro (28.71%)</w:t>
+            </w:r>
+          </w:p>
+        </w:tc>
+        <w:tc>
+          <w:tcPr>
+            <w:tcW w:type="dxa" w:w="2040"/>
+          </w:tcPr>
+          <w:p>
+            <w:r>
+              <w:rPr>
+                <w:rFonts w:ascii="Calibri" w:hAnsi="Calibri"/>
+                <w:sz w:val="16"/>
+              </w:rPr>
+              <w:t>Boat 900 Pro (22.50%)</w:t>
+            </w:r>
+          </w:p>
+        </w:tc>
+        <w:tc>
+          <w:tcPr>
+            <w:tcW w:type="dxa" w:w="2040"/>
+          </w:tcPr>
+          <w:p>
+            <w:r>
+              <w:rPr>
+                <w:rFonts w:ascii="Calibri" w:hAnsi="Calibri"/>
+                <w:sz w:val="16"/>
+              </w:rPr>
+              <w:t>Boat 900 Pro (16.44%)</w:t>
+            </w:r>
+          </w:p>
+        </w:tc>
+        <w:tc>
+          <w:tcPr>
+            <w:tcW w:type="dxa" w:w="2040"/>
+          </w:tcPr>
+          <w:p>
+            <w:r>
+              <w:rPr>
+                <w:rFonts w:ascii="Calibri" w:hAnsi="Calibri"/>
+                <w:sz w:val="16"/>
+              </w:rPr>
+              <w:t>Boat held; declining slowly</w:t>
             </w:r>
           </w:p>
         </w:tc>
@@ -691,57 +802,71 @@
       <w:tr>
         <w:tc>
           <w:tcPr>
-            <w:tcW w:type="dxa" w:w="2550"/>
-          </w:tcPr>
-          <w:p>
-            <w:r>
-              <w:rPr>
-                <w:rFonts w:ascii="Calibri" w:hAnsi="Calibri"/>
-                <w:sz w:val="18"/>
-              </w:rPr>
-              <w:t>49,364</w:t>
-            </w:r>
-          </w:p>
-        </w:tc>
-        <w:tc>
-          <w:tcPr>
-            <w:tcW w:type="dxa" w:w="2550"/>
-          </w:tcPr>
-          <w:p>
-            <w:r>
-              <w:rPr>
-                <w:rFonts w:ascii="Calibri" w:hAnsi="Calibri"/>
-                <w:sz w:val="18"/>
-              </w:rPr>
-              <w:t>headset with mic for laptops</w:t>
-            </w:r>
-          </w:p>
-        </w:tc>
-        <w:tc>
-          <w:tcPr>
-            <w:tcW w:type="dxa" w:w="2550"/>
-          </w:tcPr>
-          <w:p>
-            <w:r>
-              <w:rPr>
-                <w:rFonts w:ascii="Calibri" w:hAnsi="Calibri"/>
-                <w:sz w:val="18"/>
-              </w:rPr>
-              <w:t>Logitech / HP / Dyazo</w:t>
-            </w:r>
-          </w:p>
-        </w:tc>
-        <w:tc>
-          <w:tcPr>
-            <w:tcW w:type="dxa" w:w="2550"/>
-          </w:tcPr>
-          <w:p>
-            <w:r>
-              <w:rPr>
-                <w:rFonts w:ascii="Calibri" w:hAnsi="Calibri"/>
-                <w:sz w:val="18"/>
-              </w:rPr>
-              <w:t>Add "laptop" alongside "PC" in copy.</w:t>
+            <w:tcW w:type="dxa" w:w="2040"/>
+          </w:tcPr>
+          <w:p>
+            <w:r>
+              <w:rPr>
+                <w:rFonts w:ascii="Calibri" w:hAnsi="Calibri"/>
+                <w:sz w:val="16"/>
+              </w:rPr>
+              <w:t>noise cancellation headphones with mic</w:t>
+            </w:r>
+          </w:p>
+        </w:tc>
+        <w:tc>
+          <w:tcPr>
+            <w:tcW w:type="dxa" w:w="2040"/>
+          </w:tcPr>
+          <w:p>
+            <w:r>
+              <w:rPr>
+                <w:rFonts w:ascii="Calibri" w:hAnsi="Calibri"/>
+                <w:sz w:val="16"/>
+              </w:rPr>
+              <w:t>Boat 900 Pro (9.69%)</w:t>
+            </w:r>
+          </w:p>
+        </w:tc>
+        <w:tc>
+          <w:tcPr>
+            <w:tcW w:type="dxa" w:w="2040"/>
+          </w:tcPr>
+          <w:p>
+            <w:r>
+              <w:rPr>
+                <w:rFonts w:ascii="Calibri" w:hAnsi="Calibri"/>
+                <w:sz w:val="16"/>
+              </w:rPr>
+              <w:t>Amazon Basics USB (7.95%)</w:t>
+            </w:r>
+          </w:p>
+        </w:tc>
+        <w:tc>
+          <w:tcPr>
+            <w:tcW w:type="dxa" w:w="2040"/>
+          </w:tcPr>
+          <w:p>
+            <w:r>
+              <w:rPr>
+                <w:rFonts w:ascii="Calibri" w:hAnsi="Calibri"/>
+                <w:sz w:val="16"/>
+              </w:rPr>
+              <w:t>Logitech H111 (7.69%)</w:t>
+            </w:r>
+          </w:p>
+        </w:tc>
+        <w:tc>
+          <w:tcPr>
+            <w:tcW w:type="dxa" w:w="2040"/>
+          </w:tcPr>
+          <w:p>
+            <w:r>
+              <w:rPr>
+                <w:rFonts w:ascii="Calibri" w:hAnsi="Calibri"/>
+                <w:sz w:val="16"/>
+              </w:rPr>
+              <w:t>AB in Apr; fragmenting</w:t>
             </w:r>
           </w:p>
         </w:tc>
@@ -749,57 +874,71 @@
       <w:tr>
         <w:tc>
           <w:tcPr>
-            <w:tcW w:type="dxa" w:w="2550"/>
-          </w:tcPr>
-          <w:p>
-            <w:r>
-              <w:rPr>
-                <w:rFonts w:ascii="Calibri" w:hAnsi="Calibri"/>
-                <w:sz w:val="18"/>
-              </w:rPr>
-              <w:t>60,266</w:t>
-            </w:r>
-          </w:p>
-        </w:tc>
-        <w:tc>
-          <w:tcPr>
-            <w:tcW w:type="dxa" w:w="2550"/>
-          </w:tcPr>
-          <w:p>
-            <w:r>
-              <w:rPr>
-                <w:rFonts w:ascii="Calibri" w:hAnsi="Calibri"/>
-                <w:sz w:val="18"/>
-              </w:rPr>
-              <w:t>headset with mic</w:t>
-            </w:r>
-          </w:p>
-        </w:tc>
-        <w:tc>
-          <w:tcPr>
-            <w:tcW w:type="dxa" w:w="2550"/>
-          </w:tcPr>
-          <w:p>
-            <w:r>
-              <w:rPr>
-                <w:rFonts w:ascii="Calibri" w:hAnsi="Calibri"/>
-                <w:sz w:val="18"/>
-              </w:rPr>
-              <w:t>Logitech / boAt / JBL</w:t>
-            </w:r>
-          </w:p>
-        </w:tc>
-        <w:tc>
-          <w:tcPr>
-            <w:tcW w:type="dxa" w:w="2550"/>
-          </w:tcPr>
-          <w:p>
-            <w:r>
-              <w:rPr>
-                <w:rFonts w:ascii="Calibri" w:hAnsi="Calibri"/>
-                <w:sz w:val="18"/>
-              </w:rPr>
-              <w:t>Generic high-volume term. Cover in bullets.</w:t>
+            <w:tcW w:type="dxa" w:w="2040"/>
+          </w:tcPr>
+          <w:p>
+            <w:r>
+              <w:rPr>
+                <w:rFonts w:ascii="Calibri" w:hAnsi="Calibri"/>
+                <w:sz w:val="16"/>
+              </w:rPr>
+              <w:t>headphones for office calls</w:t>
+            </w:r>
+          </w:p>
+        </w:tc>
+        <w:tc>
+          <w:tcPr>
+            <w:tcW w:type="dxa" w:w="2040"/>
+          </w:tcPr>
+          <w:p>
+            <w:r>
+              <w:rPr>
+                <w:rFonts w:ascii="Calibri" w:hAnsi="Calibri"/>
+                <w:sz w:val="16"/>
+              </w:rPr>
+              <w:t>Boat 900 Pro (18.75%)</w:t>
+            </w:r>
+          </w:p>
+        </w:tc>
+        <w:tc>
+          <w:tcPr>
+            <w:tcW w:type="dxa" w:w="2040"/>
+          </w:tcPr>
+          <w:p>
+            <w:r>
+              <w:rPr>
+                <w:rFonts w:ascii="Calibri" w:hAnsi="Calibri"/>
+                <w:sz w:val="16"/>
+              </w:rPr>
+              <w:t>Logitech H111 (12.27%)</w:t>
+            </w:r>
+          </w:p>
+        </w:tc>
+        <w:tc>
+          <w:tcPr>
+            <w:tcW w:type="dxa" w:w="2040"/>
+          </w:tcPr>
+          <w:p>
+            <w:r>
+              <w:rPr>
+                <w:rFonts w:ascii="Calibri" w:hAnsi="Calibri"/>
+                <w:sz w:val="16"/>
+              </w:rPr>
+              <w:t>Amazon Basics USB (12.35%)</w:t>
+            </w:r>
+          </w:p>
+        </w:tc>
+        <w:tc>
+          <w:tcPr>
+            <w:tcW w:type="dxa" w:w="2040"/>
+          </w:tcPr>
+          <w:p>
+            <w:r>
+              <w:rPr>
+                <w:rFonts w:ascii="Calibri" w:hAnsi="Calibri"/>
+                <w:sz w:val="16"/>
+              </w:rPr>
+              <w:t>Office cluster fragmenting</w:t>
             </w:r>
           </w:p>
         </w:tc>
@@ -807,57 +946,71 @@
       <w:tr>
         <w:tc>
           <w:tcPr>
-            <w:tcW w:type="dxa" w:w="2550"/>
-          </w:tcPr>
-          <w:p>
-            <w:r>
-              <w:rPr>
-                <w:rFonts w:ascii="Calibri" w:hAnsi="Calibri"/>
-                <w:sz w:val="18"/>
-              </w:rPr>
-              <w:t>81,447</w:t>
-            </w:r>
-          </w:p>
-        </w:tc>
-        <w:tc>
-          <w:tcPr>
-            <w:tcW w:type="dxa" w:w="2550"/>
-          </w:tcPr>
-          <w:p>
-            <w:r>
-              <w:rPr>
-                <w:rFonts w:ascii="Calibri" w:hAnsi="Calibri"/>
-                <w:sz w:val="18"/>
-              </w:rPr>
-              <w:t>headphones for office calls</w:t>
-            </w:r>
-          </w:p>
-        </w:tc>
-        <w:tc>
-          <w:tcPr>
-            <w:tcW w:type="dxa" w:w="2550"/>
-          </w:tcPr>
-          <w:p>
-            <w:r>
-              <w:rPr>
-                <w:rFonts w:ascii="Calibri" w:hAnsi="Calibri"/>
-                <w:sz w:val="18"/>
-              </w:rPr>
-              <w:t>boAt / EPOS / Logitech</w:t>
-            </w:r>
-          </w:p>
-        </w:tc>
-        <w:tc>
-          <w:tcPr>
-            <w:tcW w:type="dxa" w:w="2550"/>
-          </w:tcPr>
-          <w:p>
-            <w:r>
-              <w:rPr>
-                <w:rFonts w:ascii="Calibri" w:hAnsi="Calibri"/>
-                <w:sz w:val="18"/>
-              </w:rPr>
-              <w:t>Use the phrase "office calls" in bullet 1 or 2.</w:t>
+            <w:tcW w:type="dxa" w:w="2040"/>
+          </w:tcPr>
+          <w:p>
+            <w:r>
+              <w:rPr>
+                <w:rFonts w:ascii="Calibri" w:hAnsi="Calibri"/>
+                <w:sz w:val="16"/>
+              </w:rPr>
+              <w:t>wired headphones with mic</w:t>
+            </w:r>
+          </w:p>
+        </w:tc>
+        <w:tc>
+          <w:tcPr>
+            <w:tcW w:type="dxa" w:w="2040"/>
+          </w:tcPr>
+          <w:p>
+            <w:r>
+              <w:rPr>
+                <w:rFonts w:ascii="Calibri" w:hAnsi="Calibri"/>
+                <w:sz w:val="16"/>
+              </w:rPr>
+              <w:t>Boat 900 Pro (13.61%)</w:t>
+            </w:r>
+          </w:p>
+        </w:tc>
+        <w:tc>
+          <w:tcPr>
+            <w:tcW w:type="dxa" w:w="2040"/>
+          </w:tcPr>
+          <w:p>
+            <w:r>
+              <w:rPr>
+                <w:rFonts w:ascii="Calibri" w:hAnsi="Calibri"/>
+                <w:sz w:val="16"/>
+              </w:rPr>
+              <w:t>Boat 900 Pro (8.93%)</w:t>
+            </w:r>
+          </w:p>
+        </w:tc>
+        <w:tc>
+          <w:tcPr>
+            <w:tcW w:type="dxa" w:w="2040"/>
+          </w:tcPr>
+          <w:p>
+            <w:r>
+              <w:rPr>
+                <w:rFonts w:ascii="Calibri" w:hAnsi="Calibri"/>
+                <w:sz w:val="16"/>
+              </w:rPr>
+              <w:t>Sony MDR-ZX310AP (8.02%)</w:t>
+            </w:r>
+          </w:p>
+        </w:tc>
+        <w:tc>
+          <w:tcPr>
+            <w:tcW w:type="dxa" w:w="2040"/>
+          </w:tcPr>
+          <w:p>
+            <w:r>
+              <w:rPr>
+                <w:rFonts w:ascii="Calibri" w:hAnsi="Calibri"/>
+                <w:sz w:val="16"/>
+              </w:rPr>
+              <w:t>Boat lost ~5 pts; volatile</w:t>
             </w:r>
           </w:p>
         </w:tc>
@@ -865,57 +1018,2429 @@
       <w:tr>
         <w:tc>
           <w:tcPr>
-            <w:tcW w:type="dxa" w:w="2550"/>
-          </w:tcPr>
-          <w:p>
-            <w:r>
-              <w:rPr>
-                <w:rFonts w:ascii="Calibri" w:hAnsi="Calibri"/>
-                <w:sz w:val="18"/>
-              </w:rPr>
-              <w:t>82,943</w:t>
-            </w:r>
-          </w:p>
-        </w:tc>
-        <w:tc>
-          <w:tcPr>
-            <w:tcW w:type="dxa" w:w="2550"/>
-          </w:tcPr>
-          <w:p>
-            <w:r>
-              <w:rPr>
-                <w:rFonts w:ascii="Calibri" w:hAnsi="Calibri"/>
-                <w:sz w:val="18"/>
-              </w:rPr>
-              <w:t>headphone with microphone</w:t>
-            </w:r>
-          </w:p>
-        </w:tc>
-        <w:tc>
-          <w:tcPr>
-            <w:tcW w:type="dxa" w:w="2550"/>
-          </w:tcPr>
-          <w:p>
-            <w:r>
-              <w:rPr>
-                <w:rFonts w:ascii="Calibri" w:hAnsi="Calibri"/>
-                <w:sz w:val="18"/>
-              </w:rPr>
-              <w:t>Logitech / boAt / Zebronics</w:t>
-            </w:r>
-          </w:p>
-        </w:tc>
-        <w:tc>
-          <w:tcPr>
-            <w:tcW w:type="dxa" w:w="2550"/>
-          </w:tcPr>
-          <w:p>
-            <w:r>
-              <w:rPr>
-                <w:rFonts w:ascii="Calibri" w:hAnsi="Calibri"/>
-                <w:sz w:val="18"/>
-              </w:rPr>
-              <w:t>Long-form variant. Include "microphone" once spelled out.</w:t>
+            <w:tcW w:type="dxa" w:w="2040"/>
+          </w:tcPr>
+          <w:p>
+            <w:r>
+              <w:rPr>
+                <w:rFonts w:ascii="Calibri" w:hAnsi="Calibri"/>
+                <w:sz w:val="16"/>
+              </w:rPr>
+              <w:t>headphones for pc</w:t>
+            </w:r>
+          </w:p>
+        </w:tc>
+        <w:tc>
+          <w:tcPr>
+            <w:tcW w:type="dxa" w:w="2040"/>
+          </w:tcPr>
+          <w:p>
+            <w:r>
+              <w:rPr>
+                <w:rFonts w:ascii="Calibri" w:hAnsi="Calibri"/>
+                <w:sz w:val="16"/>
+              </w:rPr>
+              <w:t>Boat 900 Pro (10.72%)</w:t>
+            </w:r>
+          </w:p>
+        </w:tc>
+        <w:tc>
+          <w:tcPr>
+            <w:tcW w:type="dxa" w:w="2040"/>
+          </w:tcPr>
+          <w:p>
+            <w:r>
+              <w:rPr>
+                <w:rFonts w:ascii="Calibri" w:hAnsi="Calibri"/>
+                <w:sz w:val="16"/>
+              </w:rPr>
+              <w:t>Zebronics Zeb-200HM (12.76%)</w:t>
+            </w:r>
+          </w:p>
+        </w:tc>
+        <w:tc>
+          <w:tcPr>
+            <w:tcW w:type="dxa" w:w="2040"/>
+          </w:tcPr>
+          <w:p>
+            <w:r>
+              <w:rPr>
+                <w:rFonts w:ascii="Calibri" w:hAnsi="Calibri"/>
+                <w:sz w:val="16"/>
+              </w:rPr>
+              <w:t>Zebronics Jet (14.47%)</w:t>
+            </w:r>
+          </w:p>
+        </w:tc>
+        <w:tc>
+          <w:tcPr>
+            <w:tcW w:type="dxa" w:w="2040"/>
+          </w:tcPr>
+          <w:p>
+            <w:r>
+              <w:rPr>
+                <w:rFonts w:ascii="Calibri" w:hAnsi="Calibri"/>
+                <w:sz w:val="16"/>
+              </w:rPr>
+              <w:t>CONFIRMED Zebronics leader</w:t>
+            </w:r>
+          </w:p>
+        </w:tc>
+      </w:tr>
+    </w:tbl>
+    <w:p/>
+    <w:p>
+      <w:pPr>
+        <w:spacing w:before="80" w:after="40"/>
+      </w:pPr>
+      <w:r>
+        <w:rPr>
+          <w:rFonts w:ascii="Calibri" w:hAnsi="Calibri"/>
+          <w:b/>
+          <w:i w:val="0"/>
+          <w:color w:val="1F4E99"/>
+          <w:sz w:val="22"/>
+        </w:rPr>
+        <w:t>What this means strategically:</w:t>
+      </w:r>
+    </w:p>
+    <w:p>
+      <w:pPr>
+        <w:pStyle w:val="ListBullet"/>
+        <w:spacing w:after="40"/>
+      </w:pPr>
+      <w:r>
+        <w:rPr>
+          <w:rFonts w:ascii="Calibri" w:hAnsi="Calibri"/>
+          <w:sz w:val="22"/>
+        </w:rPr>
+        <w:t>Boat Bassheads 900 Pro had a Q1 launch promo / featured-deal cycle that ended by April. By W19 its share had decayed by 5-12 percentage points across most non-USB queries.</w:t>
+      </w:r>
+    </w:p>
+    <w:p>
+      <w:pPr>
+        <w:pStyle w:val="ListBullet"/>
+        <w:spacing w:after="40"/>
+      </w:pPr>
+      <w:r>
+        <w:rPr>
+          <w:rFonts w:ascii="Calibri" w:hAnsi="Calibri"/>
+          <w:sz w:val="22"/>
+        </w:rPr>
+        <w:t>Three brands now share leadership: Logitech (H111 model on PC/laptop/generic queries), Amazon Basics (Pro USB on office/NC queries), and Zebronics (Zeb-200HM/Jet on pure PC queries).</w:t>
+      </w:r>
+    </w:p>
+    <w:p>
+      <w:pPr>
+        <w:pStyle w:val="ListBullet"/>
+        <w:spacing w:after="40"/>
+      </w:pPr>
+      <w:r>
+        <w:rPr>
+          <w:rFonts w:ascii="Calibri" w:hAnsi="Calibri"/>
+          <w:sz w:val="22"/>
+        </w:rPr>
+        <w:t>Boat held on USB-specific queries — "USB Type-A Compatibility" is still pulling strong intent. Mention USB-A explicitly in your title.</w:t>
+      </w:r>
+    </w:p>
+    <w:p>
+      <w:pPr>
+        <w:pStyle w:val="ListBullet"/>
+        <w:spacing w:after="40"/>
+      </w:pPr>
+      <w:r>
+        <w:rPr>
+          <w:rFonts w:ascii="Calibri" w:hAnsi="Calibri"/>
+          <w:sz w:val="22"/>
+        </w:rPr>
+        <w:t>Your listing must mirror the LANGUAGE of the durable winners (Logitech + Amazon Basics + Zebronics). See Section 4.</w:t>
+      </w:r>
+    </w:p>
+    <w:p>
+      <w:pPr>
+        <w:spacing w:before="160" w:after="80"/>
+      </w:pPr>
+      <w:r>
+        <w:rPr>
+          <w:rFonts w:ascii="Calibri" w:hAnsi="Calibri"/>
+          <w:b/>
+          <w:color w:val="0B2C55"/>
+          <w:sz w:val="28"/>
+        </w:rPr>
+        <w:t>2B. Volume comparison — keywords ranked by April SFR (most current monthly view)</w:t>
+      </w:r>
+    </w:p>
+    <w:p>
+      <w:pPr>
+        <w:spacing w:before="0" w:after="120"/>
+      </w:pPr>
+      <w:r>
+        <w:rPr>
+          <w:rFonts w:ascii="Calibri" w:hAnsi="Calibri"/>
+          <w:b w:val="0"/>
+          <w:i/>
+          <w:color w:val="555555"/>
+          <w:sz w:val="20"/>
+        </w:rPr>
+        <w:t>A keyword that has a low SFR across all three periods is a high-confidence priority. SFR lower = searched more.</w:t>
+      </w:r>
+    </w:p>
+    <w:tbl>
+      <w:tblPr>
+        <w:tblStyle w:val="LightGrid-Accent1"/>
+        <w:tblW w:type="auto" w:w="0"/>
+        <w:tblLook w:firstColumn="1" w:firstRow="1" w:lastColumn="0" w:lastRow="0" w:noHBand="0" w:noVBand="1" w:val="04A0"/>
+      </w:tblPr>
+      <w:tblGrid>
+        <w:gridCol w:w="2040"/>
+        <w:gridCol w:w="2040"/>
+        <w:gridCol w:w="2040"/>
+        <w:gridCol w:w="2040"/>
+        <w:gridCol w:w="2040"/>
+      </w:tblGrid>
+      <w:tr>
+        <w:tc>
+          <w:tcPr>
+            <w:tcW w:type="dxa" w:w="2040"/>
+            <w:shd w:val="clear" w:color="auto" w:fill="0B2C55"/>
+          </w:tcPr>
+          <w:p>
+            <w:r>
+              <w:rPr>
+                <w:rFonts w:ascii="Calibri" w:hAnsi="Calibri"/>
+                <w:b/>
+                <w:color w:val="FFFFFF"/>
+                <w:sz w:val="16"/>
+              </w:rPr>
+              <w:t>Search Term</w:t>
+            </w:r>
+          </w:p>
+        </w:tc>
+        <w:tc>
+          <w:tcPr>
+            <w:tcW w:type="dxa" w:w="2040"/>
+            <w:shd w:val="clear" w:color="auto" w:fill="0B2C55"/>
+          </w:tcPr>
+          <w:p>
+            <w:r>
+              <w:rPr>
+                <w:rFonts w:ascii="Calibri" w:hAnsi="Calibri"/>
+                <w:b/>
+                <w:color w:val="FFFFFF"/>
+                <w:sz w:val="16"/>
+              </w:rPr>
+              <w:t>Q1 SFR</w:t>
+            </w:r>
+          </w:p>
+        </w:tc>
+        <w:tc>
+          <w:tcPr>
+            <w:tcW w:type="dxa" w:w="2040"/>
+            <w:shd w:val="clear" w:color="auto" w:fill="0B2C55"/>
+          </w:tcPr>
+          <w:p>
+            <w:r>
+              <w:rPr>
+                <w:rFonts w:ascii="Calibri" w:hAnsi="Calibri"/>
+                <w:b/>
+                <w:color w:val="FFFFFF"/>
+                <w:sz w:val="16"/>
+              </w:rPr>
+              <w:t>April SFR</w:t>
+            </w:r>
+          </w:p>
+        </w:tc>
+        <w:tc>
+          <w:tcPr>
+            <w:tcW w:type="dxa" w:w="2040"/>
+            <w:shd w:val="clear" w:color="auto" w:fill="0B2C55"/>
+          </w:tcPr>
+          <w:p>
+            <w:r>
+              <w:rPr>
+                <w:rFonts w:ascii="Calibri" w:hAnsi="Calibri"/>
+                <w:b/>
+                <w:color w:val="FFFFFF"/>
+                <w:sz w:val="16"/>
+              </w:rPr>
+              <w:t>W19 SFR</w:t>
+            </w:r>
+          </w:p>
+        </w:tc>
+        <w:tc>
+          <w:tcPr>
+            <w:tcW w:type="dxa" w:w="2040"/>
+            <w:shd w:val="clear" w:color="auto" w:fill="0B2C55"/>
+          </w:tcPr>
+          <w:p>
+            <w:r>
+              <w:rPr>
+                <w:rFonts w:ascii="Calibri" w:hAnsi="Calibri"/>
+                <w:b/>
+                <w:color w:val="FFFFFF"/>
+                <w:sz w:val="16"/>
+              </w:rPr>
+              <w:t>Confidence</w:t>
+            </w:r>
+          </w:p>
+        </w:tc>
+      </w:tr>
+      <w:tr>
+        <w:tc>
+          <w:tcPr>
+            <w:tcW w:type="dxa" w:w="2040"/>
+          </w:tcPr>
+          <w:p>
+            <w:r>
+              <w:rPr>
+                <w:rFonts w:ascii="Calibri" w:hAnsi="Calibri"/>
+                <w:sz w:val="16"/>
+              </w:rPr>
+              <w:t>headphones wire with mic</w:t>
+            </w:r>
+          </w:p>
+        </w:tc>
+        <w:tc>
+          <w:tcPr>
+            <w:tcW w:type="dxa" w:w="2040"/>
+          </w:tcPr>
+          <w:p>
+            <w:r>
+              <w:rPr>
+                <w:rFonts w:ascii="Calibri" w:hAnsi="Calibri"/>
+                <w:sz w:val="16"/>
+              </w:rPr>
+              <w:t>1,068</w:t>
+            </w:r>
+          </w:p>
+        </w:tc>
+        <w:tc>
+          <w:tcPr>
+            <w:tcW w:type="dxa" w:w="2040"/>
+          </w:tcPr>
+          <w:p>
+            <w:r>
+              <w:rPr>
+                <w:rFonts w:ascii="Calibri" w:hAnsi="Calibri"/>
+                <w:sz w:val="16"/>
+              </w:rPr>
+              <w:t>2,317</w:t>
+            </w:r>
+          </w:p>
+        </w:tc>
+        <w:tc>
+          <w:tcPr>
+            <w:tcW w:type="dxa" w:w="2040"/>
+          </w:tcPr>
+          <w:p>
+            <w:r>
+              <w:rPr>
+                <w:rFonts w:ascii="Calibri" w:hAnsi="Calibri"/>
+                <w:sz w:val="16"/>
+              </w:rPr>
+              <w:t>2,630</w:t>
+            </w:r>
+          </w:p>
+        </w:tc>
+        <w:tc>
+          <w:tcPr>
+            <w:tcW w:type="dxa" w:w="2040"/>
+          </w:tcPr>
+          <w:p>
+            <w:r>
+              <w:rPr>
+                <w:rFonts w:ascii="Calibri" w:hAnsi="Calibri"/>
+                <w:sz w:val="16"/>
+              </w:rPr>
+              <w:t>TIER 1 (top in all 3)</w:t>
+            </w:r>
+          </w:p>
+        </w:tc>
+      </w:tr>
+      <w:tr>
+        <w:tc>
+          <w:tcPr>
+            <w:tcW w:type="dxa" w:w="2040"/>
+          </w:tcPr>
+          <w:p>
+            <w:r>
+              <w:rPr>
+                <w:rFonts w:ascii="Calibri" w:hAnsi="Calibri"/>
+                <w:sz w:val="16"/>
+              </w:rPr>
+              <w:t>jabra headset with mic</w:t>
+            </w:r>
+          </w:p>
+        </w:tc>
+        <w:tc>
+          <w:tcPr>
+            <w:tcW w:type="dxa" w:w="2040"/>
+          </w:tcPr>
+          <w:p>
+            <w:r>
+              <w:rPr>
+                <w:rFonts w:ascii="Calibri" w:hAnsi="Calibri"/>
+                <w:sz w:val="16"/>
+              </w:rPr>
+              <w:t>7,453</w:t>
+            </w:r>
+          </w:p>
+        </w:tc>
+        <w:tc>
+          <w:tcPr>
+            <w:tcW w:type="dxa" w:w="2040"/>
+          </w:tcPr>
+          <w:p>
+            <w:r>
+              <w:rPr>
+                <w:rFonts w:ascii="Calibri" w:hAnsi="Calibri"/>
+                <w:sz w:val="16"/>
+              </w:rPr>
+              <w:t>7,817</w:t>
+            </w:r>
+          </w:p>
+        </w:tc>
+        <w:tc>
+          <w:tcPr>
+            <w:tcW w:type="dxa" w:w="2040"/>
+          </w:tcPr>
+          <w:p>
+            <w:r>
+              <w:rPr>
+                <w:rFonts w:ascii="Calibri" w:hAnsi="Calibri"/>
+                <w:sz w:val="16"/>
+              </w:rPr>
+              <w:t>7,422</w:t>
+            </w:r>
+          </w:p>
+        </w:tc>
+        <w:tc>
+          <w:tcPr>
+            <w:tcW w:type="dxa" w:w="2040"/>
+          </w:tcPr>
+          <w:p>
+            <w:r>
+              <w:rPr>
+                <w:rFonts w:ascii="Calibri" w:hAnsi="Calibri"/>
+                <w:sz w:val="16"/>
+              </w:rPr>
+              <w:t>TIER 1 (branded)</w:t>
+            </w:r>
+          </w:p>
+        </w:tc>
+      </w:tr>
+      <w:tr>
+        <w:tc>
+          <w:tcPr>
+            <w:tcW w:type="dxa" w:w="2040"/>
+          </w:tcPr>
+          <w:p>
+            <w:r>
+              <w:rPr>
+                <w:rFonts w:ascii="Calibri" w:hAnsi="Calibri"/>
+                <w:sz w:val="16"/>
+              </w:rPr>
+              <w:t>headset wired with mic</w:t>
+            </w:r>
+          </w:p>
+        </w:tc>
+        <w:tc>
+          <w:tcPr>
+            <w:tcW w:type="dxa" w:w="2040"/>
+          </w:tcPr>
+          <w:p>
+            <w:r>
+              <w:rPr>
+                <w:rFonts w:ascii="Calibri" w:hAnsi="Calibri"/>
+                <w:sz w:val="16"/>
+              </w:rPr>
+              <w:t>12,389</w:t>
+            </w:r>
+          </w:p>
+        </w:tc>
+        <w:tc>
+          <w:tcPr>
+            <w:tcW w:type="dxa" w:w="2040"/>
+          </w:tcPr>
+          <w:p>
+            <w:r>
+              <w:rPr>
+                <w:rFonts w:ascii="Calibri" w:hAnsi="Calibri"/>
+                <w:sz w:val="16"/>
+              </w:rPr>
+              <w:t>10,299</w:t>
+            </w:r>
+          </w:p>
+        </w:tc>
+        <w:tc>
+          <w:tcPr>
+            <w:tcW w:type="dxa" w:w="2040"/>
+          </w:tcPr>
+          <w:p>
+            <w:r>
+              <w:rPr>
+                <w:rFonts w:ascii="Calibri" w:hAnsi="Calibri"/>
+                <w:sz w:val="16"/>
+              </w:rPr>
+              <w:t>9,397</w:t>
+            </w:r>
+          </w:p>
+        </w:tc>
+        <w:tc>
+          <w:tcPr>
+            <w:tcW w:type="dxa" w:w="2040"/>
+          </w:tcPr>
+          <w:p>
+            <w:r>
+              <w:rPr>
+                <w:rFonts w:ascii="Calibri" w:hAnsi="Calibri"/>
+                <w:sz w:val="16"/>
+              </w:rPr>
+              <w:t>TIER 1</w:t>
+            </w:r>
+          </w:p>
+        </w:tc>
+      </w:tr>
+      <w:tr>
+        <w:tc>
+          <w:tcPr>
+            <w:tcW w:type="dxa" w:w="2040"/>
+          </w:tcPr>
+          <w:p>
+            <w:r>
+              <w:rPr>
+                <w:rFonts w:ascii="Calibri" w:hAnsi="Calibri"/>
+                <w:sz w:val="16"/>
+              </w:rPr>
+              <w:t>headphones with mic</w:t>
+            </w:r>
+          </w:p>
+        </w:tc>
+        <w:tc>
+          <w:tcPr>
+            <w:tcW w:type="dxa" w:w="2040"/>
+          </w:tcPr>
+          <w:p>
+            <w:r>
+              <w:rPr>
+                <w:rFonts w:ascii="Calibri" w:hAnsi="Calibri"/>
+                <w:sz w:val="16"/>
+              </w:rPr>
+              <w:t>15,452</w:t>
+            </w:r>
+          </w:p>
+        </w:tc>
+        <w:tc>
+          <w:tcPr>
+            <w:tcW w:type="dxa" w:w="2040"/>
+          </w:tcPr>
+          <w:p>
+            <w:r>
+              <w:rPr>
+                <w:rFonts w:ascii="Calibri" w:hAnsi="Calibri"/>
+                <w:sz w:val="16"/>
+              </w:rPr>
+              <w:t>13,286</w:t>
+            </w:r>
+          </w:p>
+        </w:tc>
+        <w:tc>
+          <w:tcPr>
+            <w:tcW w:type="dxa" w:w="2040"/>
+          </w:tcPr>
+          <w:p>
+            <w:r>
+              <w:rPr>
+                <w:rFonts w:ascii="Calibri" w:hAnsi="Calibri"/>
+                <w:sz w:val="16"/>
+              </w:rPr>
+              <w:t>12,674</w:t>
+            </w:r>
+          </w:p>
+        </w:tc>
+        <w:tc>
+          <w:tcPr>
+            <w:tcW w:type="dxa" w:w="2040"/>
+          </w:tcPr>
+          <w:p>
+            <w:r>
+              <w:rPr>
+                <w:rFonts w:ascii="Calibri" w:hAnsi="Calibri"/>
+                <w:sz w:val="16"/>
+              </w:rPr>
+              <w:t>TIER 1</w:t>
+            </w:r>
+          </w:p>
+        </w:tc>
+      </w:tr>
+      <w:tr>
+        <w:tc>
+          <w:tcPr>
+            <w:tcW w:type="dxa" w:w="2040"/>
+          </w:tcPr>
+          <w:p>
+            <w:r>
+              <w:rPr>
+                <w:rFonts w:ascii="Calibri" w:hAnsi="Calibri"/>
+                <w:sz w:val="16"/>
+              </w:rPr>
+              <w:t>noise cancellation headphones with mic</w:t>
+            </w:r>
+          </w:p>
+        </w:tc>
+        <w:tc>
+          <w:tcPr>
+            <w:tcW w:type="dxa" w:w="2040"/>
+          </w:tcPr>
+          <w:p>
+            <w:r>
+              <w:rPr>
+                <w:rFonts w:ascii="Calibri" w:hAnsi="Calibri"/>
+                <w:sz w:val="16"/>
+              </w:rPr>
+              <w:t>14,079</w:t>
+            </w:r>
+          </w:p>
+        </w:tc>
+        <w:tc>
+          <w:tcPr>
+            <w:tcW w:type="dxa" w:w="2040"/>
+          </w:tcPr>
+          <w:p>
+            <w:r>
+              <w:rPr>
+                <w:rFonts w:ascii="Calibri" w:hAnsi="Calibri"/>
+                <w:sz w:val="16"/>
+              </w:rPr>
+              <w:t>16,453</w:t>
+            </w:r>
+          </w:p>
+        </w:tc>
+        <w:tc>
+          <w:tcPr>
+            <w:tcW w:type="dxa" w:w="2040"/>
+          </w:tcPr>
+          <w:p>
+            <w:r>
+              <w:rPr>
+                <w:rFonts w:ascii="Calibri" w:hAnsi="Calibri"/>
+                <w:sz w:val="16"/>
+              </w:rPr>
+              <w:t>17,519</w:t>
+            </w:r>
+          </w:p>
+        </w:tc>
+        <w:tc>
+          <w:tcPr>
+            <w:tcW w:type="dxa" w:w="2040"/>
+          </w:tcPr>
+          <w:p>
+            <w:r>
+              <w:rPr>
+                <w:rFonts w:ascii="Calibri" w:hAnsi="Calibri"/>
+                <w:sz w:val="16"/>
+              </w:rPr>
+              <w:t>TIER 1</w:t>
+            </w:r>
+          </w:p>
+        </w:tc>
+      </w:tr>
+      <w:tr>
+        <w:tc>
+          <w:tcPr>
+            <w:tcW w:type="dxa" w:w="2040"/>
+          </w:tcPr>
+          <w:p>
+            <w:r>
+              <w:rPr>
+                <w:rFonts w:ascii="Calibri" w:hAnsi="Calibri"/>
+                <w:sz w:val="16"/>
+              </w:rPr>
+              <w:t>logitech headphones with mic</w:t>
+            </w:r>
+          </w:p>
+        </w:tc>
+        <w:tc>
+          <w:tcPr>
+            <w:tcW w:type="dxa" w:w="2040"/>
+          </w:tcPr>
+          <w:p>
+            <w:r>
+              <w:rPr>
+                <w:rFonts w:ascii="Calibri" w:hAnsi="Calibri"/>
+                <w:sz w:val="16"/>
+              </w:rPr>
+              <w:t>19,957</w:t>
+            </w:r>
+          </w:p>
+        </w:tc>
+        <w:tc>
+          <w:tcPr>
+            <w:tcW w:type="dxa" w:w="2040"/>
+          </w:tcPr>
+          <w:p>
+            <w:r>
+              <w:rPr>
+                <w:rFonts w:ascii="Calibri" w:hAnsi="Calibri"/>
+                <w:sz w:val="16"/>
+              </w:rPr>
+              <w:t>17,917</w:t>
+            </w:r>
+          </w:p>
+        </w:tc>
+        <w:tc>
+          <w:tcPr>
+            <w:tcW w:type="dxa" w:w="2040"/>
+          </w:tcPr>
+          <w:p>
+            <w:r>
+              <w:rPr>
+                <w:rFonts w:ascii="Calibri" w:hAnsi="Calibri"/>
+                <w:sz w:val="16"/>
+              </w:rPr>
+              <w:t>15,229</w:t>
+            </w:r>
+          </w:p>
+        </w:tc>
+        <w:tc>
+          <w:tcPr>
+            <w:tcW w:type="dxa" w:w="2040"/>
+          </w:tcPr>
+          <w:p>
+            <w:r>
+              <w:rPr>
+                <w:rFonts w:ascii="Calibri" w:hAnsi="Calibri"/>
+                <w:sz w:val="16"/>
+              </w:rPr>
+              <w:t>TIER 1 (branded)</w:t>
+            </w:r>
+          </w:p>
+        </w:tc>
+      </w:tr>
+      <w:tr>
+        <w:tc>
+          <w:tcPr>
+            <w:tcW w:type="dxa" w:w="2040"/>
+          </w:tcPr>
+          <w:p>
+            <w:r>
+              <w:rPr>
+                <w:rFonts w:ascii="Calibri" w:hAnsi="Calibri"/>
+                <w:sz w:val="16"/>
+              </w:rPr>
+              <w:t>headphone with mic for pc</w:t>
+            </w:r>
+          </w:p>
+        </w:tc>
+        <w:tc>
+          <w:tcPr>
+            <w:tcW w:type="dxa" w:w="2040"/>
+          </w:tcPr>
+          <w:p>
+            <w:r>
+              <w:rPr>
+                <w:rFonts w:ascii="Calibri" w:hAnsi="Calibri"/>
+                <w:sz w:val="16"/>
+              </w:rPr>
+              <w:t>36,087</w:t>
+            </w:r>
+          </w:p>
+        </w:tc>
+        <w:tc>
+          <w:tcPr>
+            <w:tcW w:type="dxa" w:w="2040"/>
+          </w:tcPr>
+          <w:p>
+            <w:r>
+              <w:rPr>
+                <w:rFonts w:ascii="Calibri" w:hAnsi="Calibri"/>
+                <w:sz w:val="16"/>
+              </w:rPr>
+              <w:t>21,915</w:t>
+            </w:r>
+          </w:p>
+        </w:tc>
+        <w:tc>
+          <w:tcPr>
+            <w:tcW w:type="dxa" w:w="2040"/>
+          </w:tcPr>
+          <w:p>
+            <w:r>
+              <w:rPr>
+                <w:rFonts w:ascii="Calibri" w:hAnsi="Calibri"/>
+                <w:sz w:val="16"/>
+              </w:rPr>
+              <w:t>18,921</w:t>
+            </w:r>
+          </w:p>
+        </w:tc>
+        <w:tc>
+          <w:tcPr>
+            <w:tcW w:type="dxa" w:w="2040"/>
+          </w:tcPr>
+          <w:p>
+            <w:r>
+              <w:rPr>
+                <w:rFonts w:ascii="Calibri" w:hAnsi="Calibri"/>
+                <w:sz w:val="16"/>
+              </w:rPr>
+              <w:t>TIER 1 (rising fast)</w:t>
+            </w:r>
+          </w:p>
+        </w:tc>
+      </w:tr>
+      <w:tr>
+        <w:tc>
+          <w:tcPr>
+            <w:tcW w:type="dxa" w:w="2040"/>
+          </w:tcPr>
+          <w:p>
+            <w:r>
+              <w:rPr>
+                <w:rFonts w:ascii="Calibri" w:hAnsi="Calibri"/>
+                <w:sz w:val="16"/>
+              </w:rPr>
+              <w:t>office bluetooth headphones</w:t>
+            </w:r>
+          </w:p>
+        </w:tc>
+        <w:tc>
+          <w:tcPr>
+            <w:tcW w:type="dxa" w:w="2040"/>
+          </w:tcPr>
+          <w:p>
+            <w:r>
+              <w:rPr>
+                <w:rFonts w:ascii="Calibri" w:hAnsi="Calibri"/>
+                <w:sz w:val="16"/>
+              </w:rPr>
+              <w:t>36,230</w:t>
+            </w:r>
+          </w:p>
+        </w:tc>
+        <w:tc>
+          <w:tcPr>
+            <w:tcW w:type="dxa" w:w="2040"/>
+          </w:tcPr>
+          <w:p>
+            <w:r>
+              <w:rPr>
+                <w:rFonts w:ascii="Calibri" w:hAnsi="Calibri"/>
+                <w:sz w:val="16"/>
+              </w:rPr>
+              <w:t>22,321</w:t>
+            </w:r>
+          </w:p>
+        </w:tc>
+        <w:tc>
+          <w:tcPr>
+            <w:tcW w:type="dxa" w:w="2040"/>
+          </w:tcPr>
+          <w:p>
+            <w:r>
+              <w:rPr>
+                <w:rFonts w:ascii="Calibri" w:hAnsi="Calibri"/>
+                <w:sz w:val="16"/>
+              </w:rPr>
+              <w:t>25,524</w:t>
+            </w:r>
+          </w:p>
+        </w:tc>
+        <w:tc>
+          <w:tcPr>
+            <w:tcW w:type="dxa" w:w="2040"/>
+          </w:tcPr>
+          <w:p>
+            <w:r>
+              <w:rPr>
+                <w:rFonts w:ascii="Calibri" w:hAnsi="Calibri"/>
+                <w:sz w:val="16"/>
+              </w:rPr>
+              <w:t>TIER 1</w:t>
+            </w:r>
+          </w:p>
+        </w:tc>
+      </w:tr>
+      <w:tr>
+        <w:tc>
+          <w:tcPr>
+            <w:tcW w:type="dxa" w:w="2040"/>
+          </w:tcPr>
+          <w:p>
+            <w:r>
+              <w:rPr>
+                <w:rFonts w:ascii="Calibri" w:hAnsi="Calibri"/>
+                <w:sz w:val="16"/>
+              </w:rPr>
+              <w:t>boat wired headphones with mic</w:t>
+            </w:r>
+          </w:p>
+        </w:tc>
+        <w:tc>
+          <w:tcPr>
+            <w:tcW w:type="dxa" w:w="2040"/>
+          </w:tcPr>
+          <w:p>
+            <w:r>
+              <w:rPr>
+                <w:rFonts w:ascii="Calibri" w:hAnsi="Calibri"/>
+                <w:sz w:val="16"/>
+              </w:rPr>
+              <w:t>23,377</w:t>
+            </w:r>
+          </w:p>
+        </w:tc>
+        <w:tc>
+          <w:tcPr>
+            <w:tcW w:type="dxa" w:w="2040"/>
+          </w:tcPr>
+          <w:p>
+            <w:r>
+              <w:rPr>
+                <w:rFonts w:ascii="Calibri" w:hAnsi="Calibri"/>
+                <w:sz w:val="16"/>
+              </w:rPr>
+              <w:t>28,820</w:t>
+            </w:r>
+          </w:p>
+        </w:tc>
+        <w:tc>
+          <w:tcPr>
+            <w:tcW w:type="dxa" w:w="2040"/>
+          </w:tcPr>
+          <w:p>
+            <w:r>
+              <w:rPr>
+                <w:rFonts w:ascii="Calibri" w:hAnsi="Calibri"/>
+                <w:sz w:val="16"/>
+              </w:rPr>
+              <w:t>24,250</w:t>
+            </w:r>
+          </w:p>
+        </w:tc>
+        <w:tc>
+          <w:tcPr>
+            <w:tcW w:type="dxa" w:w="2040"/>
+          </w:tcPr>
+          <w:p>
+            <w:r>
+              <w:rPr>
+                <w:rFonts w:ascii="Calibri" w:hAnsi="Calibri"/>
+                <w:sz w:val="16"/>
+              </w:rPr>
+              <w:t>TIER 1 (branded)</w:t>
+            </w:r>
+          </w:p>
+        </w:tc>
+      </w:tr>
+      <w:tr>
+        <w:tc>
+          <w:tcPr>
+            <w:tcW w:type="dxa" w:w="2040"/>
+          </w:tcPr>
+          <w:p>
+            <w:r>
+              <w:rPr>
+                <w:rFonts w:ascii="Calibri" w:hAnsi="Calibri"/>
+                <w:sz w:val="16"/>
+              </w:rPr>
+              <w:t>headphone with mic</w:t>
+            </w:r>
+          </w:p>
+        </w:tc>
+        <w:tc>
+          <w:tcPr>
+            <w:tcW w:type="dxa" w:w="2040"/>
+          </w:tcPr>
+          <w:p>
+            <w:r>
+              <w:rPr>
+                <w:rFonts w:ascii="Calibri" w:hAnsi="Calibri"/>
+                <w:sz w:val="16"/>
+              </w:rPr>
+              <w:t>38,512</w:t>
+            </w:r>
+          </w:p>
+        </w:tc>
+        <w:tc>
+          <w:tcPr>
+            <w:tcW w:type="dxa" w:w="2040"/>
+          </w:tcPr>
+          <w:p>
+            <w:r>
+              <w:rPr>
+                <w:rFonts w:ascii="Calibri" w:hAnsi="Calibri"/>
+                <w:sz w:val="16"/>
+              </w:rPr>
+              <w:t>31,455</w:t>
+            </w:r>
+          </w:p>
+        </w:tc>
+        <w:tc>
+          <w:tcPr>
+            <w:tcW w:type="dxa" w:w="2040"/>
+          </w:tcPr>
+          <w:p>
+            <w:r>
+              <w:rPr>
+                <w:rFonts w:ascii="Calibri" w:hAnsi="Calibri"/>
+                <w:sz w:val="16"/>
+              </w:rPr>
+              <w:t>32,066</w:t>
+            </w:r>
+          </w:p>
+        </w:tc>
+        <w:tc>
+          <w:tcPr>
+            <w:tcW w:type="dxa" w:w="2040"/>
+          </w:tcPr>
+          <w:p>
+            <w:r>
+              <w:rPr>
+                <w:rFonts w:ascii="Calibri" w:hAnsi="Calibri"/>
+                <w:sz w:val="16"/>
+              </w:rPr>
+              <w:t>TIER 1</w:t>
+            </w:r>
+          </w:p>
+        </w:tc>
+      </w:tr>
+      <w:tr>
+        <w:tc>
+          <w:tcPr>
+            <w:tcW w:type="dxa" w:w="2040"/>
+          </w:tcPr>
+          <w:p>
+            <w:r>
+              <w:rPr>
+                <w:rFonts w:ascii="Calibri" w:hAnsi="Calibri"/>
+                <w:sz w:val="16"/>
+              </w:rPr>
+              <w:t>jbl quantum 100</w:t>
+            </w:r>
+          </w:p>
+        </w:tc>
+        <w:tc>
+          <w:tcPr>
+            <w:tcW w:type="dxa" w:w="2040"/>
+          </w:tcPr>
+          <w:p>
+            <w:r>
+              <w:rPr>
+                <w:rFonts w:ascii="Calibri" w:hAnsi="Calibri"/>
+                <w:sz w:val="16"/>
+              </w:rPr>
+              <w:t>36,663</w:t>
+            </w:r>
+          </w:p>
+        </w:tc>
+        <w:tc>
+          <w:tcPr>
+            <w:tcW w:type="dxa" w:w="2040"/>
+          </w:tcPr>
+          <w:p>
+            <w:r>
+              <w:rPr>
+                <w:rFonts w:ascii="Calibri" w:hAnsi="Calibri"/>
+                <w:sz w:val="16"/>
+              </w:rPr>
+              <w:t>36,339</w:t>
+            </w:r>
+          </w:p>
+        </w:tc>
+        <w:tc>
+          <w:tcPr>
+            <w:tcW w:type="dxa" w:w="2040"/>
+          </w:tcPr>
+          <w:p>
+            <w:r>
+              <w:rPr>
+                <w:rFonts w:ascii="Calibri" w:hAnsi="Calibri"/>
+                <w:sz w:val="16"/>
+              </w:rPr>
+              <w:t>35,657</w:t>
+            </w:r>
+          </w:p>
+        </w:tc>
+        <w:tc>
+          <w:tcPr>
+            <w:tcW w:type="dxa" w:w="2040"/>
+          </w:tcPr>
+          <w:p>
+            <w:r>
+              <w:rPr>
+                <w:rFonts w:ascii="Calibri" w:hAnsi="Calibri"/>
+                <w:sz w:val="16"/>
+              </w:rPr>
+              <w:t>TIER 2 (branded)</w:t>
+            </w:r>
+          </w:p>
+        </w:tc>
+      </w:tr>
+      <w:tr>
+        <w:tc>
+          <w:tcPr>
+            <w:tcW w:type="dxa" w:w="2040"/>
+          </w:tcPr>
+          <w:p>
+            <w:r>
+              <w:rPr>
+                <w:rFonts w:ascii="Calibri" w:hAnsi="Calibri"/>
+                <w:sz w:val="16"/>
+              </w:rPr>
+              <w:t>usb headphones with mic</w:t>
+            </w:r>
+          </w:p>
+        </w:tc>
+        <w:tc>
+          <w:tcPr>
+            <w:tcW w:type="dxa" w:w="2040"/>
+          </w:tcPr>
+          <w:p>
+            <w:r>
+              <w:rPr>
+                <w:rFonts w:ascii="Calibri" w:hAnsi="Calibri"/>
+                <w:sz w:val="16"/>
+              </w:rPr>
+              <w:t>40,854</w:t>
+            </w:r>
+          </w:p>
+        </w:tc>
+        <w:tc>
+          <w:tcPr>
+            <w:tcW w:type="dxa" w:w="2040"/>
+          </w:tcPr>
+          <w:p>
+            <w:r>
+              <w:rPr>
+                <w:rFonts w:ascii="Calibri" w:hAnsi="Calibri"/>
+                <w:sz w:val="16"/>
+              </w:rPr>
+              <w:t>39,790</w:t>
+            </w:r>
+          </w:p>
+        </w:tc>
+        <w:tc>
+          <w:tcPr>
+            <w:tcW w:type="dxa" w:w="2040"/>
+          </w:tcPr>
+          <w:p>
+            <w:r>
+              <w:rPr>
+                <w:rFonts w:ascii="Calibri" w:hAnsi="Calibri"/>
+                <w:sz w:val="16"/>
+              </w:rPr>
+              <w:t>35,755</w:t>
+            </w:r>
+          </w:p>
+        </w:tc>
+        <w:tc>
+          <w:tcPr>
+            <w:tcW w:type="dxa" w:w="2040"/>
+          </w:tcPr>
+          <w:p>
+            <w:r>
+              <w:rPr>
+                <w:rFonts w:ascii="Calibri" w:hAnsi="Calibri"/>
+                <w:sz w:val="16"/>
+              </w:rPr>
+              <w:t>TIER 1</w:t>
+            </w:r>
+          </w:p>
+        </w:tc>
+      </w:tr>
+      <w:tr>
+        <w:tc>
+          <w:tcPr>
+            <w:tcW w:type="dxa" w:w="2040"/>
+          </w:tcPr>
+          <w:p>
+            <w:r>
+              <w:rPr>
+                <w:rFonts w:ascii="Calibri" w:hAnsi="Calibri"/>
+                <w:sz w:val="16"/>
+              </w:rPr>
+              <w:t>jbl headphones wired</w:t>
+            </w:r>
+          </w:p>
+        </w:tc>
+        <w:tc>
+          <w:tcPr>
+            <w:tcW w:type="dxa" w:w="2040"/>
+          </w:tcPr>
+          <w:p>
+            <w:r>
+              <w:rPr>
+                <w:rFonts w:ascii="Calibri" w:hAnsi="Calibri"/>
+                <w:sz w:val="16"/>
+              </w:rPr>
+              <w:t>31,435</w:t>
+            </w:r>
+          </w:p>
+        </w:tc>
+        <w:tc>
+          <w:tcPr>
+            <w:tcW w:type="dxa" w:w="2040"/>
+          </w:tcPr>
+          <w:p>
+            <w:r>
+              <w:rPr>
+                <w:rFonts w:ascii="Calibri" w:hAnsi="Calibri"/>
+                <w:sz w:val="16"/>
+              </w:rPr>
+              <w:t>40,639</w:t>
+            </w:r>
+          </w:p>
+        </w:tc>
+        <w:tc>
+          <w:tcPr>
+            <w:tcW w:type="dxa" w:w="2040"/>
+          </w:tcPr>
+          <w:p>
+            <w:r>
+              <w:rPr>
+                <w:rFonts w:ascii="Calibri" w:hAnsi="Calibri"/>
+                <w:sz w:val="16"/>
+              </w:rPr>
+              <w:t>39,796</w:t>
+            </w:r>
+          </w:p>
+        </w:tc>
+        <w:tc>
+          <w:tcPr>
+            <w:tcW w:type="dxa" w:w="2040"/>
+          </w:tcPr>
+          <w:p>
+            <w:r>
+              <w:rPr>
+                <w:rFonts w:ascii="Calibri" w:hAnsi="Calibri"/>
+                <w:sz w:val="16"/>
+              </w:rPr>
+              <w:t>TIER 2 (branded)</w:t>
+            </w:r>
+          </w:p>
+        </w:tc>
+      </w:tr>
+      <w:tr>
+        <w:tc>
+          <w:tcPr>
+            <w:tcW w:type="dxa" w:w="2040"/>
+          </w:tcPr>
+          <w:p>
+            <w:r>
+              <w:rPr>
+                <w:rFonts w:ascii="Calibri" w:hAnsi="Calibri"/>
+                <w:sz w:val="16"/>
+              </w:rPr>
+              <w:t>jabra</w:t>
+            </w:r>
+          </w:p>
+        </w:tc>
+        <w:tc>
+          <w:tcPr>
+            <w:tcW w:type="dxa" w:w="2040"/>
+          </w:tcPr>
+          <w:p>
+            <w:r>
+              <w:rPr>
+                <w:rFonts w:ascii="Calibri" w:hAnsi="Calibri"/>
+                <w:sz w:val="16"/>
+              </w:rPr>
+              <w:t>40,562</w:t>
+            </w:r>
+          </w:p>
+        </w:tc>
+        <w:tc>
+          <w:tcPr>
+            <w:tcW w:type="dxa" w:w="2040"/>
+          </w:tcPr>
+          <w:p>
+            <w:r>
+              <w:rPr>
+                <w:rFonts w:ascii="Calibri" w:hAnsi="Calibri"/>
+                <w:sz w:val="16"/>
+              </w:rPr>
+              <w:t>42,714</w:t>
+            </w:r>
+          </w:p>
+        </w:tc>
+        <w:tc>
+          <w:tcPr>
+            <w:tcW w:type="dxa" w:w="2040"/>
+          </w:tcPr>
+          <w:p>
+            <w:r>
+              <w:rPr>
+                <w:rFonts w:ascii="Calibri" w:hAnsi="Calibri"/>
+                <w:sz w:val="16"/>
+              </w:rPr>
+              <w:t>44,018</w:t>
+            </w:r>
+          </w:p>
+        </w:tc>
+        <w:tc>
+          <w:tcPr>
+            <w:tcW w:type="dxa" w:w="2040"/>
+          </w:tcPr>
+          <w:p>
+            <w:r>
+              <w:rPr>
+                <w:rFonts w:ascii="Calibri" w:hAnsi="Calibri"/>
+                <w:sz w:val="16"/>
+              </w:rPr>
+              <w:t>TIER 2 (branded)</w:t>
+            </w:r>
+          </w:p>
+        </w:tc>
+      </w:tr>
+      <w:tr>
+        <w:tc>
+          <w:tcPr>
+            <w:tcW w:type="dxa" w:w="2040"/>
+          </w:tcPr>
+          <w:p>
+            <w:r>
+              <w:rPr>
+                <w:rFonts w:ascii="Calibri" w:hAnsi="Calibri"/>
+                <w:sz w:val="16"/>
+              </w:rPr>
+              <w:t>amazon basics headphones</w:t>
+            </w:r>
+          </w:p>
+        </w:tc>
+        <w:tc>
+          <w:tcPr>
+            <w:tcW w:type="dxa" w:w="2040"/>
+          </w:tcPr>
+          <w:p>
+            <w:r>
+              <w:rPr>
+                <w:rFonts w:ascii="Calibri" w:hAnsi="Calibri"/>
+                <w:sz w:val="16"/>
+              </w:rPr>
+              <w:t>43,585</w:t>
+            </w:r>
+          </w:p>
+        </w:tc>
+        <w:tc>
+          <w:tcPr>
+            <w:tcW w:type="dxa" w:w="2040"/>
+          </w:tcPr>
+          <w:p>
+            <w:r>
+              <w:rPr>
+                <w:rFonts w:ascii="Calibri" w:hAnsi="Calibri"/>
+                <w:sz w:val="16"/>
+              </w:rPr>
+              <w:t>52,051</w:t>
+            </w:r>
+          </w:p>
+        </w:tc>
+        <w:tc>
+          <w:tcPr>
+            <w:tcW w:type="dxa" w:w="2040"/>
+          </w:tcPr>
+          <w:p>
+            <w:r>
+              <w:rPr>
+                <w:rFonts w:ascii="Calibri" w:hAnsi="Calibri"/>
+                <w:sz w:val="16"/>
+              </w:rPr>
+              <w:t>41,777</w:t>
+            </w:r>
+          </w:p>
+        </w:tc>
+        <w:tc>
+          <w:tcPr>
+            <w:tcW w:type="dxa" w:w="2040"/>
+          </w:tcPr>
+          <w:p>
+            <w:r>
+              <w:rPr>
+                <w:rFonts w:ascii="Calibri" w:hAnsi="Calibri"/>
+                <w:sz w:val="16"/>
+              </w:rPr>
+              <w:t>TIER 2 (branded)</w:t>
+            </w:r>
+          </w:p>
+        </w:tc>
+      </w:tr>
+      <w:tr>
+        <w:tc>
+          <w:tcPr>
+            <w:tcW w:type="dxa" w:w="2040"/>
+          </w:tcPr>
+          <w:p>
+            <w:r>
+              <w:rPr>
+                <w:rFonts w:ascii="Calibri" w:hAnsi="Calibri"/>
+                <w:sz w:val="16"/>
+              </w:rPr>
+              <w:t>jbl wired headphones</w:t>
+            </w:r>
+          </w:p>
+        </w:tc>
+        <w:tc>
+          <w:tcPr>
+            <w:tcW w:type="dxa" w:w="2040"/>
+          </w:tcPr>
+          <w:p>
+            <w:r>
+              <w:rPr>
+                <w:rFonts w:ascii="Calibri" w:hAnsi="Calibri"/>
+                <w:sz w:val="16"/>
+              </w:rPr>
+              <w:t>55,305</w:t>
+            </w:r>
+          </w:p>
+        </w:tc>
+        <w:tc>
+          <w:tcPr>
+            <w:tcW w:type="dxa" w:w="2040"/>
+          </w:tcPr>
+          <w:p>
+            <w:r>
+              <w:rPr>
+                <w:rFonts w:ascii="Calibri" w:hAnsi="Calibri"/>
+                <w:sz w:val="16"/>
+              </w:rPr>
+              <w:t>65,278</w:t>
+            </w:r>
+          </w:p>
+        </w:tc>
+        <w:tc>
+          <w:tcPr>
+            <w:tcW w:type="dxa" w:w="2040"/>
+          </w:tcPr>
+          <w:p>
+            <w:r>
+              <w:rPr>
+                <w:rFonts w:ascii="Calibri" w:hAnsi="Calibri"/>
+                <w:sz w:val="16"/>
+              </w:rPr>
+              <w:t>58,176</w:t>
+            </w:r>
+          </w:p>
+        </w:tc>
+        <w:tc>
+          <w:tcPr>
+            <w:tcW w:type="dxa" w:w="2040"/>
+          </w:tcPr>
+          <w:p>
+            <w:r>
+              <w:rPr>
+                <w:rFonts w:ascii="Calibri" w:hAnsi="Calibri"/>
+                <w:sz w:val="16"/>
+              </w:rPr>
+              <w:t>TIER 2 (branded)</w:t>
+            </w:r>
+          </w:p>
+        </w:tc>
+      </w:tr>
+      <w:tr>
+        <w:tc>
+          <w:tcPr>
+            <w:tcW w:type="dxa" w:w="2040"/>
+          </w:tcPr>
+          <w:p>
+            <w:r>
+              <w:rPr>
+                <w:rFonts w:ascii="Calibri" w:hAnsi="Calibri"/>
+                <w:sz w:val="16"/>
+              </w:rPr>
+              <w:t>office headphones with mic</w:t>
+            </w:r>
+          </w:p>
+        </w:tc>
+        <w:tc>
+          <w:tcPr>
+            <w:tcW w:type="dxa" w:w="2040"/>
+          </w:tcPr>
+          <w:p>
+            <w:r>
+              <w:rPr>
+                <w:rFonts w:ascii="Calibri" w:hAnsi="Calibri"/>
+                <w:sz w:val="16"/>
+              </w:rPr>
+              <w:t>68,795</w:t>
+            </w:r>
+          </w:p>
+        </w:tc>
+        <w:tc>
+          <w:tcPr>
+            <w:tcW w:type="dxa" w:w="2040"/>
+          </w:tcPr>
+          <w:p>
+            <w:r>
+              <w:rPr>
+                <w:rFonts w:ascii="Calibri" w:hAnsi="Calibri"/>
+                <w:sz w:val="16"/>
+              </w:rPr>
+              <w:t>57,122</w:t>
+            </w:r>
+          </w:p>
+        </w:tc>
+        <w:tc>
+          <w:tcPr>
+            <w:tcW w:type="dxa" w:w="2040"/>
+          </w:tcPr>
+          <w:p>
+            <w:r>
+              <w:rPr>
+                <w:rFonts w:ascii="Calibri" w:hAnsi="Calibri"/>
+                <w:sz w:val="16"/>
+              </w:rPr>
+              <w:t>48,472</w:t>
+            </w:r>
+          </w:p>
+        </w:tc>
+        <w:tc>
+          <w:tcPr>
+            <w:tcW w:type="dxa" w:w="2040"/>
+          </w:tcPr>
+          <w:p>
+            <w:r>
+              <w:rPr>
+                <w:rFonts w:ascii="Calibri" w:hAnsi="Calibri"/>
+                <w:sz w:val="16"/>
+              </w:rPr>
+              <w:t>TIER 1 (rising)</w:t>
+            </w:r>
+          </w:p>
+        </w:tc>
+      </w:tr>
+      <w:tr>
+        <w:tc>
+          <w:tcPr>
+            <w:tcW w:type="dxa" w:w="2040"/>
+          </w:tcPr>
+          <w:p>
+            <w:r>
+              <w:rPr>
+                <w:rFonts w:ascii="Calibri" w:hAnsi="Calibri"/>
+                <w:sz w:val="16"/>
+              </w:rPr>
+              <w:t>headset with mic for laptops</w:t>
+            </w:r>
+          </w:p>
+        </w:tc>
+        <w:tc>
+          <w:tcPr>
+            <w:tcW w:type="dxa" w:w="2040"/>
+          </w:tcPr>
+          <w:p>
+            <w:r>
+              <w:rPr>
+                <w:rFonts w:ascii="Calibri" w:hAnsi="Calibri"/>
+                <w:sz w:val="16"/>
+              </w:rPr>
+              <w:t>62,628</w:t>
+            </w:r>
+          </w:p>
+        </w:tc>
+        <w:tc>
+          <w:tcPr>
+            <w:tcW w:type="dxa" w:w="2040"/>
+          </w:tcPr>
+          <w:p>
+            <w:r>
+              <w:rPr>
+                <w:rFonts w:ascii="Calibri" w:hAnsi="Calibri"/>
+                <w:sz w:val="16"/>
+              </w:rPr>
+              <w:t>61,759</w:t>
+            </w:r>
+          </w:p>
+        </w:tc>
+        <w:tc>
+          <w:tcPr>
+            <w:tcW w:type="dxa" w:w="2040"/>
+          </w:tcPr>
+          <w:p>
+            <w:r>
+              <w:rPr>
+                <w:rFonts w:ascii="Calibri" w:hAnsi="Calibri"/>
+                <w:sz w:val="16"/>
+              </w:rPr>
+              <w:t>49,364</w:t>
+            </w:r>
+          </w:p>
+        </w:tc>
+        <w:tc>
+          <w:tcPr>
+            <w:tcW w:type="dxa" w:w="2040"/>
+          </w:tcPr>
+          <w:p>
+            <w:r>
+              <w:rPr>
+                <w:rFonts w:ascii="Calibri" w:hAnsi="Calibri"/>
+                <w:sz w:val="16"/>
+              </w:rPr>
+              <w:t>TIER 1 (rising)</w:t>
+            </w:r>
+          </w:p>
+        </w:tc>
+      </w:tr>
+      <w:tr>
+        <w:tc>
+          <w:tcPr>
+            <w:tcW w:type="dxa" w:w="2040"/>
+          </w:tcPr>
+          <w:p>
+            <w:r>
+              <w:rPr>
+                <w:rFonts w:ascii="Calibri" w:hAnsi="Calibri"/>
+                <w:sz w:val="16"/>
+              </w:rPr>
+              <w:t>headset with mic</w:t>
+            </w:r>
+          </w:p>
+        </w:tc>
+        <w:tc>
+          <w:tcPr>
+            <w:tcW w:type="dxa" w:w="2040"/>
+          </w:tcPr>
+          <w:p>
+            <w:r>
+              <w:rPr>
+                <w:rFonts w:ascii="Calibri" w:hAnsi="Calibri"/>
+                <w:sz w:val="16"/>
+              </w:rPr>
+              <w:t>72,671</w:t>
+            </w:r>
+          </w:p>
+        </w:tc>
+        <w:tc>
+          <w:tcPr>
+            <w:tcW w:type="dxa" w:w="2040"/>
+          </w:tcPr>
+          <w:p>
+            <w:r>
+              <w:rPr>
+                <w:rFonts w:ascii="Calibri" w:hAnsi="Calibri"/>
+                <w:sz w:val="16"/>
+              </w:rPr>
+              <w:t>61,827</w:t>
+            </w:r>
+          </w:p>
+        </w:tc>
+        <w:tc>
+          <w:tcPr>
+            <w:tcW w:type="dxa" w:w="2040"/>
+          </w:tcPr>
+          <w:p>
+            <w:r>
+              <w:rPr>
+                <w:rFonts w:ascii="Calibri" w:hAnsi="Calibri"/>
+                <w:sz w:val="16"/>
+              </w:rPr>
+              <w:t>60,266</w:t>
+            </w:r>
+          </w:p>
+        </w:tc>
+        <w:tc>
+          <w:tcPr>
+            <w:tcW w:type="dxa" w:w="2040"/>
+          </w:tcPr>
+          <w:p>
+            <w:r>
+              <w:rPr>
+                <w:rFonts w:ascii="Calibri" w:hAnsi="Calibri"/>
+                <w:sz w:val="16"/>
+              </w:rPr>
+              <w:t>TIER 1</w:t>
+            </w:r>
+          </w:p>
+        </w:tc>
+      </w:tr>
+      <w:tr>
+        <w:tc>
+          <w:tcPr>
+            <w:tcW w:type="dxa" w:w="2040"/>
+          </w:tcPr>
+          <w:p>
+            <w:r>
+              <w:rPr>
+                <w:rFonts w:ascii="Calibri" w:hAnsi="Calibri"/>
+                <w:sz w:val="16"/>
+              </w:rPr>
+              <w:t>wired headphones with mic</w:t>
+            </w:r>
+          </w:p>
+        </w:tc>
+        <w:tc>
+          <w:tcPr>
+            <w:tcW w:type="dxa" w:w="2040"/>
+          </w:tcPr>
+          <w:p>
+            <w:r>
+              <w:rPr>
+                <w:rFonts w:ascii="Calibri" w:hAnsi="Calibri"/>
+                <w:sz w:val="16"/>
+              </w:rPr>
+              <w:t>68,047</w:t>
+            </w:r>
+          </w:p>
+        </w:tc>
+        <w:tc>
+          <w:tcPr>
+            <w:tcW w:type="dxa" w:w="2040"/>
+          </w:tcPr>
+          <w:p>
+            <w:r>
+              <w:rPr>
+                <w:rFonts w:ascii="Calibri" w:hAnsi="Calibri"/>
+                <w:sz w:val="16"/>
+              </w:rPr>
+              <w:t>57,997</w:t>
+            </w:r>
+          </w:p>
+        </w:tc>
+        <w:tc>
+          <w:tcPr>
+            <w:tcW w:type="dxa" w:w="2040"/>
+          </w:tcPr>
+          <w:p>
+            <w:r>
+              <w:rPr>
+                <w:rFonts w:ascii="Calibri" w:hAnsi="Calibri"/>
+                <w:sz w:val="16"/>
+              </w:rPr>
+              <w:t>55,993</w:t>
+            </w:r>
+          </w:p>
+        </w:tc>
+        <w:tc>
+          <w:tcPr>
+            <w:tcW w:type="dxa" w:w="2040"/>
+          </w:tcPr>
+          <w:p>
+            <w:r>
+              <w:rPr>
+                <w:rFonts w:ascii="Calibri" w:hAnsi="Calibri"/>
+                <w:sz w:val="16"/>
+              </w:rPr>
+              <w:t>TIER 1</w:t>
+            </w:r>
+          </w:p>
+        </w:tc>
+      </w:tr>
+      <w:tr>
+        <w:tc>
+          <w:tcPr>
+            <w:tcW w:type="dxa" w:w="2040"/>
+          </w:tcPr>
+          <w:p>
+            <w:r>
+              <w:rPr>
+                <w:rFonts w:ascii="Calibri" w:hAnsi="Calibri"/>
+                <w:sz w:val="16"/>
+              </w:rPr>
+              <w:t>type c headphones with mic</w:t>
+            </w:r>
+          </w:p>
+        </w:tc>
+        <w:tc>
+          <w:tcPr>
+            <w:tcW w:type="dxa" w:w="2040"/>
+          </w:tcPr>
+          <w:p>
+            <w:r>
+              <w:rPr>
+                <w:rFonts w:ascii="Calibri" w:hAnsi="Calibri"/>
+                <w:sz w:val="16"/>
+              </w:rPr>
+              <w:t>N/A</w:t>
+            </w:r>
+          </w:p>
+        </w:tc>
+        <w:tc>
+          <w:tcPr>
+            <w:tcW w:type="dxa" w:w="2040"/>
+          </w:tcPr>
+          <w:p>
+            <w:r>
+              <w:rPr>
+                <w:rFonts w:ascii="Calibri" w:hAnsi="Calibri"/>
+                <w:sz w:val="16"/>
+              </w:rPr>
+              <w:t>78,018</w:t>
+            </w:r>
+          </w:p>
+        </w:tc>
+        <w:tc>
+          <w:tcPr>
+            <w:tcW w:type="dxa" w:w="2040"/>
+          </w:tcPr>
+          <w:p>
+            <w:r>
+              <w:rPr>
+                <w:rFonts w:ascii="Calibri" w:hAnsi="Calibri"/>
+                <w:sz w:val="16"/>
+              </w:rPr>
+              <w:t>N/A</w:t>
+            </w:r>
+          </w:p>
+        </w:tc>
+        <w:tc>
+          <w:tcPr>
+            <w:tcW w:type="dxa" w:w="2040"/>
+          </w:tcPr>
+          <w:p>
+            <w:r>
+              <w:rPr>
+                <w:rFonts w:ascii="Calibri" w:hAnsi="Calibri"/>
+                <w:sz w:val="16"/>
+              </w:rPr>
+              <w:t>TIER 2 NEW (Type-C trend)</w:t>
+            </w:r>
+          </w:p>
+        </w:tc>
+      </w:tr>
+      <w:tr>
+        <w:tc>
+          <w:tcPr>
+            <w:tcW w:type="dxa" w:w="2040"/>
+          </w:tcPr>
+          <w:p>
+            <w:r>
+              <w:rPr>
+                <w:rFonts w:ascii="Calibri" w:hAnsi="Calibri"/>
+                <w:sz w:val="16"/>
+              </w:rPr>
+              <w:t>headphones for office calls</w:t>
+            </w:r>
+          </w:p>
+        </w:tc>
+        <w:tc>
+          <w:tcPr>
+            <w:tcW w:type="dxa" w:w="2040"/>
+          </w:tcPr>
+          <w:p>
+            <w:r>
+              <w:rPr>
+                <w:rFonts w:ascii="Calibri" w:hAnsi="Calibri"/>
+                <w:sz w:val="16"/>
+              </w:rPr>
+              <w:t>118,998</w:t>
+            </w:r>
+          </w:p>
+        </w:tc>
+        <w:tc>
+          <w:tcPr>
+            <w:tcW w:type="dxa" w:w="2040"/>
+          </w:tcPr>
+          <w:p>
+            <w:r>
+              <w:rPr>
+                <w:rFonts w:ascii="Calibri" w:hAnsi="Calibri"/>
+                <w:sz w:val="16"/>
+              </w:rPr>
+              <w:t>97,403</w:t>
+            </w:r>
+          </w:p>
+        </w:tc>
+        <w:tc>
+          <w:tcPr>
+            <w:tcW w:type="dxa" w:w="2040"/>
+          </w:tcPr>
+          <w:p>
+            <w:r>
+              <w:rPr>
+                <w:rFonts w:ascii="Calibri" w:hAnsi="Calibri"/>
+                <w:sz w:val="16"/>
+              </w:rPr>
+              <w:t>81,447</w:t>
+            </w:r>
+          </w:p>
+        </w:tc>
+        <w:tc>
+          <w:tcPr>
+            <w:tcW w:type="dxa" w:w="2040"/>
+          </w:tcPr>
+          <w:p>
+            <w:r>
+              <w:rPr>
+                <w:rFonts w:ascii="Calibri" w:hAnsi="Calibri"/>
+                <w:sz w:val="16"/>
+              </w:rPr>
+              <w:t>TIER 2 (rising)</w:t>
+            </w:r>
+          </w:p>
+        </w:tc>
+      </w:tr>
+      <w:tr>
+        <w:tc>
+          <w:tcPr>
+            <w:tcW w:type="dxa" w:w="2040"/>
+          </w:tcPr>
+          <w:p>
+            <w:r>
+              <w:rPr>
+                <w:rFonts w:ascii="Calibri" w:hAnsi="Calibri"/>
+                <w:sz w:val="16"/>
+              </w:rPr>
+              <w:t>best headphones for office calls</w:t>
+            </w:r>
+          </w:p>
+        </w:tc>
+        <w:tc>
+          <w:tcPr>
+            <w:tcW w:type="dxa" w:w="2040"/>
+          </w:tcPr>
+          <w:p>
+            <w:r>
+              <w:rPr>
+                <w:rFonts w:ascii="Calibri" w:hAnsi="Calibri"/>
+                <w:sz w:val="16"/>
+              </w:rPr>
+              <w:t>86,816</w:t>
+            </w:r>
+          </w:p>
+        </w:tc>
+        <w:tc>
+          <w:tcPr>
+            <w:tcW w:type="dxa" w:w="2040"/>
+          </w:tcPr>
+          <w:p>
+            <w:r>
+              <w:rPr>
+                <w:rFonts w:ascii="Calibri" w:hAnsi="Calibri"/>
+                <w:sz w:val="16"/>
+              </w:rPr>
+              <w:t>82,115</w:t>
+            </w:r>
+          </w:p>
+        </w:tc>
+        <w:tc>
+          <w:tcPr>
+            <w:tcW w:type="dxa" w:w="2040"/>
+          </w:tcPr>
+          <w:p>
+            <w:r>
+              <w:rPr>
+                <w:rFonts w:ascii="Calibri" w:hAnsi="Calibri"/>
+                <w:sz w:val="16"/>
+              </w:rPr>
+              <w:t>99,571</w:t>
+            </w:r>
+          </w:p>
+        </w:tc>
+        <w:tc>
+          <w:tcPr>
+            <w:tcW w:type="dxa" w:w="2040"/>
+          </w:tcPr>
+          <w:p>
+            <w:r>
+              <w:rPr>
+                <w:rFonts w:ascii="Calibri" w:hAnsi="Calibri"/>
+                <w:sz w:val="16"/>
+              </w:rPr>
+              <w:t>TIER 2</w:t>
+            </w:r>
+          </w:p>
+        </w:tc>
+      </w:tr>
+      <w:tr>
+        <w:tc>
+          <w:tcPr>
+            <w:tcW w:type="dxa" w:w="2040"/>
+          </w:tcPr>
+          <w:p>
+            <w:r>
+              <w:rPr>
+                <w:rFonts w:ascii="Calibri" w:hAnsi="Calibri"/>
+                <w:sz w:val="16"/>
+              </w:rPr>
+              <w:t>laptop headphone with mic</w:t>
+            </w:r>
+          </w:p>
+        </w:tc>
+        <w:tc>
+          <w:tcPr>
+            <w:tcW w:type="dxa" w:w="2040"/>
+          </w:tcPr>
+          <w:p>
+            <w:r>
+              <w:rPr>
+                <w:rFonts w:ascii="Calibri" w:hAnsi="Calibri"/>
+                <w:sz w:val="16"/>
+              </w:rPr>
+              <w:t>88,615</w:t>
+            </w:r>
+          </w:p>
+        </w:tc>
+        <w:tc>
+          <w:tcPr>
+            <w:tcW w:type="dxa" w:w="2040"/>
+          </w:tcPr>
+          <w:p>
+            <w:r>
+              <w:rPr>
+                <w:rFonts w:ascii="Calibri" w:hAnsi="Calibri"/>
+                <w:sz w:val="16"/>
+              </w:rPr>
+              <w:t>95,098</w:t>
+            </w:r>
+          </w:p>
+        </w:tc>
+        <w:tc>
+          <w:tcPr>
+            <w:tcW w:type="dxa" w:w="2040"/>
+          </w:tcPr>
+          <w:p>
+            <w:r>
+              <w:rPr>
+                <w:rFonts w:ascii="Calibri" w:hAnsi="Calibri"/>
+                <w:sz w:val="16"/>
+              </w:rPr>
+              <w:t>87,822</w:t>
+            </w:r>
+          </w:p>
+        </w:tc>
+        <w:tc>
+          <w:tcPr>
+            <w:tcW w:type="dxa" w:w="2040"/>
+          </w:tcPr>
+          <w:p>
+            <w:r>
+              <w:rPr>
+                <w:rFonts w:ascii="Calibri" w:hAnsi="Calibri"/>
+                <w:sz w:val="16"/>
+              </w:rPr>
+              <w:t>TIER 2</w:t>
+            </w:r>
+          </w:p>
+        </w:tc>
+      </w:tr>
+      <w:tr>
+        <w:tc>
+          <w:tcPr>
+            <w:tcW w:type="dxa" w:w="2040"/>
+          </w:tcPr>
+          <w:p>
+            <w:r>
+              <w:rPr>
+                <w:rFonts w:ascii="Calibri" w:hAnsi="Calibri"/>
+                <w:sz w:val="16"/>
+              </w:rPr>
+              <w:t>boat headphones wired with mic</w:t>
+            </w:r>
+          </w:p>
+        </w:tc>
+        <w:tc>
+          <w:tcPr>
+            <w:tcW w:type="dxa" w:w="2040"/>
+          </w:tcPr>
+          <w:p>
+            <w:r>
+              <w:rPr>
+                <w:rFonts w:ascii="Calibri" w:hAnsi="Calibri"/>
+                <w:sz w:val="16"/>
+              </w:rPr>
+              <w:t>57,730</w:t>
+            </w:r>
+          </w:p>
+        </w:tc>
+        <w:tc>
+          <w:tcPr>
+            <w:tcW w:type="dxa" w:w="2040"/>
+          </w:tcPr>
+          <w:p>
+            <w:r>
+              <w:rPr>
+                <w:rFonts w:ascii="Calibri" w:hAnsi="Calibri"/>
+                <w:sz w:val="16"/>
+              </w:rPr>
+              <w:t>95,852</w:t>
+            </w:r>
+          </w:p>
+        </w:tc>
+        <w:tc>
+          <w:tcPr>
+            <w:tcW w:type="dxa" w:w="2040"/>
+          </w:tcPr>
+          <w:p>
+            <w:r>
+              <w:rPr>
+                <w:rFonts w:ascii="Calibri" w:hAnsi="Calibri"/>
+                <w:sz w:val="16"/>
+              </w:rPr>
+              <w:t>88,397</w:t>
+            </w:r>
+          </w:p>
+        </w:tc>
+        <w:tc>
+          <w:tcPr>
+            <w:tcW w:type="dxa" w:w="2040"/>
+          </w:tcPr>
+          <w:p>
+            <w:r>
+              <w:rPr>
+                <w:rFonts w:ascii="Calibri" w:hAnsi="Calibri"/>
+                <w:sz w:val="16"/>
+              </w:rPr>
+              <w:t>TIER 2 (branded, declining)</w:t>
+            </w:r>
+          </w:p>
+        </w:tc>
+      </w:tr>
+      <w:tr>
+        <w:tc>
+          <w:tcPr>
+            <w:tcW w:type="dxa" w:w="2040"/>
+          </w:tcPr>
+          <w:p>
+            <w:r>
+              <w:rPr>
+                <w:rFonts w:ascii="Calibri" w:hAnsi="Calibri"/>
+                <w:sz w:val="16"/>
+              </w:rPr>
+              <w:t>headphones wire with mic type c</w:t>
+            </w:r>
+          </w:p>
+        </w:tc>
+        <w:tc>
+          <w:tcPr>
+            <w:tcW w:type="dxa" w:w="2040"/>
+          </w:tcPr>
+          <w:p>
+            <w:r>
+              <w:rPr>
+                <w:rFonts w:ascii="Calibri" w:hAnsi="Calibri"/>
+                <w:sz w:val="16"/>
+              </w:rPr>
+              <w:t>95,613</w:t>
+            </w:r>
+          </w:p>
+        </w:tc>
+        <w:tc>
+          <w:tcPr>
+            <w:tcW w:type="dxa" w:w="2040"/>
+          </w:tcPr>
+          <w:p>
+            <w:r>
+              <w:rPr>
+                <w:rFonts w:ascii="Calibri" w:hAnsi="Calibri"/>
+                <w:sz w:val="16"/>
+              </w:rPr>
+              <w:t>114,996</w:t>
+            </w:r>
+          </w:p>
+        </w:tc>
+        <w:tc>
+          <w:tcPr>
+            <w:tcW w:type="dxa" w:w="2040"/>
+          </w:tcPr>
+          <w:p>
+            <w:r>
+              <w:rPr>
+                <w:rFonts w:ascii="Calibri" w:hAnsi="Calibri"/>
+                <w:sz w:val="16"/>
+              </w:rPr>
+              <w:t>N/A</w:t>
+            </w:r>
+          </w:p>
+        </w:tc>
+        <w:tc>
+          <w:tcPr>
+            <w:tcW w:type="dxa" w:w="2040"/>
+          </w:tcPr>
+          <w:p>
+            <w:r>
+              <w:rPr>
+                <w:rFonts w:ascii="Calibri" w:hAnsi="Calibri"/>
+                <w:sz w:val="16"/>
+              </w:rPr>
+              <w:t>TIER 2 NEW (Type-C)</w:t>
+            </w:r>
+          </w:p>
+        </w:tc>
+      </w:tr>
+      <w:tr>
+        <w:tc>
+          <w:tcPr>
+            <w:tcW w:type="dxa" w:w="2040"/>
+          </w:tcPr>
+          <w:p>
+            <w:r>
+              <w:rPr>
+                <w:rFonts w:ascii="Calibri" w:hAnsi="Calibri"/>
+                <w:sz w:val="16"/>
+              </w:rPr>
+              <w:t>ms teams certified headsets</w:t>
+            </w:r>
+          </w:p>
+        </w:tc>
+        <w:tc>
+          <w:tcPr>
+            <w:tcW w:type="dxa" w:w="2040"/>
+          </w:tcPr>
+          <w:p>
+            <w:r>
+              <w:rPr>
+                <w:rFonts w:ascii="Calibri" w:hAnsi="Calibri"/>
+                <w:sz w:val="16"/>
+              </w:rPr>
+              <w:t>N/A</w:t>
+            </w:r>
+          </w:p>
+        </w:tc>
+        <w:tc>
+          <w:tcPr>
+            <w:tcW w:type="dxa" w:w="2040"/>
+          </w:tcPr>
+          <w:p>
+            <w:r>
+              <w:rPr>
+                <w:rFonts w:ascii="Calibri" w:hAnsi="Calibri"/>
+                <w:sz w:val="16"/>
+              </w:rPr>
+              <w:t>157,584</w:t>
+            </w:r>
+          </w:p>
+        </w:tc>
+        <w:tc>
+          <w:tcPr>
+            <w:tcW w:type="dxa" w:w="2040"/>
+          </w:tcPr>
+          <w:p>
+            <w:r>
+              <w:rPr>
+                <w:rFonts w:ascii="Calibri" w:hAnsi="Calibri"/>
+                <w:sz w:val="16"/>
+              </w:rPr>
+              <w:t>164,128</w:t>
+            </w:r>
+          </w:p>
+        </w:tc>
+        <w:tc>
+          <w:tcPr>
+            <w:tcW w:type="dxa" w:w="2040"/>
+          </w:tcPr>
+          <w:p>
+            <w:r>
+              <w:rPr>
+                <w:rFonts w:ascii="Calibri" w:hAnsi="Calibri"/>
+                <w:sz w:val="16"/>
+              </w:rPr>
+              <w:t>TIER 2 NEW</w:t>
+            </w:r>
+          </w:p>
+        </w:tc>
+      </w:tr>
+      <w:tr>
+        <w:tc>
+          <w:tcPr>
+            <w:tcW w:type="dxa" w:w="2040"/>
+          </w:tcPr>
+          <w:p>
+            <w:r>
+              <w:rPr>
+                <w:rFonts w:ascii="Calibri" w:hAnsi="Calibri"/>
+                <w:sz w:val="16"/>
+              </w:rPr>
+              <w:t>pc headphones with mic</w:t>
+            </w:r>
+          </w:p>
+        </w:tc>
+        <w:tc>
+          <w:tcPr>
+            <w:tcW w:type="dxa" w:w="2040"/>
+          </w:tcPr>
+          <w:p>
+            <w:r>
+              <w:rPr>
+                <w:rFonts w:ascii="Calibri" w:hAnsi="Calibri"/>
+                <w:sz w:val="16"/>
+              </w:rPr>
+              <w:t>143,264</w:t>
+            </w:r>
+          </w:p>
+        </w:tc>
+        <w:tc>
+          <w:tcPr>
+            <w:tcW w:type="dxa" w:w="2040"/>
+          </w:tcPr>
+          <w:p>
+            <w:r>
+              <w:rPr>
+                <w:rFonts w:ascii="Calibri" w:hAnsi="Calibri"/>
+                <w:sz w:val="16"/>
+              </w:rPr>
+              <w:t>144,891</w:t>
+            </w:r>
+          </w:p>
+        </w:tc>
+        <w:tc>
+          <w:tcPr>
+            <w:tcW w:type="dxa" w:w="2040"/>
+          </w:tcPr>
+          <w:p>
+            <w:r>
+              <w:rPr>
+                <w:rFonts w:ascii="Calibri" w:hAnsi="Calibri"/>
+                <w:sz w:val="16"/>
+              </w:rPr>
+              <w:t>172,735</w:t>
+            </w:r>
+          </w:p>
+        </w:tc>
+        <w:tc>
+          <w:tcPr>
+            <w:tcW w:type="dxa" w:w="2040"/>
+          </w:tcPr>
+          <w:p>
+            <w:r>
+              <w:rPr>
+                <w:rFonts w:ascii="Calibri" w:hAnsi="Calibri"/>
+                <w:sz w:val="16"/>
+              </w:rPr>
+              <w:t>TIER 2</w:t>
+            </w:r>
+          </w:p>
+        </w:tc>
+      </w:tr>
+      <w:tr>
+        <w:tc>
+          <w:tcPr>
+            <w:tcW w:type="dxa" w:w="2040"/>
+          </w:tcPr>
+          <w:p>
+            <w:r>
+              <w:rPr>
+                <w:rFonts w:ascii="Calibri" w:hAnsi="Calibri"/>
+                <w:sz w:val="16"/>
+              </w:rPr>
+              <w:t>headphones with mic for laptop</w:t>
+            </w:r>
+          </w:p>
+        </w:tc>
+        <w:tc>
+          <w:tcPr>
+            <w:tcW w:type="dxa" w:w="2040"/>
+          </w:tcPr>
+          <w:p>
+            <w:r>
+              <w:rPr>
+                <w:rFonts w:ascii="Calibri" w:hAnsi="Calibri"/>
+                <w:sz w:val="16"/>
+              </w:rPr>
+              <w:t>163,588</w:t>
+            </w:r>
+          </w:p>
+        </w:tc>
+        <w:tc>
+          <w:tcPr>
+            <w:tcW w:type="dxa" w:w="2040"/>
+          </w:tcPr>
+          <w:p>
+            <w:r>
+              <w:rPr>
+                <w:rFonts w:ascii="Calibri" w:hAnsi="Calibri"/>
+                <w:sz w:val="16"/>
+              </w:rPr>
+              <w:t>N/A</w:t>
+            </w:r>
+          </w:p>
+        </w:tc>
+        <w:tc>
+          <w:tcPr>
+            <w:tcW w:type="dxa" w:w="2040"/>
+          </w:tcPr>
+          <w:p>
+            <w:r>
+              <w:rPr>
+                <w:rFonts w:ascii="Calibri" w:hAnsi="Calibri"/>
+                <w:sz w:val="16"/>
+              </w:rPr>
+              <w:t>218,387</w:t>
+            </w:r>
+          </w:p>
+        </w:tc>
+        <w:tc>
+          <w:tcPr>
+            <w:tcW w:type="dxa" w:w="2040"/>
+          </w:tcPr>
+          <w:p>
+            <w:r>
+              <w:rPr>
+                <w:rFonts w:ascii="Calibri" w:hAnsi="Calibri"/>
+                <w:sz w:val="16"/>
+              </w:rPr>
+              <w:t>TIER 2</w:t>
+            </w:r>
+          </w:p>
+        </w:tc>
+      </w:tr>
+      <w:tr>
+        <w:tc>
+          <w:tcPr>
+            <w:tcW w:type="dxa" w:w="2040"/>
+          </w:tcPr>
+          <w:p>
+            <w:r>
+              <w:rPr>
+                <w:rFonts w:ascii="Calibri" w:hAnsi="Calibri"/>
+                <w:sz w:val="16"/>
+              </w:rPr>
+              <w:t>headphone wired with mic sony</w:t>
+            </w:r>
+          </w:p>
+        </w:tc>
+        <w:tc>
+          <w:tcPr>
+            <w:tcW w:type="dxa" w:w="2040"/>
+          </w:tcPr>
+          <w:p>
+            <w:r>
+              <w:rPr>
+                <w:rFonts w:ascii="Calibri" w:hAnsi="Calibri"/>
+                <w:sz w:val="16"/>
+              </w:rPr>
+              <w:t>N/A</w:t>
+            </w:r>
+          </w:p>
+        </w:tc>
+        <w:tc>
+          <w:tcPr>
+            <w:tcW w:type="dxa" w:w="2040"/>
+          </w:tcPr>
+          <w:p>
+            <w:r>
+              <w:rPr>
+                <w:rFonts w:ascii="Calibri" w:hAnsi="Calibri"/>
+                <w:sz w:val="16"/>
+              </w:rPr>
+              <w:t>90,797</w:t>
+            </w:r>
+          </w:p>
+        </w:tc>
+        <w:tc>
+          <w:tcPr>
+            <w:tcW w:type="dxa" w:w="2040"/>
+          </w:tcPr>
+          <w:p>
+            <w:r>
+              <w:rPr>
+                <w:rFonts w:ascii="Calibri" w:hAnsi="Calibri"/>
+                <w:sz w:val="16"/>
+              </w:rPr>
+              <w:t>112,971</w:t>
+            </w:r>
+          </w:p>
+        </w:tc>
+        <w:tc>
+          <w:tcPr>
+            <w:tcW w:type="dxa" w:w="2040"/>
+          </w:tcPr>
+          <w:p>
+            <w:r>
+              <w:rPr>
+                <w:rFonts w:ascii="Calibri" w:hAnsi="Calibri"/>
+                <w:sz w:val="16"/>
+              </w:rPr>
+              <w:t>TIER 3 (branded)</w:t>
             </w:r>
           </w:p>
         </w:tc>
@@ -933,7 +3458,599 @@
           <w:color w:val="0B2C55"/>
           <w:sz w:val="28"/>
         </w:rPr>
-        <w:t>2B. Tier 2 — Use in Description, A+ Content, Backend Search Terms</w:t>
+        <w:t>2C. Keyword Cluster Ownership Map (NEW in v3)</w:t>
+      </w:r>
+    </w:p>
+    <w:p>
+      <w:pPr>
+        <w:spacing w:before="0" w:after="120"/>
+      </w:pPr>
+      <w:r>
+        <w:rPr>
+          <w:rFonts w:ascii="Calibri" w:hAnsi="Calibri"/>
+          <w:b w:val="0"/>
+          <w:i/>
+          <w:color w:val="555555"/>
+          <w:sz w:val="20"/>
+        </w:rPr>
+        <w:t>The category has fragmented. Three brands now dominate three distinct keyword clusters. Mirror the language of the cluster owner for the relevant section of your listing.</w:t>
+      </w:r>
+    </w:p>
+    <w:tbl>
+      <w:tblPr>
+        <w:tblStyle w:val="LightGrid-Accent1"/>
+        <w:tblW w:type="auto" w:w="0"/>
+        <w:tblLook w:firstColumn="1" w:firstRow="1" w:lastColumn="0" w:lastRow="0" w:noHBand="0" w:noVBand="1" w:val="04A0"/>
+      </w:tblPr>
+      <w:tblGrid>
+        <w:gridCol w:w="2040"/>
+        <w:gridCol w:w="2040"/>
+        <w:gridCol w:w="2040"/>
+        <w:gridCol w:w="2040"/>
+        <w:gridCol w:w="2040"/>
+      </w:tblGrid>
+      <w:tr>
+        <w:tc>
+          <w:tcPr>
+            <w:tcW w:type="dxa" w:w="2040"/>
+            <w:shd w:val="clear" w:color="auto" w:fill="0B2C55"/>
+          </w:tcPr>
+          <w:p>
+            <w:r>
+              <w:rPr>
+                <w:rFonts w:ascii="Calibri" w:hAnsi="Calibri"/>
+                <w:b/>
+                <w:color w:val="FFFFFF"/>
+                <w:sz w:val="16"/>
+              </w:rPr>
+              <w:t>Cluster</w:t>
+            </w:r>
+          </w:p>
+        </w:tc>
+        <w:tc>
+          <w:tcPr>
+            <w:tcW w:type="dxa" w:w="2040"/>
+            <w:shd w:val="clear" w:color="auto" w:fill="0B2C55"/>
+          </w:tcPr>
+          <w:p>
+            <w:r>
+              <w:rPr>
+                <w:rFonts w:ascii="Calibri" w:hAnsi="Calibri"/>
+                <w:b/>
+                <w:color w:val="FFFFFF"/>
+                <w:sz w:val="16"/>
+              </w:rPr>
+              <w:t>Owned by</w:t>
+            </w:r>
+          </w:p>
+        </w:tc>
+        <w:tc>
+          <w:tcPr>
+            <w:tcW w:type="dxa" w:w="2040"/>
+            <w:shd w:val="clear" w:color="auto" w:fill="0B2C55"/>
+          </w:tcPr>
+          <w:p>
+            <w:r>
+              <w:rPr>
+                <w:rFonts w:ascii="Calibri" w:hAnsi="Calibri"/>
+                <w:b/>
+                <w:color w:val="FFFFFF"/>
+                <w:sz w:val="16"/>
+              </w:rPr>
+              <w:t>Winning ASIN</w:t>
+            </w:r>
+          </w:p>
+        </w:tc>
+        <w:tc>
+          <w:tcPr>
+            <w:tcW w:type="dxa" w:w="2040"/>
+            <w:shd w:val="clear" w:color="auto" w:fill="0B2C55"/>
+          </w:tcPr>
+          <w:p>
+            <w:r>
+              <w:rPr>
+                <w:rFonts w:ascii="Calibri" w:hAnsi="Calibri"/>
+                <w:b/>
+                <w:color w:val="FFFFFF"/>
+                <w:sz w:val="16"/>
+              </w:rPr>
+              <w:t>Their copy pattern</w:t>
+            </w:r>
+          </w:p>
+        </w:tc>
+        <w:tc>
+          <w:tcPr>
+            <w:tcW w:type="dxa" w:w="2040"/>
+            <w:shd w:val="clear" w:color="auto" w:fill="0B2C55"/>
+          </w:tcPr>
+          <w:p>
+            <w:r>
+              <w:rPr>
+                <w:rFonts w:ascii="Calibri" w:hAnsi="Calibri"/>
+                <w:b/>
+                <w:color w:val="FFFFFF"/>
+                <w:sz w:val="16"/>
+              </w:rPr>
+              <w:t>Use this language in your...</w:t>
+            </w:r>
+          </w:p>
+        </w:tc>
+      </w:tr>
+      <w:tr>
+        <w:tc>
+          <w:tcPr>
+            <w:tcW w:type="dxa" w:w="2040"/>
+          </w:tcPr>
+          <w:p>
+            <w:r>
+              <w:rPr>
+                <w:rFonts w:ascii="Calibri" w:hAnsi="Calibri"/>
+                <w:sz w:val="16"/>
+              </w:rPr>
+              <w:t>Generic / PC / Laptop</w:t>
+            </w:r>
+          </w:p>
+        </w:tc>
+        <w:tc>
+          <w:tcPr>
+            <w:tcW w:type="dxa" w:w="2040"/>
+          </w:tcPr>
+          <w:p>
+            <w:r>
+              <w:rPr>
+                <w:rFonts w:ascii="Calibri" w:hAnsi="Calibri"/>
+                <w:sz w:val="16"/>
+              </w:rPr>
+              <w:t>Logitech</w:t>
+            </w:r>
+          </w:p>
+        </w:tc>
+        <w:tc>
+          <w:tcPr>
+            <w:tcW w:type="dxa" w:w="2040"/>
+          </w:tcPr>
+          <w:p>
+            <w:r>
+              <w:rPr>
+                <w:rFonts w:ascii="Calibri" w:hAnsi="Calibri"/>
+                <w:sz w:val="16"/>
+              </w:rPr>
+              <w:t>B00Y4ORQ46 (H111)</w:t>
+            </w:r>
+          </w:p>
+        </w:tc>
+        <w:tc>
+          <w:tcPr>
+            <w:tcW w:type="dxa" w:w="2040"/>
+          </w:tcPr>
+          <w:p>
+            <w:r>
+              <w:rPr>
+                <w:rFonts w:ascii="Calibri" w:hAnsi="Calibri"/>
+                <w:sz w:val="16"/>
+              </w:rPr>
+              <w:t>"Wired On Ear Headphones With Mic Black" — short, exact-match, no fluff.</w:t>
+            </w:r>
+          </w:p>
+        </w:tc>
+        <w:tc>
+          <w:tcPr>
+            <w:tcW w:type="dxa" w:w="2040"/>
+          </w:tcPr>
+          <w:p>
+            <w:r>
+              <w:rPr>
+                <w:rFonts w:ascii="Calibri" w:hAnsi="Calibri"/>
+                <w:sz w:val="16"/>
+              </w:rPr>
+              <w:t>TITLE (lead with "Wired Headphones with Mic")</w:t>
+            </w:r>
+          </w:p>
+        </w:tc>
+      </w:tr>
+      <w:tr>
+        <w:tc>
+          <w:tcPr>
+            <w:tcW w:type="dxa" w:w="2040"/>
+          </w:tcPr>
+          <w:p>
+            <w:r>
+              <w:rPr>
+                <w:rFonts w:ascii="Calibri" w:hAnsi="Calibri"/>
+                <w:sz w:val="16"/>
+              </w:rPr>
+              <w:t>Office / Teams / NC</w:t>
+            </w:r>
+          </w:p>
+        </w:tc>
+        <w:tc>
+          <w:tcPr>
+            <w:tcW w:type="dxa" w:w="2040"/>
+          </w:tcPr>
+          <w:p>
+            <w:r>
+              <w:rPr>
+                <w:rFonts w:ascii="Calibri" w:hAnsi="Calibri"/>
+                <w:sz w:val="16"/>
+              </w:rPr>
+              <w:t>Amazon Basics</w:t>
+            </w:r>
+          </w:p>
+        </w:tc>
+        <w:tc>
+          <w:tcPr>
+            <w:tcW w:type="dxa" w:w="2040"/>
+          </w:tcPr>
+          <w:p>
+            <w:r>
+              <w:rPr>
+                <w:rFonts w:ascii="Calibri" w:hAnsi="Calibri"/>
+                <w:sz w:val="16"/>
+              </w:rPr>
+              <w:t>B0DG2PVL35 (Pro USB)</w:t>
+            </w:r>
+          </w:p>
+        </w:tc>
+        <w:tc>
+          <w:tcPr>
+            <w:tcW w:type="dxa" w:w="2040"/>
+          </w:tcPr>
+          <w:p>
+            <w:r>
+              <w:rPr>
+                <w:rFonts w:ascii="Calibri" w:hAnsi="Calibri"/>
+                <w:sz w:val="16"/>
+              </w:rPr>
+              <w:t>"40 mm Driver | Computer/PC or Laptop Headphone | Noise Cancellation Microphone | in-line Control for Home, Office, Teams or Zoom"</w:t>
+            </w:r>
+          </w:p>
+        </w:tc>
+        <w:tc>
+          <w:tcPr>
+            <w:tcW w:type="dxa" w:w="2040"/>
+          </w:tcPr>
+          <w:p>
+            <w:r>
+              <w:rPr>
+                <w:rFonts w:ascii="Calibri" w:hAnsi="Calibri"/>
+                <w:sz w:val="16"/>
+              </w:rPr>
+              <w:t>BULLET 1 + DESCRIPTION (use Teams/Zoom/Google Meet trio)</w:t>
+            </w:r>
+          </w:p>
+        </w:tc>
+      </w:tr>
+      <w:tr>
+        <w:tc>
+          <w:tcPr>
+            <w:tcW w:type="dxa" w:w="2040"/>
+          </w:tcPr>
+          <w:p>
+            <w:r>
+              <w:rPr>
+                <w:rFonts w:ascii="Calibri" w:hAnsi="Calibri"/>
+                <w:sz w:val="16"/>
+              </w:rPr>
+              <w:t>USB-Specific</w:t>
+            </w:r>
+          </w:p>
+        </w:tc>
+        <w:tc>
+          <w:tcPr>
+            <w:tcW w:type="dxa" w:w="2040"/>
+          </w:tcPr>
+          <w:p>
+            <w:r>
+              <w:rPr>
+                <w:rFonts w:ascii="Calibri" w:hAnsi="Calibri"/>
+                <w:sz w:val="16"/>
+              </w:rPr>
+              <w:t>Boat</w:t>
+            </w:r>
+          </w:p>
+        </w:tc>
+        <w:tc>
+          <w:tcPr>
+            <w:tcW w:type="dxa" w:w="2040"/>
+          </w:tcPr>
+          <w:p>
+            <w:r>
+              <w:rPr>
+                <w:rFonts w:ascii="Calibri" w:hAnsi="Calibri"/>
+                <w:sz w:val="16"/>
+              </w:rPr>
+              <w:t>B0DHDDF5J2 (Bassheads 900 Pro)</w:t>
+            </w:r>
+          </w:p>
+        </w:tc>
+        <w:tc>
+          <w:tcPr>
+            <w:tcW w:type="dxa" w:w="2040"/>
+          </w:tcPr>
+          <w:p>
+            <w:r>
+              <w:rPr>
+                <w:rFonts w:ascii="Calibri" w:hAnsi="Calibri"/>
+                <w:sz w:val="16"/>
+              </w:rPr>
+              <w:t>"40 mm Drivers, Lightweight Foldable Design, Over Ear, Remote Control, Unidirectional Retractable Mic, USB Type-A Compatibility"</w:t>
+            </w:r>
+          </w:p>
+        </w:tc>
+        <w:tc>
+          <w:tcPr>
+            <w:tcW w:type="dxa" w:w="2040"/>
+          </w:tcPr>
+          <w:p>
+            <w:r>
+              <w:rPr>
+                <w:rFonts w:ascii="Calibri" w:hAnsi="Calibri"/>
+                <w:sz w:val="16"/>
+              </w:rPr>
+              <w:t>TITLE if USB (mention "USB-A") + BULLET 2 (40mm + foldable)</w:t>
+            </w:r>
+          </w:p>
+        </w:tc>
+      </w:tr>
+      <w:tr>
+        <w:tc>
+          <w:tcPr>
+            <w:tcW w:type="dxa" w:w="2040"/>
+          </w:tcPr>
+          <w:p>
+            <w:r>
+              <w:rPr>
+                <w:rFonts w:ascii="Calibri" w:hAnsi="Calibri"/>
+                <w:sz w:val="16"/>
+              </w:rPr>
+              <w:t>Pure PC / Computer</w:t>
+            </w:r>
+          </w:p>
+        </w:tc>
+        <w:tc>
+          <w:tcPr>
+            <w:tcW w:type="dxa" w:w="2040"/>
+          </w:tcPr>
+          <w:p>
+            <w:r>
+              <w:rPr>
+                <w:rFonts w:ascii="Calibri" w:hAnsi="Calibri"/>
+                <w:sz w:val="16"/>
+              </w:rPr>
+              <w:t>Zebronics</w:t>
+            </w:r>
+          </w:p>
+        </w:tc>
+        <w:tc>
+          <w:tcPr>
+            <w:tcW w:type="dxa" w:w="2040"/>
+          </w:tcPr>
+          <w:p>
+            <w:r>
+              <w:rPr>
+                <w:rFonts w:ascii="Calibri" w:hAnsi="Calibri"/>
+                <w:sz w:val="16"/>
+              </w:rPr>
+              <w:t>B08CHPGTSF (Zeb-200HM)</w:t>
+            </w:r>
+          </w:p>
+        </w:tc>
+        <w:tc>
+          <w:tcPr>
+            <w:tcW w:type="dxa" w:w="2040"/>
+          </w:tcPr>
+          <w:p>
+            <w:r>
+              <w:rPr>
+                <w:rFonts w:ascii="Calibri" w:hAnsi="Calibri"/>
+                <w:sz w:val="16"/>
+              </w:rPr>
+              <w:t>"Wired On Ear Headphone with Mic, Dual 3.5mm Connectors, Adjustable Headband for PC Computers/Laptop"</w:t>
+            </w:r>
+          </w:p>
+        </w:tc>
+        <w:tc>
+          <w:tcPr>
+            <w:tcW w:type="dxa" w:w="2040"/>
+          </w:tcPr>
+          <w:p>
+            <w:r>
+              <w:rPr>
+                <w:rFonts w:ascii="Calibri" w:hAnsi="Calibri"/>
+                <w:sz w:val="16"/>
+              </w:rPr>
+              <w:t>BULLET 4 (in-line controls + headband adjustability)</w:t>
+            </w:r>
+          </w:p>
+        </w:tc>
+      </w:tr>
+      <w:tr>
+        <w:tc>
+          <w:tcPr>
+            <w:tcW w:type="dxa" w:w="2040"/>
+          </w:tcPr>
+          <w:p>
+            <w:r>
+              <w:rPr>
+                <w:rFonts w:ascii="Calibri" w:hAnsi="Calibri"/>
+                <w:sz w:val="16"/>
+              </w:rPr>
+              <w:t>Branded / NC niche</w:t>
+            </w:r>
+          </w:p>
+        </w:tc>
+        <w:tc>
+          <w:tcPr>
+            <w:tcW w:type="dxa" w:w="2040"/>
+          </w:tcPr>
+          <w:p>
+            <w:r>
+              <w:rPr>
+                <w:rFonts w:ascii="Calibri" w:hAnsi="Calibri"/>
+                <w:sz w:val="16"/>
+              </w:rPr>
+              <w:t>HP</w:t>
+            </w:r>
+          </w:p>
+        </w:tc>
+        <w:tc>
+          <w:tcPr>
+            <w:tcW w:type="dxa" w:w="2040"/>
+          </w:tcPr>
+          <w:p>
+            <w:r>
+              <w:rPr>
+                <w:rFonts w:ascii="Calibri" w:hAnsi="Calibri"/>
+                <w:sz w:val="16"/>
+              </w:rPr>
+              <w:t>B009LJ2BXA</w:t>
+            </w:r>
+          </w:p>
+        </w:tc>
+        <w:tc>
+          <w:tcPr>
+            <w:tcW w:type="dxa" w:w="2040"/>
+          </w:tcPr>
+          <w:p>
+            <w:r>
+              <w:rPr>
+                <w:rFonts w:ascii="Calibri" w:hAnsi="Calibri"/>
+                <w:sz w:val="16"/>
+              </w:rPr>
+              <w:t>"Wired On Ear Headphones with Mic with 3.5 Mm Drivers, in-Built Noise Cancelling, Foldable and Adjustable for Laptop/Pc/Office/Home/ 1 Year Warranty"</w:t>
+            </w:r>
+          </w:p>
+        </w:tc>
+        <w:tc>
+          <w:tcPr>
+            <w:tcW w:type="dxa" w:w="2040"/>
+          </w:tcPr>
+          <w:p>
+            <w:r>
+              <w:rPr>
+                <w:rFonts w:ascii="Calibri" w:hAnsi="Calibri"/>
+                <w:sz w:val="16"/>
+              </w:rPr>
+              <w:t>BULLET 5 (warranty + foldable for travel)</w:t>
+            </w:r>
+          </w:p>
+        </w:tc>
+      </w:tr>
+      <w:tr>
+        <w:tc>
+          <w:tcPr>
+            <w:tcW w:type="dxa" w:w="2040"/>
+          </w:tcPr>
+          <w:p>
+            <w:r>
+              <w:rPr>
+                <w:rFonts w:ascii="Calibri" w:hAnsi="Calibri"/>
+                <w:sz w:val="16"/>
+              </w:rPr>
+              <w:t>Type-C (RISING)</w:t>
+            </w:r>
+          </w:p>
+        </w:tc>
+        <w:tc>
+          <w:tcPr>
+            <w:tcW w:type="dxa" w:w="2040"/>
+          </w:tcPr>
+          <w:p>
+            <w:r>
+              <w:rPr>
+                <w:rFonts w:ascii="Calibri" w:hAnsi="Calibri"/>
+                <w:sz w:val="16"/>
+              </w:rPr>
+              <w:t>Portronics / Boat / Dyazo (no single leader)</w:t>
+            </w:r>
+          </w:p>
+        </w:tc>
+        <w:tc>
+          <w:tcPr>
+            <w:tcW w:type="dxa" w:w="2040"/>
+          </w:tcPr>
+          <w:p>
+            <w:r>
+              <w:rPr>
+                <w:rFonts w:ascii="Calibri" w:hAnsi="Calibri"/>
+                <w:sz w:val="16"/>
+              </w:rPr>
+              <w:t>B0DDHM6D3L / B0FM38916Y</w:t>
+            </w:r>
+          </w:p>
+        </w:tc>
+        <w:tc>
+          <w:tcPr>
+            <w:tcW w:type="dxa" w:w="2040"/>
+          </w:tcPr>
+          <w:p>
+            <w:r>
+              <w:rPr>
+                <w:rFonts w:ascii="Calibri" w:hAnsi="Calibri"/>
+                <w:sz w:val="16"/>
+              </w:rPr>
+              <w:t>"Type C Wired Headphones with Mic, in-line Mic, Compatible with PC, Mobile Phones, Laptop &amp; MacBook"</w:t>
+            </w:r>
+          </w:p>
+        </w:tc>
+        <w:tc>
+          <w:tcPr>
+            <w:tcW w:type="dxa" w:w="2040"/>
+          </w:tcPr>
+          <w:p>
+            <w:r>
+              <w:rPr>
+                <w:rFonts w:ascii="Calibri" w:hAnsi="Calibri"/>
+                <w:sz w:val="16"/>
+              </w:rPr>
+              <w:t>OPTIONAL — only if your product has Type-C; use Title Variant D</w:t>
+            </w:r>
+          </w:p>
+        </w:tc>
+      </w:tr>
+    </w:tbl>
+    <w:p/>
+    <w:p>
+      <w:pPr>
+        <w:spacing w:before="160" w:after="80"/>
+      </w:pPr>
+      <w:r>
+        <w:rPr>
+          <w:rFonts w:ascii="Calibri" w:hAnsi="Calibri"/>
+          <w:b/>
+          <w:color w:val="0B2C55"/>
+          <w:sz w:val="36"/>
+        </w:rPr>
+        <w:t>3. Keyword Strategy (combined Q1 + April + W19 prioritisation)</w:t>
+      </w:r>
+    </w:p>
+    <w:p>
+      <w:pPr>
+        <w:spacing w:before="0" w:after="120"/>
+      </w:pPr>
+      <w:r>
+        <w:rPr>
+          <w:rFonts w:ascii="Calibri" w:hAnsi="Calibri"/>
+          <w:b w:val="0"/>
+          <w:i/>
+          <w:color w:val="555555"/>
+          <w:sz w:val="20"/>
+        </w:rPr>
+        <w:t>Tier 1 = include in title and bullets. Tier 2 = include in description, A+ Content, backend search terms.</w:t>
+      </w:r>
+    </w:p>
+    <w:p>
+      <w:pPr>
+        <w:spacing w:before="160" w:after="80"/>
+      </w:pPr>
+      <w:r>
+        <w:rPr>
+          <w:rFonts w:ascii="Calibri" w:hAnsi="Calibri"/>
+          <w:b/>
+          <w:color w:val="0B2C55"/>
+          <w:sz w:val="28"/>
+        </w:rPr>
+        <w:t>3A. Tier 1 — Must-include in Title &amp; Bullets (top 10 by April volume)</w:t>
       </w:r>
     </w:p>
     <w:tbl>
@@ -961,7 +4078,7 @@
                 <w:color w:val="FFFFFF"/>
                 <w:sz w:val="18"/>
               </w:rPr>
-              <w:t>Search Frequency Rank</w:t>
+              <w:t>April SFR</w:t>
             </w:r>
           </w:p>
         </w:tc>
@@ -995,7 +4112,7 @@
                 <w:color w:val="FFFFFF"/>
                 <w:sz w:val="18"/>
               </w:rPr>
-              <w:t>Why include</w:t>
+              <w:t>Strategic Note</w:t>
             </w:r>
           </w:p>
         </w:tc>
@@ -1011,7 +4128,7 @@
                 <w:rFonts w:ascii="Calibri" w:hAnsi="Calibri"/>
                 <w:sz w:val="18"/>
               </w:rPr>
-              <w:t>25,524</w:t>
+              <w:t>2,317</w:t>
             </w:r>
           </w:p>
         </w:tc>
@@ -1025,7 +4142,7 @@
                 <w:rFonts w:ascii="Calibri" w:hAnsi="Calibri"/>
                 <w:sz w:val="18"/>
               </w:rPr>
-              <w:t>office bluetooth headphones</w:t>
+              <w:t>headphones wire with mic</w:t>
             </w:r>
           </w:p>
         </w:tc>
@@ -1039,7 +4156,7 @@
                 <w:rFonts w:ascii="Calibri" w:hAnsi="Calibri"/>
                 <w:sz w:val="18"/>
               </w:rPr>
-              <w:t>High volume; you can index without claiming Bluetooth — phrase appears in queries.</w:t>
+              <w:t>THE highest-volume relevant query in India. Must lead the title.</w:t>
             </w:r>
           </w:p>
         </w:tc>
@@ -1055,7 +4172,7 @@
                 <w:rFonts w:ascii="Calibri" w:hAnsi="Calibri"/>
                 <w:sz w:val="18"/>
               </w:rPr>
-              <w:t>35,755</w:t>
+              <w:t>7,817</w:t>
             </w:r>
           </w:p>
         </w:tc>
@@ -1069,7 +4186,7 @@
                 <w:rFonts w:ascii="Calibri" w:hAnsi="Calibri"/>
                 <w:sz w:val="18"/>
               </w:rPr>
-              <w:t>usb headphones with mic</w:t>
+              <w:t>jabra headset with mic</w:t>
             </w:r>
           </w:p>
         </w:tc>
@@ -1083,7 +4200,7 @@
                 <w:rFonts w:ascii="Calibri" w:hAnsi="Calibri"/>
                 <w:sz w:val="18"/>
               </w:rPr>
-              <w:t>Direct match if your product is USB.</w:t>
+              <w:t>Branded query — backend keywords ONLY (do not put "jabra" in title/bullets).</w:t>
             </w:r>
           </w:p>
         </w:tc>
@@ -1099,7 +4216,7 @@
                 <w:rFonts w:ascii="Calibri" w:hAnsi="Calibri"/>
                 <w:sz w:val="18"/>
               </w:rPr>
-              <w:t>55,993</w:t>
+              <w:t>10,299</w:t>
             </w:r>
           </w:p>
         </w:tc>
@@ -1113,7 +4230,7 @@
                 <w:rFonts w:ascii="Calibri" w:hAnsi="Calibri"/>
                 <w:sz w:val="18"/>
               </w:rPr>
-              <w:t>wired headphones with mic</w:t>
+              <w:t>headset wired with mic</w:t>
             </w:r>
           </w:p>
         </w:tc>
@@ -1127,7 +4244,7 @@
                 <w:rFonts w:ascii="Calibri" w:hAnsi="Calibri"/>
                 <w:sz w:val="18"/>
               </w:rPr>
-              <w:t>Core wired query.</w:t>
+              <w:t>Variant of #1. Include in title.</w:t>
             </w:r>
           </w:p>
         </w:tc>
@@ -1143,7 +4260,7 @@
                 <w:rFonts w:ascii="Calibri" w:hAnsi="Calibri"/>
                 <w:sz w:val="18"/>
               </w:rPr>
-              <w:t>86,680</w:t>
+              <w:t>13,286</w:t>
             </w:r>
           </w:p>
         </w:tc>
@@ -1157,7 +4274,7 @@
                 <w:rFonts w:ascii="Calibri" w:hAnsi="Calibri"/>
                 <w:sz w:val="18"/>
               </w:rPr>
-              <w:t>headphones for pc</w:t>
+              <w:t>headphones with mic</w:t>
             </w:r>
           </w:p>
         </w:tc>
@@ -1171,7 +4288,7 @@
                 <w:rFonts w:ascii="Calibri" w:hAnsi="Calibri"/>
                 <w:sz w:val="18"/>
               </w:rPr>
-              <w:t>PC compatibility keyword.</w:t>
+              <w:t>Broad money keyword. Title + bullet 1.</w:t>
             </w:r>
           </w:p>
         </w:tc>
@@ -1187,7 +4304,7 @@
                 <w:rFonts w:ascii="Calibri" w:hAnsi="Calibri"/>
                 <w:sz w:val="18"/>
               </w:rPr>
-              <w:t>87,822</w:t>
+              <w:t>16,453</w:t>
             </w:r>
           </w:p>
         </w:tc>
@@ -1201,7 +4318,7 @@
                 <w:rFonts w:ascii="Calibri" w:hAnsi="Calibri"/>
                 <w:sz w:val="18"/>
               </w:rPr>
-              <w:t>laptop headphone with mic</w:t>
+              <w:t>noise cancellation headphones with mic</w:t>
             </w:r>
           </w:p>
         </w:tc>
@@ -1215,7 +4332,7 @@
                 <w:rFonts w:ascii="Calibri" w:hAnsi="Calibri"/>
                 <w:sz w:val="18"/>
               </w:rPr>
-              <w:t>Laptop compatibility.</w:t>
+              <w:t>Add "noise cancellation mic" phrasing. Now winnable since AB took #1 from Boat.</w:t>
             </w:r>
           </w:p>
         </w:tc>
@@ -1231,7 +4348,7 @@
                 <w:rFonts w:ascii="Calibri" w:hAnsi="Calibri"/>
                 <w:sz w:val="18"/>
               </w:rPr>
-              <w:t>99,571</w:t>
+              <w:t>17,917</w:t>
             </w:r>
           </w:p>
         </w:tc>
@@ -1245,7 +4362,7 @@
                 <w:rFonts w:ascii="Calibri" w:hAnsi="Calibri"/>
                 <w:sz w:val="18"/>
               </w:rPr>
-              <w:t>best headphones for office calls</w:t>
+              <w:t>logitech headphones with mic</w:t>
             </w:r>
           </w:p>
         </w:tc>
@@ -1259,7 +4376,7 @@
                 <w:rFonts w:ascii="Calibri" w:hAnsi="Calibri"/>
                 <w:sz w:val="18"/>
               </w:rPr>
-              <w:t>Editorial-style query — use in description.</w:t>
+              <w:t>Backend only. Don't use Logitech in copy.</w:t>
             </w:r>
           </w:p>
         </w:tc>
@@ -1275,7 +4392,7 @@
                 <w:rFonts w:ascii="Calibri" w:hAnsi="Calibri"/>
                 <w:sz w:val="18"/>
               </w:rPr>
-              <w:t>108,331</w:t>
+              <w:t>21,915</w:t>
             </w:r>
           </w:p>
         </w:tc>
@@ -1289,7 +4406,7 @@
                 <w:rFonts w:ascii="Calibri" w:hAnsi="Calibri"/>
                 <w:sz w:val="18"/>
               </w:rPr>
-              <w:t>hp headset with mic</w:t>
+              <w:t>headphone with mic for pc</w:t>
             </w:r>
           </w:p>
         </w:tc>
@@ -1303,7 +4420,7 @@
                 <w:rFonts w:ascii="Calibri" w:hAnsi="Calibri"/>
                 <w:sz w:val="18"/>
               </w:rPr>
-              <w:t>Branded competitor query — backend only (do not use brand names in title/bullets).</w:t>
+              <w:t>Pure-intent match. Use "for PC" in title.</w:t>
             </w:r>
           </w:p>
         </w:tc>
@@ -1319,7 +4436,7 @@
                 <w:rFonts w:ascii="Calibri" w:hAnsi="Calibri"/>
                 <w:sz w:val="18"/>
               </w:rPr>
-              <w:t>111,029</w:t>
+              <w:t>22,321</w:t>
             </w:r>
           </w:p>
         </w:tc>
@@ -1333,7 +4450,7 @@
                 <w:rFonts w:ascii="Calibri" w:hAnsi="Calibri"/>
                 <w:sz w:val="18"/>
               </w:rPr>
-              <w:t>wired headphones with mic for laptop</w:t>
+              <w:t>office bluetooth headphones</w:t>
             </w:r>
           </w:p>
         </w:tc>
@@ -1347,7 +4464,7 @@
                 <w:rFonts w:ascii="Calibri" w:hAnsi="Calibri"/>
                 <w:sz w:val="18"/>
               </w:rPr>
-              <w:t>Long-tail laptop query.</w:t>
+              <w:t>High volume. "Office headphones" indexable.</w:t>
             </w:r>
           </w:p>
         </w:tc>
@@ -1363,7 +4480,7 @@
                 <w:rFonts w:ascii="Calibri" w:hAnsi="Calibri"/>
                 <w:sz w:val="18"/>
               </w:rPr>
-              <w:t>112,971</w:t>
+              <w:t>28,820</w:t>
             </w:r>
           </w:p>
         </w:tc>
@@ -1377,7 +4494,7 @@
                 <w:rFonts w:ascii="Calibri" w:hAnsi="Calibri"/>
                 <w:sz w:val="18"/>
               </w:rPr>
-              <w:t>headsets with noise cancelling mic</w:t>
+              <w:t>boat wired headphones with mic</w:t>
             </w:r>
           </w:p>
         </w:tc>
@@ -1391,7 +4508,7 @@
                 <w:rFonts w:ascii="Calibri" w:hAnsi="Calibri"/>
                 <w:sz w:val="18"/>
               </w:rPr>
-              <w:t>Noise-cancelling intent.</w:t>
+              <w:t>Backend only. Don't use Boat in copy.</w:t>
             </w:r>
           </w:p>
         </w:tc>
@@ -1407,7 +4524,7 @@
                 <w:rFonts w:ascii="Calibri" w:hAnsi="Calibri"/>
                 <w:sz w:val="18"/>
               </w:rPr>
-              <w:t>129,102</w:t>
+              <w:t>31,455</w:t>
             </w:r>
           </w:p>
         </w:tc>
@@ -1421,7 +4538,7 @@
                 <w:rFonts w:ascii="Calibri" w:hAnsi="Calibri"/>
                 <w:sz w:val="18"/>
               </w:rPr>
-              <w:t>usb headset with mic for laptop</w:t>
+              <w:t>headphone with mic</w:t>
             </w:r>
           </w:p>
         </w:tc>
@@ -1435,7 +4552,7 @@
                 <w:rFonts w:ascii="Calibri" w:hAnsi="Calibri"/>
                 <w:sz w:val="18"/>
               </w:rPr>
-              <w:t>USB + laptop intent.</w:t>
+              <w:t>Generic high-volume. Bullets.</w:t>
             </w:r>
           </w:p>
         </w:tc>
@@ -1451,7 +4568,7 @@
                 <w:rFonts w:ascii="Calibri" w:hAnsi="Calibri"/>
                 <w:sz w:val="18"/>
               </w:rPr>
-              <w:t>164,128</w:t>
+              <w:t>39,790</w:t>
             </w:r>
           </w:p>
         </w:tc>
@@ -1465,7 +4582,7 @@
                 <w:rFonts w:ascii="Calibri" w:hAnsi="Calibri"/>
                 <w:sz w:val="18"/>
               </w:rPr>
-              <w:t>ms teams certified headsets</w:t>
+              <w:t>usb headphones with mic</w:t>
             </w:r>
           </w:p>
         </w:tc>
@@ -1479,7 +4596,7 @@
                 <w:rFonts w:ascii="Calibri" w:hAnsi="Calibri"/>
                 <w:sz w:val="18"/>
               </w:rPr>
-              <w:t>Use phrasing "works with MS Teams, Zoom, Google Meet" — do NOT claim "certified" unless you are.</w:t>
+              <w:t>USB intent. Mention USB-A in title.</w:t>
             </w:r>
           </w:p>
         </w:tc>
@@ -1495,7 +4612,7 @@
                 <w:rFonts w:ascii="Calibri" w:hAnsi="Calibri"/>
                 <w:sz w:val="18"/>
               </w:rPr>
-              <w:t>170,527</w:t>
+              <w:t>57,122</w:t>
             </w:r>
           </w:p>
         </w:tc>
@@ -1509,7 +4626,7 @@
                 <w:rFonts w:ascii="Calibri" w:hAnsi="Calibri"/>
                 <w:sz w:val="18"/>
               </w:rPr>
-              <w:t>headphones for laptop</w:t>
+              <w:t>office headphones with mic</w:t>
             </w:r>
           </w:p>
         </w:tc>
@@ -1523,7 +4640,7 @@
                 <w:rFonts w:ascii="Calibri" w:hAnsi="Calibri"/>
                 <w:sz w:val="18"/>
               </w:rPr>
-              <w:t>Broad laptop term.</w:t>
+              <w:t>Office use-case keyword. Bullet 1.</w:t>
             </w:r>
           </w:p>
         </w:tc>
@@ -1539,7 +4656,7 @@
                 <w:rFonts w:ascii="Calibri" w:hAnsi="Calibri"/>
                 <w:sz w:val="18"/>
               </w:rPr>
-              <w:t>172,735</w:t>
+              <w:t>57,997</w:t>
             </w:r>
           </w:p>
         </w:tc>
@@ -1553,7 +4670,7 @@
                 <w:rFonts w:ascii="Calibri" w:hAnsi="Calibri"/>
                 <w:sz w:val="18"/>
               </w:rPr>
-              <w:t>pc headphones with mic</w:t>
+              <w:t>wired headphones with mic</w:t>
             </w:r>
           </w:p>
         </w:tc>
@@ -1567,7 +4684,7 @@
                 <w:rFonts w:ascii="Calibri" w:hAnsi="Calibri"/>
                 <w:sz w:val="18"/>
               </w:rPr>
-              <w:t>PC variant.</w:t>
+              <w:t>Core wired query. Title.</w:t>
             </w:r>
           </w:p>
         </w:tc>
@@ -1583,7 +4700,7 @@
                 <w:rFonts w:ascii="Calibri" w:hAnsi="Calibri"/>
                 <w:sz w:val="18"/>
               </w:rPr>
-              <w:t>187,418</w:t>
+              <w:t>61,759</w:t>
             </w:r>
           </w:p>
         </w:tc>
@@ -1597,7 +4714,7 @@
                 <w:rFonts w:ascii="Calibri" w:hAnsi="Calibri"/>
                 <w:sz w:val="18"/>
               </w:rPr>
-              <w:t>noise cancellation mic and headset</w:t>
+              <w:t>headset with mic for laptops</w:t>
             </w:r>
           </w:p>
         </w:tc>
@@ -1611,7 +4728,7 @@
                 <w:rFonts w:ascii="Calibri" w:hAnsi="Calibri"/>
                 <w:sz w:val="18"/>
               </w:rPr>
-              <w:t>Noise cancellation phrase variant.</w:t>
+              <w:t>Add "laptop" alongside "PC" in copy.</w:t>
             </w:r>
           </w:p>
         </w:tc>
@@ -1627,7 +4744,7 @@
                 <w:rFonts w:ascii="Calibri" w:hAnsi="Calibri"/>
                 <w:sz w:val="18"/>
               </w:rPr>
-              <w:t>211,411</w:t>
+              <w:t>61,827</w:t>
             </w:r>
           </w:p>
         </w:tc>
@@ -1641,7 +4758,7 @@
                 <w:rFonts w:ascii="Calibri" w:hAnsi="Calibri"/>
                 <w:sz w:val="18"/>
               </w:rPr>
-              <w:t>calling headphones with mic</w:t>
+              <w:t>headset with mic</w:t>
             </w:r>
           </w:p>
         </w:tc>
@@ -1655,491 +4772,7 @@
                 <w:rFonts w:ascii="Calibri" w:hAnsi="Calibri"/>
                 <w:sz w:val="18"/>
               </w:rPr>
-              <w:t>Calling-intent query.</w:t>
-            </w:r>
-          </w:p>
-        </w:tc>
-      </w:tr>
-      <w:tr>
-        <w:tc>
-          <w:tcPr>
-            <w:tcW w:type="dxa" w:w="3400"/>
-          </w:tcPr>
-          <w:p>
-            <w:r>
-              <w:rPr>
-                <w:rFonts w:ascii="Calibri" w:hAnsi="Calibri"/>
-                <w:sz w:val="18"/>
-              </w:rPr>
-              <w:t>214,806</w:t>
-            </w:r>
-          </w:p>
-        </w:tc>
-        <w:tc>
-          <w:tcPr>
-            <w:tcW w:type="dxa" w:w="3400"/>
-          </w:tcPr>
-          <w:p>
-            <w:r>
-              <w:rPr>
-                <w:rFonts w:ascii="Calibri" w:hAnsi="Calibri"/>
-                <w:sz w:val="18"/>
-              </w:rPr>
-              <w:t>headset with mic for pc</w:t>
-            </w:r>
-          </w:p>
-        </w:tc>
-        <w:tc>
-          <w:tcPr>
-            <w:tcW w:type="dxa" w:w="3400"/>
-          </w:tcPr>
-          <w:p>
-            <w:r>
-              <w:rPr>
-                <w:rFonts w:ascii="Calibri" w:hAnsi="Calibri"/>
-                <w:sz w:val="18"/>
-              </w:rPr>
-              <w:t>PC + headset intent.</w:t>
-            </w:r>
-          </w:p>
-        </w:tc>
-      </w:tr>
-      <w:tr>
-        <w:tc>
-          <w:tcPr>
-            <w:tcW w:type="dxa" w:w="3400"/>
-          </w:tcPr>
-          <w:p>
-            <w:r>
-              <w:rPr>
-                <w:rFonts w:ascii="Calibri" w:hAnsi="Calibri"/>
-                <w:sz w:val="18"/>
-              </w:rPr>
-              <w:t>218,387</w:t>
-            </w:r>
-          </w:p>
-        </w:tc>
-        <w:tc>
-          <w:tcPr>
-            <w:tcW w:type="dxa" w:w="3400"/>
-          </w:tcPr>
-          <w:p>
-            <w:r>
-              <w:rPr>
-                <w:rFonts w:ascii="Calibri" w:hAnsi="Calibri"/>
-                <w:sz w:val="18"/>
-              </w:rPr>
-              <w:t>meeting headphones with mic noise cancellation</w:t>
-            </w:r>
-          </w:p>
-        </w:tc>
-        <w:tc>
-          <w:tcPr>
-            <w:tcW w:type="dxa" w:w="3400"/>
-          </w:tcPr>
-          <w:p>
-            <w:r>
-              <w:rPr>
-                <w:rFonts w:ascii="Calibri" w:hAnsi="Calibri"/>
-                <w:sz w:val="18"/>
-              </w:rPr>
-              <w:t>Direct match for your use-case ("meetings").</w:t>
-            </w:r>
-          </w:p>
-        </w:tc>
-      </w:tr>
-      <w:tr>
-        <w:tc>
-          <w:tcPr>
-            <w:tcW w:type="dxa" w:w="3400"/>
-          </w:tcPr>
-          <w:p>
-            <w:r>
-              <w:rPr>
-                <w:rFonts w:ascii="Calibri" w:hAnsi="Calibri"/>
-                <w:sz w:val="18"/>
-              </w:rPr>
-              <w:t>229,702</w:t>
-            </w:r>
-          </w:p>
-        </w:tc>
-        <w:tc>
-          <w:tcPr>
-            <w:tcW w:type="dxa" w:w="3400"/>
-          </w:tcPr>
-          <w:p>
-            <w:r>
-              <w:rPr>
-                <w:rFonts w:ascii="Calibri" w:hAnsi="Calibri"/>
-                <w:sz w:val="18"/>
-              </w:rPr>
-              <w:t>headphone for office calls with mic</w:t>
-            </w:r>
-          </w:p>
-        </w:tc>
-        <w:tc>
-          <w:tcPr>
-            <w:tcW w:type="dxa" w:w="3400"/>
-          </w:tcPr>
-          <w:p>
-            <w:r>
-              <w:rPr>
-                <w:rFonts w:ascii="Calibri" w:hAnsi="Calibri"/>
-                <w:sz w:val="18"/>
-              </w:rPr>
-              <w:t>Office calls long-tail.</w:t>
-            </w:r>
-          </w:p>
-        </w:tc>
-      </w:tr>
-      <w:tr>
-        <w:tc>
-          <w:tcPr>
-            <w:tcW w:type="dxa" w:w="3400"/>
-          </w:tcPr>
-          <w:p>
-            <w:r>
-              <w:rPr>
-                <w:rFonts w:ascii="Calibri" w:hAnsi="Calibri"/>
-                <w:sz w:val="18"/>
-              </w:rPr>
-              <w:t>229,702</w:t>
-            </w:r>
-          </w:p>
-        </w:tc>
-        <w:tc>
-          <w:tcPr>
-            <w:tcW w:type="dxa" w:w="3400"/>
-          </w:tcPr>
-          <w:p>
-            <w:r>
-              <w:rPr>
-                <w:rFonts w:ascii="Calibri" w:hAnsi="Calibri"/>
-                <w:sz w:val="18"/>
-              </w:rPr>
-              <w:t>on ear headphones under 2000</w:t>
-            </w:r>
-          </w:p>
-        </w:tc>
-        <w:tc>
-          <w:tcPr>
-            <w:tcW w:type="dxa" w:w="3400"/>
-          </w:tcPr>
-          <w:p>
-            <w:r>
-              <w:rPr>
-                <w:rFonts w:ascii="Calibri" w:hAnsi="Calibri"/>
-                <w:sz w:val="18"/>
-              </w:rPr>
-              <w:t>Price-tier query — relevant if priced under Rs 2000.</w:t>
-            </w:r>
-          </w:p>
-        </w:tc>
-      </w:tr>
-      <w:tr>
-        <w:tc>
-          <w:tcPr>
-            <w:tcW w:type="dxa" w:w="3400"/>
-          </w:tcPr>
-          <w:p>
-            <w:r>
-              <w:rPr>
-                <w:rFonts w:ascii="Calibri" w:hAnsi="Calibri"/>
-                <w:sz w:val="18"/>
-              </w:rPr>
-              <w:t>246,712</w:t>
-            </w:r>
-          </w:p>
-        </w:tc>
-        <w:tc>
-          <w:tcPr>
-            <w:tcW w:type="dxa" w:w="3400"/>
-          </w:tcPr>
-          <w:p>
-            <w:r>
-              <w:rPr>
-                <w:rFonts w:ascii="Calibri" w:hAnsi="Calibri"/>
-                <w:sz w:val="18"/>
-              </w:rPr>
-              <w:t>noise cancelling microphone headset</w:t>
-            </w:r>
-          </w:p>
-        </w:tc>
-        <w:tc>
-          <w:tcPr>
-            <w:tcW w:type="dxa" w:w="3400"/>
-          </w:tcPr>
-          <w:p>
-            <w:r>
-              <w:rPr>
-                <w:rFonts w:ascii="Calibri" w:hAnsi="Calibri"/>
-                <w:sz w:val="18"/>
-              </w:rPr>
-              <w:t>Long-tail noise cancellation.</w:t>
-            </w:r>
-          </w:p>
-        </w:tc>
-      </w:tr>
-      <w:tr>
-        <w:tc>
-          <w:tcPr>
-            <w:tcW w:type="dxa" w:w="3400"/>
-          </w:tcPr>
-          <w:p>
-            <w:r>
-              <w:rPr>
-                <w:rFonts w:ascii="Calibri" w:hAnsi="Calibri"/>
-                <w:sz w:val="18"/>
-              </w:rPr>
-              <w:t>251,395</w:t>
-            </w:r>
-          </w:p>
-        </w:tc>
-        <w:tc>
-          <w:tcPr>
-            <w:tcW w:type="dxa" w:w="3400"/>
-          </w:tcPr>
-          <w:p>
-            <w:r>
-              <w:rPr>
-                <w:rFonts w:ascii="Calibri" w:hAnsi="Calibri"/>
-                <w:sz w:val="18"/>
-              </w:rPr>
-              <w:t>usb headset with mic</w:t>
-            </w:r>
-          </w:p>
-        </w:tc>
-        <w:tc>
-          <w:tcPr>
-            <w:tcW w:type="dxa" w:w="3400"/>
-          </w:tcPr>
-          <w:p>
-            <w:r>
-              <w:rPr>
-                <w:rFonts w:ascii="Calibri" w:hAnsi="Calibri"/>
-                <w:sz w:val="18"/>
-              </w:rPr>
-              <w:t>USB-specific search.</w:t>
-            </w:r>
-          </w:p>
-        </w:tc>
-      </w:tr>
-      <w:tr>
-        <w:tc>
-          <w:tcPr>
-            <w:tcW w:type="dxa" w:w="3400"/>
-          </w:tcPr>
-          <w:p>
-            <w:r>
-              <w:rPr>
-                <w:rFonts w:ascii="Calibri" w:hAnsi="Calibri"/>
-                <w:sz w:val="18"/>
-              </w:rPr>
-              <w:t>289,101</w:t>
-            </w:r>
-          </w:p>
-        </w:tc>
-        <w:tc>
-          <w:tcPr>
-            <w:tcW w:type="dxa" w:w="3400"/>
-          </w:tcPr>
-          <w:p>
-            <w:r>
-              <w:rPr>
-                <w:rFonts w:ascii="Calibri" w:hAnsi="Calibri"/>
-                <w:sz w:val="18"/>
-              </w:rPr>
-              <w:t>computer headphones with mic</w:t>
-            </w:r>
-          </w:p>
-        </w:tc>
-        <w:tc>
-          <w:tcPr>
-            <w:tcW w:type="dxa" w:w="3400"/>
-          </w:tcPr>
-          <w:p>
-            <w:r>
-              <w:rPr>
-                <w:rFonts w:ascii="Calibri" w:hAnsi="Calibri"/>
-                <w:sz w:val="18"/>
-              </w:rPr>
-              <w:t>Closest match to your CURRENT title language.</w:t>
-            </w:r>
-          </w:p>
-        </w:tc>
-      </w:tr>
-      <w:tr>
-        <w:tc>
-          <w:tcPr>
-            <w:tcW w:type="dxa" w:w="3400"/>
-          </w:tcPr>
-          <w:p>
-            <w:r>
-              <w:rPr>
-                <w:rFonts w:ascii="Calibri" w:hAnsi="Calibri"/>
-                <w:sz w:val="18"/>
-              </w:rPr>
-              <w:t>309,104</w:t>
-            </w:r>
-          </w:p>
-        </w:tc>
-        <w:tc>
-          <w:tcPr>
-            <w:tcW w:type="dxa" w:w="3400"/>
-          </w:tcPr>
-          <w:p>
-            <w:r>
-              <w:rPr>
-                <w:rFonts w:ascii="Calibri" w:hAnsi="Calibri"/>
-                <w:sz w:val="18"/>
-              </w:rPr>
-              <w:t>office headsets with mic</w:t>
-            </w:r>
-          </w:p>
-        </w:tc>
-        <w:tc>
-          <w:tcPr>
-            <w:tcW w:type="dxa" w:w="3400"/>
-          </w:tcPr>
-          <w:p>
-            <w:r>
-              <w:rPr>
-                <w:rFonts w:ascii="Calibri" w:hAnsi="Calibri"/>
-                <w:sz w:val="18"/>
-              </w:rPr>
-              <w:t>Plural variant.</w:t>
-            </w:r>
-          </w:p>
-        </w:tc>
-      </w:tr>
-      <w:tr>
-        <w:tc>
-          <w:tcPr>
-            <w:tcW w:type="dxa" w:w="3400"/>
-          </w:tcPr>
-          <w:p>
-            <w:r>
-              <w:rPr>
-                <w:rFonts w:ascii="Calibri" w:hAnsi="Calibri"/>
-                <w:sz w:val="18"/>
-              </w:rPr>
-              <w:t>378,933</w:t>
-            </w:r>
-          </w:p>
-        </w:tc>
-        <w:tc>
-          <w:tcPr>
-            <w:tcW w:type="dxa" w:w="3400"/>
-          </w:tcPr>
-          <w:p>
-            <w:r>
-              <w:rPr>
-                <w:rFonts w:ascii="Calibri" w:hAnsi="Calibri"/>
-                <w:sz w:val="18"/>
-              </w:rPr>
-              <w:t>headphones for call center</w:t>
-            </w:r>
-          </w:p>
-        </w:tc>
-        <w:tc>
-          <w:tcPr>
-            <w:tcW w:type="dxa" w:w="3400"/>
-          </w:tcPr>
-          <w:p>
-            <w:r>
-              <w:rPr>
-                <w:rFonts w:ascii="Calibri" w:hAnsi="Calibri"/>
-                <w:sz w:val="18"/>
-              </w:rPr>
-              <w:t>Call-centre B2B query.</w:t>
-            </w:r>
-          </w:p>
-        </w:tc>
-      </w:tr>
-      <w:tr>
-        <w:tc>
-          <w:tcPr>
-            <w:tcW w:type="dxa" w:w="3400"/>
-          </w:tcPr>
-          <w:p>
-            <w:r>
-              <w:rPr>
-                <w:rFonts w:ascii="Calibri" w:hAnsi="Calibri"/>
-                <w:sz w:val="18"/>
-              </w:rPr>
-              <w:t>413,182</w:t>
-            </w:r>
-          </w:p>
-        </w:tc>
-        <w:tc>
-          <w:tcPr>
-            <w:tcW w:type="dxa" w:w="3400"/>
-          </w:tcPr>
-          <w:p>
-            <w:r>
-              <w:rPr>
-                <w:rFonts w:ascii="Calibri" w:hAnsi="Calibri"/>
-                <w:sz w:val="18"/>
-              </w:rPr>
-              <w:t>teams headphones with mic</w:t>
-            </w:r>
-          </w:p>
-        </w:tc>
-        <w:tc>
-          <w:tcPr>
-            <w:tcW w:type="dxa" w:w="3400"/>
-          </w:tcPr>
-          <w:p>
-            <w:r>
-              <w:rPr>
-                <w:rFonts w:ascii="Calibri" w:hAnsi="Calibri"/>
-                <w:sz w:val="18"/>
-              </w:rPr>
-              <w:t>Teams platform intent.</w:t>
-            </w:r>
-          </w:p>
-        </w:tc>
-      </w:tr>
-      <w:tr>
-        <w:tc>
-          <w:tcPr>
-            <w:tcW w:type="dxa" w:w="3400"/>
-          </w:tcPr>
-          <w:p>
-            <w:r>
-              <w:rPr>
-                <w:rFonts w:ascii="Calibri" w:hAnsi="Calibri"/>
-                <w:sz w:val="18"/>
-              </w:rPr>
-              <w:t>453,954</w:t>
-            </w:r>
-          </w:p>
-        </w:tc>
-        <w:tc>
-          <w:tcPr>
-            <w:tcW w:type="dxa" w:w="3400"/>
-          </w:tcPr>
-          <w:p>
-            <w:r>
-              <w:rPr>
-                <w:rFonts w:ascii="Calibri" w:hAnsi="Calibri"/>
-                <w:sz w:val="18"/>
-              </w:rPr>
-              <w:t>noise cancelling headphones wired</w:t>
-            </w:r>
-          </w:p>
-        </w:tc>
-        <w:tc>
-          <w:tcPr>
-            <w:tcW w:type="dxa" w:w="3400"/>
-          </w:tcPr>
-          <w:p>
-            <w:r>
-              <w:rPr>
-                <w:rFonts w:ascii="Calibri" w:hAnsi="Calibri"/>
-                <w:sz w:val="18"/>
-              </w:rPr>
-              <w:t>Wired NC long-tail.</w:t>
+              <w:t>Generic high-volume. Bullets.</w:t>
             </w:r>
           </w:p>
         </w:tc>
@@ -2157,7 +4790,7 @@
           <w:color w:val="0B2C55"/>
           <w:sz w:val="28"/>
         </w:rPr>
-        <w:t>2C. Three ASINs that own your category — model your listing on these</w:t>
+        <w:t>3B. Tier 2 — Use in Description, A+ Content, Backend Search Terms</w:t>
       </w:r>
     </w:p>
     <w:tbl>
@@ -2167,15 +4800,14 @@
         <w:tblLook w:firstColumn="1" w:firstRow="1" w:lastColumn="0" w:lastRow="0" w:noHBand="0" w:noVBand="1" w:val="04A0"/>
       </w:tblPr>
       <w:tblGrid>
-        <w:gridCol w:w="2550"/>
-        <w:gridCol w:w="2550"/>
-        <w:gridCol w:w="2550"/>
-        <w:gridCol w:w="2550"/>
+        <w:gridCol w:w="3400"/>
+        <w:gridCol w:w="3400"/>
+        <w:gridCol w:w="3400"/>
       </w:tblGrid>
       <w:tr>
         <w:tc>
           <w:tcPr>
-            <w:tcW w:type="dxa" w:w="2550"/>
+            <w:tcW w:type="dxa" w:w="3400"/>
             <w:shd w:val="clear" w:color="auto" w:fill="0B2C55"/>
           </w:tcPr>
           <w:p>
@@ -2184,15 +4816,15 @@
                 <w:rFonts w:ascii="Calibri" w:hAnsi="Calibri"/>
                 <w:b/>
                 <w:color w:val="FFFFFF"/>
-                <w:sz w:val="18"/>
-              </w:rPr>
-              <w:t>Rank</w:t>
-            </w:r>
-          </w:p>
-        </w:tc>
-        <w:tc>
-          <w:tcPr>
-            <w:tcW w:type="dxa" w:w="2550"/>
+                <w:sz w:val="16"/>
+              </w:rPr>
+              <w:t>April SFR</w:t>
+            </w:r>
+          </w:p>
+        </w:tc>
+        <w:tc>
+          <w:tcPr>
+            <w:tcW w:type="dxa" w:w="3400"/>
             <w:shd w:val="clear" w:color="auto" w:fill="0B2C55"/>
           </w:tcPr>
           <w:p>
@@ -2201,15 +4833,15 @@
                 <w:rFonts w:ascii="Calibri" w:hAnsi="Calibri"/>
                 <w:b/>
                 <w:color w:val="FFFFFF"/>
-                <w:sz w:val="18"/>
-              </w:rPr>
-              <w:t>ASIN</w:t>
-            </w:r>
-          </w:p>
-        </w:tc>
-        <w:tc>
-          <w:tcPr>
-            <w:tcW w:type="dxa" w:w="2550"/>
+                <w:sz w:val="16"/>
+              </w:rPr>
+              <w:t>Search Term</w:t>
+            </w:r>
+          </w:p>
+        </w:tc>
+        <w:tc>
+          <w:tcPr>
+            <w:tcW w:type="dxa" w:w="3400"/>
             <w:shd w:val="clear" w:color="auto" w:fill="0B2C55"/>
           </w:tcPr>
           <w:p>
@@ -2218,15 +4850,1454 @@
                 <w:rFonts w:ascii="Calibri" w:hAnsi="Calibri"/>
                 <w:b/>
                 <w:color w:val="FFFFFF"/>
-                <w:sz w:val="18"/>
-              </w:rPr>
-              <w:t>Brand / Product</w:t>
-            </w:r>
-          </w:p>
-        </w:tc>
-        <w:tc>
-          <w:tcPr>
-            <w:tcW w:type="dxa" w:w="2550"/>
+                <w:sz w:val="16"/>
+              </w:rPr>
+              <w:t>Why include</w:t>
+            </w:r>
+          </w:p>
+        </w:tc>
+      </w:tr>
+      <w:tr>
+        <w:tc>
+          <w:tcPr>
+            <w:tcW w:type="dxa" w:w="3400"/>
+          </w:tcPr>
+          <w:p>
+            <w:r>
+              <w:rPr>
+                <w:rFonts w:ascii="Calibri" w:hAnsi="Calibri"/>
+                <w:sz w:val="16"/>
+              </w:rPr>
+              <w:t>65,278</w:t>
+            </w:r>
+          </w:p>
+        </w:tc>
+        <w:tc>
+          <w:tcPr>
+            <w:tcW w:type="dxa" w:w="3400"/>
+          </w:tcPr>
+          <w:p>
+            <w:r>
+              <w:rPr>
+                <w:rFonts w:ascii="Calibri" w:hAnsi="Calibri"/>
+                <w:sz w:val="16"/>
+              </w:rPr>
+              <w:t>jbl wired headphones</w:t>
+            </w:r>
+          </w:p>
+        </w:tc>
+        <w:tc>
+          <w:tcPr>
+            <w:tcW w:type="dxa" w:w="3400"/>
+          </w:tcPr>
+          <w:p>
+            <w:r>
+              <w:rPr>
+                <w:rFonts w:ascii="Calibri" w:hAnsi="Calibri"/>
+                <w:sz w:val="16"/>
+              </w:rPr>
+              <w:t>Backend only (branded).</w:t>
+            </w:r>
+          </w:p>
+        </w:tc>
+      </w:tr>
+      <w:tr>
+        <w:tc>
+          <w:tcPr>
+            <w:tcW w:type="dxa" w:w="3400"/>
+          </w:tcPr>
+          <w:p>
+            <w:r>
+              <w:rPr>
+                <w:rFonts w:ascii="Calibri" w:hAnsi="Calibri"/>
+                <w:sz w:val="16"/>
+              </w:rPr>
+              <w:t>74,211</w:t>
+            </w:r>
+          </w:p>
+        </w:tc>
+        <w:tc>
+          <w:tcPr>
+            <w:tcW w:type="dxa" w:w="3400"/>
+          </w:tcPr>
+          <w:p>
+            <w:r>
+              <w:rPr>
+                <w:rFonts w:ascii="Calibri" w:hAnsi="Calibri"/>
+                <w:sz w:val="16"/>
+              </w:rPr>
+              <w:t>wired headset with mic</w:t>
+            </w:r>
+          </w:p>
+        </w:tc>
+        <w:tc>
+          <w:tcPr>
+            <w:tcW w:type="dxa" w:w="3400"/>
+          </w:tcPr>
+          <w:p>
+            <w:r>
+              <w:rPr>
+                <w:rFonts w:ascii="Calibri" w:hAnsi="Calibri"/>
+                <w:sz w:val="16"/>
+              </w:rPr>
+              <w:t>Description.</w:t>
+            </w:r>
+          </w:p>
+        </w:tc>
+      </w:tr>
+      <w:tr>
+        <w:tc>
+          <w:tcPr>
+            <w:tcW w:type="dxa" w:w="3400"/>
+          </w:tcPr>
+          <w:p>
+            <w:r>
+              <w:rPr>
+                <w:rFonts w:ascii="Calibri" w:hAnsi="Calibri"/>
+                <w:sz w:val="16"/>
+              </w:rPr>
+              <w:t>77,938</w:t>
+            </w:r>
+          </w:p>
+        </w:tc>
+        <w:tc>
+          <w:tcPr>
+            <w:tcW w:type="dxa" w:w="3400"/>
+          </w:tcPr>
+          <w:p>
+            <w:r>
+              <w:rPr>
+                <w:rFonts w:ascii="Calibri" w:hAnsi="Calibri"/>
+                <w:sz w:val="16"/>
+              </w:rPr>
+              <w:t>jabra evolve</w:t>
+            </w:r>
+          </w:p>
+        </w:tc>
+        <w:tc>
+          <w:tcPr>
+            <w:tcW w:type="dxa" w:w="3400"/>
+          </w:tcPr>
+          <w:p>
+            <w:r>
+              <w:rPr>
+                <w:rFonts w:ascii="Calibri" w:hAnsi="Calibri"/>
+                <w:sz w:val="16"/>
+              </w:rPr>
+              <w:t>Backend only (branded).</w:t>
+            </w:r>
+          </w:p>
+        </w:tc>
+      </w:tr>
+      <w:tr>
+        <w:tc>
+          <w:tcPr>
+            <w:tcW w:type="dxa" w:w="3400"/>
+          </w:tcPr>
+          <w:p>
+            <w:r>
+              <w:rPr>
+                <w:rFonts w:ascii="Calibri" w:hAnsi="Calibri"/>
+                <w:sz w:val="16"/>
+              </w:rPr>
+              <w:t>78,018</w:t>
+            </w:r>
+          </w:p>
+        </w:tc>
+        <w:tc>
+          <w:tcPr>
+            <w:tcW w:type="dxa" w:w="3400"/>
+          </w:tcPr>
+          <w:p>
+            <w:r>
+              <w:rPr>
+                <w:rFonts w:ascii="Calibri" w:hAnsi="Calibri"/>
+                <w:sz w:val="16"/>
+              </w:rPr>
+              <w:t>type c headphones with mic</w:t>
+            </w:r>
+          </w:p>
+        </w:tc>
+        <w:tc>
+          <w:tcPr>
+            <w:tcW w:type="dxa" w:w="3400"/>
+          </w:tcPr>
+          <w:p>
+            <w:r>
+              <w:rPr>
+                <w:rFonts w:ascii="Calibri" w:hAnsi="Calibri"/>
+                <w:sz w:val="16"/>
+              </w:rPr>
+              <w:t>NEW Apr signal. Use only if your product is Type-C.</w:t>
+            </w:r>
+          </w:p>
+        </w:tc>
+      </w:tr>
+      <w:tr>
+        <w:tc>
+          <w:tcPr>
+            <w:tcW w:type="dxa" w:w="3400"/>
+          </w:tcPr>
+          <w:p>
+            <w:r>
+              <w:rPr>
+                <w:rFonts w:ascii="Calibri" w:hAnsi="Calibri"/>
+                <w:sz w:val="16"/>
+              </w:rPr>
+              <w:t>82,115</w:t>
+            </w:r>
+          </w:p>
+        </w:tc>
+        <w:tc>
+          <w:tcPr>
+            <w:tcW w:type="dxa" w:w="3400"/>
+          </w:tcPr>
+          <w:p>
+            <w:r>
+              <w:rPr>
+                <w:rFonts w:ascii="Calibri" w:hAnsi="Calibri"/>
+                <w:sz w:val="16"/>
+              </w:rPr>
+              <w:t>best headphones for office calls</w:t>
+            </w:r>
+          </w:p>
+        </w:tc>
+        <w:tc>
+          <w:tcPr>
+            <w:tcW w:type="dxa" w:w="3400"/>
+          </w:tcPr>
+          <w:p>
+            <w:r>
+              <w:rPr>
+                <w:rFonts w:ascii="Calibri" w:hAnsi="Calibri"/>
+                <w:sz w:val="16"/>
+              </w:rPr>
+              <w:t>Editorial-style query.</w:t>
+            </w:r>
+          </w:p>
+        </w:tc>
+      </w:tr>
+      <w:tr>
+        <w:tc>
+          <w:tcPr>
+            <w:tcW w:type="dxa" w:w="3400"/>
+          </w:tcPr>
+          <w:p>
+            <w:r>
+              <w:rPr>
+                <w:rFonts w:ascii="Calibri" w:hAnsi="Calibri"/>
+                <w:sz w:val="16"/>
+              </w:rPr>
+              <w:t>90,009</w:t>
+            </w:r>
+          </w:p>
+        </w:tc>
+        <w:tc>
+          <w:tcPr>
+            <w:tcW w:type="dxa" w:w="3400"/>
+          </w:tcPr>
+          <w:p>
+            <w:r>
+              <w:rPr>
+                <w:rFonts w:ascii="Calibri" w:hAnsi="Calibri"/>
+                <w:sz w:val="16"/>
+              </w:rPr>
+              <w:t>wired over ear headphones</w:t>
+            </w:r>
+          </w:p>
+        </w:tc>
+        <w:tc>
+          <w:tcPr>
+            <w:tcW w:type="dxa" w:w="3400"/>
+          </w:tcPr>
+          <w:p>
+            <w:r>
+              <w:rPr>
+                <w:rFonts w:ascii="Calibri" w:hAnsi="Calibri"/>
+                <w:sz w:val="16"/>
+              </w:rPr>
+              <w:t>Form-factor intent.</w:t>
+            </w:r>
+          </w:p>
+        </w:tc>
+      </w:tr>
+      <w:tr>
+        <w:tc>
+          <w:tcPr>
+            <w:tcW w:type="dxa" w:w="3400"/>
+          </w:tcPr>
+          <w:p>
+            <w:r>
+              <w:rPr>
+                <w:rFonts w:ascii="Calibri" w:hAnsi="Calibri"/>
+                <w:sz w:val="16"/>
+              </w:rPr>
+              <w:t>95,098</w:t>
+            </w:r>
+          </w:p>
+        </w:tc>
+        <w:tc>
+          <w:tcPr>
+            <w:tcW w:type="dxa" w:w="3400"/>
+          </w:tcPr>
+          <w:p>
+            <w:r>
+              <w:rPr>
+                <w:rFonts w:ascii="Calibri" w:hAnsi="Calibri"/>
+                <w:sz w:val="16"/>
+              </w:rPr>
+              <w:t>laptop headphone with mic</w:t>
+            </w:r>
+          </w:p>
+        </w:tc>
+        <w:tc>
+          <w:tcPr>
+            <w:tcW w:type="dxa" w:w="3400"/>
+          </w:tcPr>
+          <w:p>
+            <w:r>
+              <w:rPr>
+                <w:rFonts w:ascii="Calibri" w:hAnsi="Calibri"/>
+                <w:sz w:val="16"/>
+              </w:rPr>
+              <w:t>Laptop intent.</w:t>
+            </w:r>
+          </w:p>
+        </w:tc>
+      </w:tr>
+      <w:tr>
+        <w:tc>
+          <w:tcPr>
+            <w:tcW w:type="dxa" w:w="3400"/>
+          </w:tcPr>
+          <w:p>
+            <w:r>
+              <w:rPr>
+                <w:rFonts w:ascii="Calibri" w:hAnsi="Calibri"/>
+                <w:sz w:val="16"/>
+              </w:rPr>
+              <w:t>95,852</w:t>
+            </w:r>
+          </w:p>
+        </w:tc>
+        <w:tc>
+          <w:tcPr>
+            <w:tcW w:type="dxa" w:w="3400"/>
+          </w:tcPr>
+          <w:p>
+            <w:r>
+              <w:rPr>
+                <w:rFonts w:ascii="Calibri" w:hAnsi="Calibri"/>
+                <w:sz w:val="16"/>
+              </w:rPr>
+              <w:t>boat headphones wired with mic</w:t>
+            </w:r>
+          </w:p>
+        </w:tc>
+        <w:tc>
+          <w:tcPr>
+            <w:tcW w:type="dxa" w:w="3400"/>
+          </w:tcPr>
+          <w:p>
+            <w:r>
+              <w:rPr>
+                <w:rFonts w:ascii="Calibri" w:hAnsi="Calibri"/>
+                <w:sz w:val="16"/>
+              </w:rPr>
+              <w:t>Backend only (branded).</w:t>
+            </w:r>
+          </w:p>
+        </w:tc>
+      </w:tr>
+      <w:tr>
+        <w:tc>
+          <w:tcPr>
+            <w:tcW w:type="dxa" w:w="3400"/>
+          </w:tcPr>
+          <w:p>
+            <w:r>
+              <w:rPr>
+                <w:rFonts w:ascii="Calibri" w:hAnsi="Calibri"/>
+                <w:sz w:val="16"/>
+              </w:rPr>
+              <w:t>97,403</w:t>
+            </w:r>
+          </w:p>
+        </w:tc>
+        <w:tc>
+          <w:tcPr>
+            <w:tcW w:type="dxa" w:w="3400"/>
+          </w:tcPr>
+          <w:p>
+            <w:r>
+              <w:rPr>
+                <w:rFonts w:ascii="Calibri" w:hAnsi="Calibri"/>
+                <w:sz w:val="16"/>
+              </w:rPr>
+              <w:t>headphones for office calls</w:t>
+            </w:r>
+          </w:p>
+        </w:tc>
+        <w:tc>
+          <w:tcPr>
+            <w:tcW w:type="dxa" w:w="3400"/>
+          </w:tcPr>
+          <w:p>
+            <w:r>
+              <w:rPr>
+                <w:rFonts w:ascii="Calibri" w:hAnsi="Calibri"/>
+                <w:sz w:val="16"/>
+              </w:rPr>
+              <w:t>Office calls bullet 1.</w:t>
+            </w:r>
+          </w:p>
+        </w:tc>
+      </w:tr>
+      <w:tr>
+        <w:tc>
+          <w:tcPr>
+            <w:tcW w:type="dxa" w:w="3400"/>
+          </w:tcPr>
+          <w:p>
+            <w:r>
+              <w:rPr>
+                <w:rFonts w:ascii="Calibri" w:hAnsi="Calibri"/>
+                <w:sz w:val="16"/>
+              </w:rPr>
+              <w:t>100,131</w:t>
+            </w:r>
+          </w:p>
+        </w:tc>
+        <w:tc>
+          <w:tcPr>
+            <w:tcW w:type="dxa" w:w="3400"/>
+          </w:tcPr>
+          <w:p>
+            <w:r>
+              <w:rPr>
+                <w:rFonts w:ascii="Calibri" w:hAnsi="Calibri"/>
+                <w:sz w:val="16"/>
+              </w:rPr>
+              <w:t>wired headset with mic office</w:t>
+            </w:r>
+          </w:p>
+        </w:tc>
+        <w:tc>
+          <w:tcPr>
+            <w:tcW w:type="dxa" w:w="3400"/>
+          </w:tcPr>
+          <w:p>
+            <w:r>
+              <w:rPr>
+                <w:rFonts w:ascii="Calibri" w:hAnsi="Calibri"/>
+                <w:sz w:val="16"/>
+              </w:rPr>
+              <w:t>Office wired query.</w:t>
+            </w:r>
+          </w:p>
+        </w:tc>
+      </w:tr>
+      <w:tr>
+        <w:tc>
+          <w:tcPr>
+            <w:tcW w:type="dxa" w:w="3400"/>
+          </w:tcPr>
+          <w:p>
+            <w:r>
+              <w:rPr>
+                <w:rFonts w:ascii="Calibri" w:hAnsi="Calibri"/>
+                <w:sz w:val="16"/>
+              </w:rPr>
+              <w:t>102,005</w:t>
+            </w:r>
+          </w:p>
+        </w:tc>
+        <w:tc>
+          <w:tcPr>
+            <w:tcW w:type="dxa" w:w="3400"/>
+          </w:tcPr>
+          <w:p>
+            <w:r>
+              <w:rPr>
+                <w:rFonts w:ascii="Calibri" w:hAnsi="Calibri"/>
+                <w:sz w:val="16"/>
+              </w:rPr>
+              <w:t>wired head phones with mic</w:t>
+            </w:r>
+          </w:p>
+        </w:tc>
+        <w:tc>
+          <w:tcPr>
+            <w:tcW w:type="dxa" w:w="3400"/>
+          </w:tcPr>
+          <w:p>
+            <w:r>
+              <w:rPr>
+                <w:rFonts w:ascii="Calibri" w:hAnsi="Calibri"/>
+                <w:sz w:val="16"/>
+              </w:rPr>
+              <w:t>Spelling variant.</w:t>
+            </w:r>
+          </w:p>
+        </w:tc>
+      </w:tr>
+      <w:tr>
+        <w:tc>
+          <w:tcPr>
+            <w:tcW w:type="dxa" w:w="3400"/>
+          </w:tcPr>
+          <w:p>
+            <w:r>
+              <w:rPr>
+                <w:rFonts w:ascii="Calibri" w:hAnsi="Calibri"/>
+                <w:sz w:val="16"/>
+              </w:rPr>
+              <w:t>102,508</w:t>
+            </w:r>
+          </w:p>
+        </w:tc>
+        <w:tc>
+          <w:tcPr>
+            <w:tcW w:type="dxa" w:w="3400"/>
+          </w:tcPr>
+          <w:p>
+            <w:r>
+              <w:rPr>
+                <w:rFonts w:ascii="Calibri" w:hAnsi="Calibri"/>
+                <w:sz w:val="16"/>
+              </w:rPr>
+              <w:t>headphones with mic wired</w:t>
+            </w:r>
+          </w:p>
+        </w:tc>
+        <w:tc>
+          <w:tcPr>
+            <w:tcW w:type="dxa" w:w="3400"/>
+          </w:tcPr>
+          <w:p>
+            <w:r>
+              <w:rPr>
+                <w:rFonts w:ascii="Calibri" w:hAnsi="Calibri"/>
+                <w:sz w:val="16"/>
+              </w:rPr>
+              <w:t>Spelling variant.</w:t>
+            </w:r>
+          </w:p>
+        </w:tc>
+      </w:tr>
+      <w:tr>
+        <w:tc>
+          <w:tcPr>
+            <w:tcW w:type="dxa" w:w="3400"/>
+          </w:tcPr>
+          <w:p>
+            <w:r>
+              <w:rPr>
+                <w:rFonts w:ascii="Calibri" w:hAnsi="Calibri"/>
+                <w:sz w:val="16"/>
+              </w:rPr>
+              <w:t>105,337</w:t>
+            </w:r>
+          </w:p>
+        </w:tc>
+        <w:tc>
+          <w:tcPr>
+            <w:tcW w:type="dxa" w:w="3400"/>
+          </w:tcPr>
+          <w:p>
+            <w:r>
+              <w:rPr>
+                <w:rFonts w:ascii="Calibri" w:hAnsi="Calibri"/>
+                <w:sz w:val="16"/>
+              </w:rPr>
+              <w:t>headsets with noise cancelling mic</w:t>
+            </w:r>
+          </w:p>
+        </w:tc>
+        <w:tc>
+          <w:tcPr>
+            <w:tcW w:type="dxa" w:w="3400"/>
+          </w:tcPr>
+          <w:p>
+            <w:r>
+              <w:rPr>
+                <w:rFonts w:ascii="Calibri" w:hAnsi="Calibri"/>
+                <w:sz w:val="16"/>
+              </w:rPr>
+              <w:t>NC variant.</w:t>
+            </w:r>
+          </w:p>
+        </w:tc>
+      </w:tr>
+      <w:tr>
+        <w:tc>
+          <w:tcPr>
+            <w:tcW w:type="dxa" w:w="3400"/>
+          </w:tcPr>
+          <w:p>
+            <w:r>
+              <w:rPr>
+                <w:rFonts w:ascii="Calibri" w:hAnsi="Calibri"/>
+                <w:sz w:val="16"/>
+              </w:rPr>
+              <w:t>108,807</w:t>
+            </w:r>
+          </w:p>
+        </w:tc>
+        <w:tc>
+          <w:tcPr>
+            <w:tcW w:type="dxa" w:w="3400"/>
+          </w:tcPr>
+          <w:p>
+            <w:r>
+              <w:rPr>
+                <w:rFonts w:ascii="Calibri" w:hAnsi="Calibri"/>
+                <w:sz w:val="16"/>
+              </w:rPr>
+              <w:t>headphone with microphone</w:t>
+            </w:r>
+          </w:p>
+        </w:tc>
+        <w:tc>
+          <w:tcPr>
+            <w:tcW w:type="dxa" w:w="3400"/>
+          </w:tcPr>
+          <w:p>
+            <w:r>
+              <w:rPr>
+                <w:rFonts w:ascii="Calibri" w:hAnsi="Calibri"/>
+                <w:sz w:val="16"/>
+              </w:rPr>
+              <w:t>Long-form variant.</w:t>
+            </w:r>
+          </w:p>
+        </w:tc>
+      </w:tr>
+      <w:tr>
+        <w:tc>
+          <w:tcPr>
+            <w:tcW w:type="dxa" w:w="3400"/>
+          </w:tcPr>
+          <w:p>
+            <w:r>
+              <w:rPr>
+                <w:rFonts w:ascii="Calibri" w:hAnsi="Calibri"/>
+                <w:sz w:val="16"/>
+              </w:rPr>
+              <w:t>110,633</w:t>
+            </w:r>
+          </w:p>
+        </w:tc>
+        <w:tc>
+          <w:tcPr>
+            <w:tcW w:type="dxa" w:w="3400"/>
+          </w:tcPr>
+          <w:p>
+            <w:r>
+              <w:rPr>
+                <w:rFonts w:ascii="Calibri" w:hAnsi="Calibri"/>
+                <w:sz w:val="16"/>
+              </w:rPr>
+              <w:t>office headset</w:t>
+            </w:r>
+          </w:p>
+        </w:tc>
+        <w:tc>
+          <w:tcPr>
+            <w:tcW w:type="dxa" w:w="3400"/>
+          </w:tcPr>
+          <w:p>
+            <w:r>
+              <w:rPr>
+                <w:rFonts w:ascii="Calibri" w:hAnsi="Calibri"/>
+                <w:sz w:val="16"/>
+              </w:rPr>
+              <w:t>Generic office.</w:t>
+            </w:r>
+          </w:p>
+        </w:tc>
+      </w:tr>
+      <w:tr>
+        <w:tc>
+          <w:tcPr>
+            <w:tcW w:type="dxa" w:w="3400"/>
+          </w:tcPr>
+          <w:p>
+            <w:r>
+              <w:rPr>
+                <w:rFonts w:ascii="Calibri" w:hAnsi="Calibri"/>
+                <w:sz w:val="16"/>
+              </w:rPr>
+              <w:t>110,829</w:t>
+            </w:r>
+          </w:p>
+        </w:tc>
+        <w:tc>
+          <w:tcPr>
+            <w:tcW w:type="dxa" w:w="3400"/>
+          </w:tcPr>
+          <w:p>
+            <w:r>
+              <w:rPr>
+                <w:rFonts w:ascii="Calibri" w:hAnsi="Calibri"/>
+                <w:sz w:val="16"/>
+              </w:rPr>
+              <w:t>hp headset with mic</w:t>
+            </w:r>
+          </w:p>
+        </w:tc>
+        <w:tc>
+          <w:tcPr>
+            <w:tcW w:type="dxa" w:w="3400"/>
+          </w:tcPr>
+          <w:p>
+            <w:r>
+              <w:rPr>
+                <w:rFonts w:ascii="Calibri" w:hAnsi="Calibri"/>
+                <w:sz w:val="16"/>
+              </w:rPr>
+              <w:t>Backend only (branded).</w:t>
+            </w:r>
+          </w:p>
+        </w:tc>
+      </w:tr>
+      <w:tr>
+        <w:tc>
+          <w:tcPr>
+            <w:tcW w:type="dxa" w:w="3400"/>
+          </w:tcPr>
+          <w:p>
+            <w:r>
+              <w:rPr>
+                <w:rFonts w:ascii="Calibri" w:hAnsi="Calibri"/>
+                <w:sz w:val="16"/>
+              </w:rPr>
+              <w:t>114,996</w:t>
+            </w:r>
+          </w:p>
+        </w:tc>
+        <w:tc>
+          <w:tcPr>
+            <w:tcW w:type="dxa" w:w="3400"/>
+          </w:tcPr>
+          <w:p>
+            <w:r>
+              <w:rPr>
+                <w:rFonts w:ascii="Calibri" w:hAnsi="Calibri"/>
+                <w:sz w:val="16"/>
+              </w:rPr>
+              <w:t>headphones wire with mic type c</w:t>
+            </w:r>
+          </w:p>
+        </w:tc>
+        <w:tc>
+          <w:tcPr>
+            <w:tcW w:type="dxa" w:w="3400"/>
+          </w:tcPr>
+          <w:p>
+            <w:r>
+              <w:rPr>
+                <w:rFonts w:ascii="Calibri" w:hAnsi="Calibri"/>
+                <w:sz w:val="16"/>
+              </w:rPr>
+              <w:t>NEW Apr signal. Type-C trend.</w:t>
+            </w:r>
+          </w:p>
+        </w:tc>
+      </w:tr>
+      <w:tr>
+        <w:tc>
+          <w:tcPr>
+            <w:tcW w:type="dxa" w:w="3400"/>
+          </w:tcPr>
+          <w:p>
+            <w:r>
+              <w:rPr>
+                <w:rFonts w:ascii="Calibri" w:hAnsi="Calibri"/>
+                <w:sz w:val="16"/>
+              </w:rPr>
+              <w:t>122,053</w:t>
+            </w:r>
+          </w:p>
+        </w:tc>
+        <w:tc>
+          <w:tcPr>
+            <w:tcW w:type="dxa" w:w="3400"/>
+          </w:tcPr>
+          <w:p>
+            <w:r>
+              <w:rPr>
+                <w:rFonts w:ascii="Calibri" w:hAnsi="Calibri"/>
+                <w:sz w:val="16"/>
+              </w:rPr>
+              <w:t>wired headphones with mic for laptop</w:t>
+            </w:r>
+          </w:p>
+        </w:tc>
+        <w:tc>
+          <w:tcPr>
+            <w:tcW w:type="dxa" w:w="3400"/>
+          </w:tcPr>
+          <w:p>
+            <w:r>
+              <w:rPr>
+                <w:rFonts w:ascii="Calibri" w:hAnsi="Calibri"/>
+                <w:sz w:val="16"/>
+              </w:rPr>
+              <w:t>Wired + laptop.</w:t>
+            </w:r>
+          </w:p>
+        </w:tc>
+      </w:tr>
+      <w:tr>
+        <w:tc>
+          <w:tcPr>
+            <w:tcW w:type="dxa" w:w="3400"/>
+          </w:tcPr>
+          <w:p>
+            <w:r>
+              <w:rPr>
+                <w:rFonts w:ascii="Calibri" w:hAnsi="Calibri"/>
+                <w:sz w:val="16"/>
+              </w:rPr>
+              <w:t>129,552</w:t>
+            </w:r>
+          </w:p>
+        </w:tc>
+        <w:tc>
+          <w:tcPr>
+            <w:tcW w:type="dxa" w:w="3400"/>
+          </w:tcPr>
+          <w:p>
+            <w:r>
+              <w:rPr>
+                <w:rFonts w:ascii="Calibri" w:hAnsi="Calibri"/>
+                <w:sz w:val="16"/>
+              </w:rPr>
+              <w:t>usb headphones</w:t>
+            </w:r>
+          </w:p>
+        </w:tc>
+        <w:tc>
+          <w:tcPr>
+            <w:tcW w:type="dxa" w:w="3400"/>
+          </w:tcPr>
+          <w:p>
+            <w:r>
+              <w:rPr>
+                <w:rFonts w:ascii="Calibri" w:hAnsi="Calibri"/>
+                <w:sz w:val="16"/>
+              </w:rPr>
+              <w:t>USB.</w:t>
+            </w:r>
+          </w:p>
+        </w:tc>
+      </w:tr>
+      <w:tr>
+        <w:tc>
+          <w:tcPr>
+            <w:tcW w:type="dxa" w:w="3400"/>
+          </w:tcPr>
+          <w:p>
+            <w:r>
+              <w:rPr>
+                <w:rFonts w:ascii="Calibri" w:hAnsi="Calibri"/>
+                <w:sz w:val="16"/>
+              </w:rPr>
+              <w:t>133,361</w:t>
+            </w:r>
+          </w:p>
+        </w:tc>
+        <w:tc>
+          <w:tcPr>
+            <w:tcW w:type="dxa" w:w="3400"/>
+          </w:tcPr>
+          <w:p>
+            <w:r>
+              <w:rPr>
+                <w:rFonts w:ascii="Calibri" w:hAnsi="Calibri"/>
+                <w:sz w:val="16"/>
+              </w:rPr>
+              <w:t>head phone with mic wired</w:t>
+            </w:r>
+          </w:p>
+        </w:tc>
+        <w:tc>
+          <w:tcPr>
+            <w:tcW w:type="dxa" w:w="3400"/>
+          </w:tcPr>
+          <w:p>
+            <w:r>
+              <w:rPr>
+                <w:rFonts w:ascii="Calibri" w:hAnsi="Calibri"/>
+                <w:sz w:val="16"/>
+              </w:rPr>
+              <w:t>Spelling variant.</w:t>
+            </w:r>
+          </w:p>
+        </w:tc>
+      </w:tr>
+      <w:tr>
+        <w:tc>
+          <w:tcPr>
+            <w:tcW w:type="dxa" w:w="3400"/>
+          </w:tcPr>
+          <w:p>
+            <w:r>
+              <w:rPr>
+                <w:rFonts w:ascii="Calibri" w:hAnsi="Calibri"/>
+                <w:sz w:val="16"/>
+              </w:rPr>
+              <w:t>138,775</w:t>
+            </w:r>
+          </w:p>
+        </w:tc>
+        <w:tc>
+          <w:tcPr>
+            <w:tcW w:type="dxa" w:w="3400"/>
+          </w:tcPr>
+          <w:p>
+            <w:r>
+              <w:rPr>
+                <w:rFonts w:ascii="Calibri" w:hAnsi="Calibri"/>
+                <w:sz w:val="16"/>
+              </w:rPr>
+              <w:t>office wired headphones with mic</w:t>
+            </w:r>
+          </w:p>
+        </w:tc>
+        <w:tc>
+          <w:tcPr>
+            <w:tcW w:type="dxa" w:w="3400"/>
+          </w:tcPr>
+          <w:p>
+            <w:r>
+              <w:rPr>
+                <w:rFonts w:ascii="Calibri" w:hAnsi="Calibri"/>
+                <w:sz w:val="16"/>
+              </w:rPr>
+              <w:t>Office wired specific.</w:t>
+            </w:r>
+          </w:p>
+        </w:tc>
+      </w:tr>
+      <w:tr>
+        <w:tc>
+          <w:tcPr>
+            <w:tcW w:type="dxa" w:w="3400"/>
+          </w:tcPr>
+          <w:p>
+            <w:r>
+              <w:rPr>
+                <w:rFonts w:ascii="Calibri" w:hAnsi="Calibri"/>
+                <w:sz w:val="16"/>
+              </w:rPr>
+              <w:t>144,891</w:t>
+            </w:r>
+          </w:p>
+        </w:tc>
+        <w:tc>
+          <w:tcPr>
+            <w:tcW w:type="dxa" w:w="3400"/>
+          </w:tcPr>
+          <w:p>
+            <w:r>
+              <w:rPr>
+                <w:rFonts w:ascii="Calibri" w:hAnsi="Calibri"/>
+                <w:sz w:val="16"/>
+              </w:rPr>
+              <w:t>pc headphones with mic</w:t>
+            </w:r>
+          </w:p>
+        </w:tc>
+        <w:tc>
+          <w:tcPr>
+            <w:tcW w:type="dxa" w:w="3400"/>
+          </w:tcPr>
+          <w:p>
+            <w:r>
+              <w:rPr>
+                <w:rFonts w:ascii="Calibri" w:hAnsi="Calibri"/>
+                <w:sz w:val="16"/>
+              </w:rPr>
+              <w:t>PC variant.</w:t>
+            </w:r>
+          </w:p>
+        </w:tc>
+      </w:tr>
+      <w:tr>
+        <w:tc>
+          <w:tcPr>
+            <w:tcW w:type="dxa" w:w="3400"/>
+          </w:tcPr>
+          <w:p>
+            <w:r>
+              <w:rPr>
+                <w:rFonts w:ascii="Calibri" w:hAnsi="Calibri"/>
+                <w:sz w:val="16"/>
+              </w:rPr>
+              <w:t>151,976</w:t>
+            </w:r>
+          </w:p>
+        </w:tc>
+        <w:tc>
+          <w:tcPr>
+            <w:tcW w:type="dxa" w:w="3400"/>
+          </w:tcPr>
+          <w:p>
+            <w:r>
+              <w:rPr>
+                <w:rFonts w:ascii="Calibri" w:hAnsi="Calibri"/>
+                <w:sz w:val="16"/>
+              </w:rPr>
+              <w:t>usb headset with mic for laptop</w:t>
+            </w:r>
+          </w:p>
+        </w:tc>
+        <w:tc>
+          <w:tcPr>
+            <w:tcW w:type="dxa" w:w="3400"/>
+          </w:tcPr>
+          <w:p>
+            <w:r>
+              <w:rPr>
+                <w:rFonts w:ascii="Calibri" w:hAnsi="Calibri"/>
+                <w:sz w:val="16"/>
+              </w:rPr>
+              <w:t>USB + laptop.</w:t>
+            </w:r>
+          </w:p>
+        </w:tc>
+      </w:tr>
+      <w:tr>
+        <w:tc>
+          <w:tcPr>
+            <w:tcW w:type="dxa" w:w="3400"/>
+          </w:tcPr>
+          <w:p>
+            <w:r>
+              <w:rPr>
+                <w:rFonts w:ascii="Calibri" w:hAnsi="Calibri"/>
+                <w:sz w:val="16"/>
+              </w:rPr>
+              <w:t>152,348</w:t>
+            </w:r>
+          </w:p>
+        </w:tc>
+        <w:tc>
+          <w:tcPr>
+            <w:tcW w:type="dxa" w:w="3400"/>
+          </w:tcPr>
+          <w:p>
+            <w:r>
+              <w:rPr>
+                <w:rFonts w:ascii="Calibri" w:hAnsi="Calibri"/>
+                <w:sz w:val="16"/>
+              </w:rPr>
+              <w:t>headset for office calls with mic</w:t>
+            </w:r>
+          </w:p>
+        </w:tc>
+        <w:tc>
+          <w:tcPr>
+            <w:tcW w:type="dxa" w:w="3400"/>
+          </w:tcPr>
+          <w:p>
+            <w:r>
+              <w:rPr>
+                <w:rFonts w:ascii="Calibri" w:hAnsi="Calibri"/>
+                <w:sz w:val="16"/>
+              </w:rPr>
+              <w:t>Office calls long-tail.</w:t>
+            </w:r>
+          </w:p>
+        </w:tc>
+      </w:tr>
+      <w:tr>
+        <w:tc>
+          <w:tcPr>
+            <w:tcW w:type="dxa" w:w="3400"/>
+          </w:tcPr>
+          <w:p>
+            <w:r>
+              <w:rPr>
+                <w:rFonts w:ascii="Calibri" w:hAnsi="Calibri"/>
+                <w:sz w:val="16"/>
+              </w:rPr>
+              <w:t>157,584</w:t>
+            </w:r>
+          </w:p>
+        </w:tc>
+        <w:tc>
+          <w:tcPr>
+            <w:tcW w:type="dxa" w:w="3400"/>
+          </w:tcPr>
+          <w:p>
+            <w:r>
+              <w:rPr>
+                <w:rFonts w:ascii="Calibri" w:hAnsi="Calibri"/>
+                <w:sz w:val="16"/>
+              </w:rPr>
+              <w:t>ms teams certified headsets</w:t>
+            </w:r>
+          </w:p>
+        </w:tc>
+        <w:tc>
+          <w:tcPr>
+            <w:tcW w:type="dxa" w:w="3400"/>
+          </w:tcPr>
+          <w:p>
+            <w:r>
+              <w:rPr>
+                <w:rFonts w:ascii="Calibri" w:hAnsi="Calibri"/>
+                <w:sz w:val="16"/>
+              </w:rPr>
+              <w:t>Use "works with MS Teams, Zoom, Google Meet" — DO NOT claim "certified" unless you are.</w:t>
+            </w:r>
+          </w:p>
+        </w:tc>
+      </w:tr>
+      <w:tr>
+        <w:tc>
+          <w:tcPr>
+            <w:tcW w:type="dxa" w:w="3400"/>
+          </w:tcPr>
+          <w:p>
+            <w:r>
+              <w:rPr>
+                <w:rFonts w:ascii="Calibri" w:hAnsi="Calibri"/>
+                <w:sz w:val="16"/>
+              </w:rPr>
+              <w:t>186,973</w:t>
+            </w:r>
+          </w:p>
+        </w:tc>
+        <w:tc>
+          <w:tcPr>
+            <w:tcW w:type="dxa" w:w="3400"/>
+          </w:tcPr>
+          <w:p>
+            <w:r>
+              <w:rPr>
+                <w:rFonts w:ascii="Calibri" w:hAnsi="Calibri"/>
+                <w:sz w:val="16"/>
+              </w:rPr>
+              <w:t>headphones for laptop</w:t>
+            </w:r>
+          </w:p>
+        </w:tc>
+        <w:tc>
+          <w:tcPr>
+            <w:tcW w:type="dxa" w:w="3400"/>
+          </w:tcPr>
+          <w:p>
+            <w:r>
+              <w:rPr>
+                <w:rFonts w:ascii="Calibri" w:hAnsi="Calibri"/>
+                <w:sz w:val="16"/>
+              </w:rPr>
+              <w:t>Broad laptop.</w:t>
+            </w:r>
+          </w:p>
+        </w:tc>
+      </w:tr>
+      <w:tr>
+        <w:tc>
+          <w:tcPr>
+            <w:tcW w:type="dxa" w:w="3400"/>
+          </w:tcPr>
+          <w:p>
+            <w:r>
+              <w:rPr>
+                <w:rFonts w:ascii="Calibri" w:hAnsi="Calibri"/>
+                <w:sz w:val="16"/>
+              </w:rPr>
+              <w:t>188,152</w:t>
+            </w:r>
+          </w:p>
+        </w:tc>
+        <w:tc>
+          <w:tcPr>
+            <w:tcW w:type="dxa" w:w="3400"/>
+          </w:tcPr>
+          <w:p>
+            <w:r>
+              <w:rPr>
+                <w:rFonts w:ascii="Calibri" w:hAnsi="Calibri"/>
+                <w:sz w:val="16"/>
+              </w:rPr>
+              <w:t>headphones for office calls with noise cancellation</w:t>
+            </w:r>
+          </w:p>
+        </w:tc>
+        <w:tc>
+          <w:tcPr>
+            <w:tcW w:type="dxa" w:w="3400"/>
+          </w:tcPr>
+          <w:p>
+            <w:r>
+              <w:rPr>
+                <w:rFonts w:ascii="Calibri" w:hAnsi="Calibri"/>
+                <w:sz w:val="16"/>
+              </w:rPr>
+              <w:t>Office NC long-tail.</w:t>
+            </w:r>
+          </w:p>
+        </w:tc>
+      </w:tr>
+      <w:tr>
+        <w:tc>
+          <w:tcPr>
+            <w:tcW w:type="dxa" w:w="3400"/>
+          </w:tcPr>
+          <w:p>
+            <w:r>
+              <w:rPr>
+                <w:rFonts w:ascii="Calibri" w:hAnsi="Calibri"/>
+                <w:sz w:val="16"/>
+              </w:rPr>
+              <w:t>200,124</w:t>
+            </w:r>
+          </w:p>
+        </w:tc>
+        <w:tc>
+          <w:tcPr>
+            <w:tcW w:type="dxa" w:w="3400"/>
+          </w:tcPr>
+          <w:p>
+            <w:r>
+              <w:rPr>
+                <w:rFonts w:ascii="Calibri" w:hAnsi="Calibri"/>
+                <w:sz w:val="16"/>
+              </w:rPr>
+              <w:t>headphone for pc</w:t>
+            </w:r>
+          </w:p>
+        </w:tc>
+        <w:tc>
+          <w:tcPr>
+            <w:tcW w:type="dxa" w:w="3400"/>
+          </w:tcPr>
+          <w:p>
+            <w:r>
+              <w:rPr>
+                <w:rFonts w:ascii="Calibri" w:hAnsi="Calibri"/>
+                <w:sz w:val="16"/>
+              </w:rPr>
+              <w:t>Broad PC.</w:t>
+            </w:r>
+          </w:p>
+        </w:tc>
+      </w:tr>
+      <w:tr>
+        <w:tc>
+          <w:tcPr>
+            <w:tcW w:type="dxa" w:w="3400"/>
+          </w:tcPr>
+          <w:p>
+            <w:r>
+              <w:rPr>
+                <w:rFonts w:ascii="Calibri" w:hAnsi="Calibri"/>
+                <w:sz w:val="16"/>
+              </w:rPr>
+              <w:t>202,179</w:t>
+            </w:r>
+          </w:p>
+        </w:tc>
+        <w:tc>
+          <w:tcPr>
+            <w:tcW w:type="dxa" w:w="3400"/>
+          </w:tcPr>
+          <w:p>
+            <w:r>
+              <w:rPr>
+                <w:rFonts w:ascii="Calibri" w:hAnsi="Calibri"/>
+                <w:sz w:val="16"/>
+              </w:rPr>
+              <w:t>noise cancelling microphone headset</w:t>
+            </w:r>
+          </w:p>
+        </w:tc>
+        <w:tc>
+          <w:tcPr>
+            <w:tcW w:type="dxa" w:w="3400"/>
+          </w:tcPr>
+          <w:p>
+            <w:r>
+              <w:rPr>
+                <w:rFonts w:ascii="Calibri" w:hAnsi="Calibri"/>
+                <w:sz w:val="16"/>
+              </w:rPr>
+              <w:t>NC long-tail.</w:t>
+            </w:r>
+          </w:p>
+        </w:tc>
+      </w:tr>
+      <w:tr>
+        <w:tc>
+          <w:tcPr>
+            <w:tcW w:type="dxa" w:w="3400"/>
+          </w:tcPr>
+          <w:p>
+            <w:r>
+              <w:rPr>
+                <w:rFonts w:ascii="Calibri" w:hAnsi="Calibri"/>
+                <w:sz w:val="16"/>
+              </w:rPr>
+              <w:t>208,411</w:t>
+            </w:r>
+          </w:p>
+        </w:tc>
+        <w:tc>
+          <w:tcPr>
+            <w:tcW w:type="dxa" w:w="3400"/>
+          </w:tcPr>
+          <w:p>
+            <w:r>
+              <w:rPr>
+                <w:rFonts w:ascii="Calibri" w:hAnsi="Calibri"/>
+                <w:sz w:val="16"/>
+              </w:rPr>
+              <w:t>best headset with mic for work</w:t>
+            </w:r>
+          </w:p>
+        </w:tc>
+        <w:tc>
+          <w:tcPr>
+            <w:tcW w:type="dxa" w:w="3400"/>
+          </w:tcPr>
+          <w:p>
+            <w:r>
+              <w:rPr>
+                <w:rFonts w:ascii="Calibri" w:hAnsi="Calibri"/>
+                <w:sz w:val="16"/>
+              </w:rPr>
+              <w:t>Editorial query.</w:t>
+            </w:r>
+          </w:p>
+        </w:tc>
+      </w:tr>
+      <w:tr>
+        <w:tc>
+          <w:tcPr>
+            <w:tcW w:type="dxa" w:w="3400"/>
+          </w:tcPr>
+          <w:p>
+            <w:r>
+              <w:rPr>
+                <w:rFonts w:ascii="Calibri" w:hAnsi="Calibri"/>
+                <w:sz w:val="16"/>
+              </w:rPr>
+              <w:t>211,470</w:t>
+            </w:r>
+          </w:p>
+        </w:tc>
+        <w:tc>
+          <w:tcPr>
+            <w:tcW w:type="dxa" w:w="3400"/>
+          </w:tcPr>
+          <w:p>
+            <w:r>
+              <w:rPr>
+                <w:rFonts w:ascii="Calibri" w:hAnsi="Calibri"/>
+                <w:sz w:val="16"/>
+              </w:rPr>
+              <w:t>calling headphones with mic</w:t>
+            </w:r>
+          </w:p>
+        </w:tc>
+        <w:tc>
+          <w:tcPr>
+            <w:tcW w:type="dxa" w:w="3400"/>
+          </w:tcPr>
+          <w:p>
+            <w:r>
+              <w:rPr>
+                <w:rFonts w:ascii="Calibri" w:hAnsi="Calibri"/>
+                <w:sz w:val="16"/>
+              </w:rPr>
+              <w:t>Calling intent.</w:t>
+            </w:r>
+          </w:p>
+        </w:tc>
+      </w:tr>
+      <w:tr>
+        <w:tc>
+          <w:tcPr>
+            <w:tcW w:type="dxa" w:w="3400"/>
+          </w:tcPr>
+          <w:p>
+            <w:r>
+              <w:rPr>
+                <w:rFonts w:ascii="Calibri" w:hAnsi="Calibri"/>
+                <w:sz w:val="16"/>
+              </w:rPr>
+              <w:t>212,229</w:t>
+            </w:r>
+          </w:p>
+        </w:tc>
+        <w:tc>
+          <w:tcPr>
+            <w:tcW w:type="dxa" w:w="3400"/>
+          </w:tcPr>
+          <w:p>
+            <w:r>
+              <w:rPr>
+                <w:rFonts w:ascii="Calibri" w:hAnsi="Calibri"/>
+                <w:sz w:val="16"/>
+              </w:rPr>
+              <w:t>headset with mic for pc</w:t>
+            </w:r>
+          </w:p>
+        </w:tc>
+        <w:tc>
+          <w:tcPr>
+            <w:tcW w:type="dxa" w:w="3400"/>
+          </w:tcPr>
+          <w:p>
+            <w:r>
+              <w:rPr>
+                <w:rFonts w:ascii="Calibri" w:hAnsi="Calibri"/>
+                <w:sz w:val="16"/>
+              </w:rPr>
+              <w:t>PC + headset intent.</w:t>
+            </w:r>
+          </w:p>
+        </w:tc>
+      </w:tr>
+    </w:tbl>
+    <w:p/>
+    <w:p>
+      <w:pPr>
+        <w:spacing w:before="160" w:after="80"/>
+      </w:pPr>
+      <w:r>
+        <w:rPr>
+          <w:rFonts w:ascii="Calibri" w:hAnsi="Calibri"/>
+          <w:b/>
+          <w:color w:val="0B2C55"/>
+          <w:sz w:val="28"/>
+        </w:rPr>
+        <w:t>3C. Competitor durability map (Q1 + April + W19)</w:t>
+      </w:r>
+    </w:p>
+    <w:tbl>
+      <w:tblPr>
+        <w:tblStyle w:val="LightGrid-Accent1"/>
+        <w:tblW w:type="auto" w:w="0"/>
+        <w:tblLook w:firstColumn="1" w:firstRow="1" w:lastColumn="0" w:lastRow="0" w:noHBand="0" w:noVBand="1" w:val="04A0"/>
+      </w:tblPr>
+      <w:tblGrid>
+        <w:gridCol w:w="2040"/>
+        <w:gridCol w:w="2040"/>
+        <w:gridCol w:w="2040"/>
+        <w:gridCol w:w="2040"/>
+        <w:gridCol w:w="2040"/>
+      </w:tblGrid>
+      <w:tr>
+        <w:tc>
+          <w:tcPr>
+            <w:tcW w:type="dxa" w:w="2040"/>
             <w:shd w:val="clear" w:color="auto" w:fill="0B2C55"/>
           </w:tcPr>
           <w:p>
@@ -2235,9 +6306,77 @@
                 <w:rFonts w:ascii="Calibri" w:hAnsi="Calibri"/>
                 <w:b/>
                 <w:color w:val="FFFFFF"/>
-                <w:sz w:val="18"/>
-              </w:rPr>
-              <w:t>What works</w:t>
+                <w:sz w:val="16"/>
+              </w:rPr>
+              <w:t>Tier</w:t>
+            </w:r>
+          </w:p>
+        </w:tc>
+        <w:tc>
+          <w:tcPr>
+            <w:tcW w:type="dxa" w:w="2040"/>
+            <w:shd w:val="clear" w:color="auto" w:fill="0B2C55"/>
+          </w:tcPr>
+          <w:p>
+            <w:r>
+              <w:rPr>
+                <w:rFonts w:ascii="Calibri" w:hAnsi="Calibri"/>
+                <w:b/>
+                <w:color w:val="FFFFFF"/>
+                <w:sz w:val="16"/>
+              </w:rPr>
+              <w:t>ASIN</w:t>
+            </w:r>
+          </w:p>
+        </w:tc>
+        <w:tc>
+          <w:tcPr>
+            <w:tcW w:type="dxa" w:w="2040"/>
+            <w:shd w:val="clear" w:color="auto" w:fill="0B2C55"/>
+          </w:tcPr>
+          <w:p>
+            <w:r>
+              <w:rPr>
+                <w:rFonts w:ascii="Calibri" w:hAnsi="Calibri"/>
+                <w:b/>
+                <w:color w:val="FFFFFF"/>
+                <w:sz w:val="16"/>
+              </w:rPr>
+              <w:t>Brand / Product</w:t>
+            </w:r>
+          </w:p>
+        </w:tc>
+        <w:tc>
+          <w:tcPr>
+            <w:tcW w:type="dxa" w:w="2040"/>
+            <w:shd w:val="clear" w:color="auto" w:fill="0B2C55"/>
+          </w:tcPr>
+          <w:p>
+            <w:r>
+              <w:rPr>
+                <w:rFonts w:ascii="Calibri" w:hAnsi="Calibri"/>
+                <w:b/>
+                <w:color w:val="FFFFFF"/>
+                <w:sz w:val="16"/>
+              </w:rPr>
+              <w:t>Durability across 3 periods</w:t>
+            </w:r>
+          </w:p>
+        </w:tc>
+        <w:tc>
+          <w:tcPr>
+            <w:tcW w:type="dxa" w:w="2040"/>
+            <w:shd w:val="clear" w:color="auto" w:fill="0B2C55"/>
+          </w:tcPr>
+          <w:p>
+            <w:r>
+              <w:rPr>
+                <w:rFonts w:ascii="Calibri" w:hAnsi="Calibri"/>
+                <w:b/>
+                <w:color w:val="FFFFFF"/>
+                <w:sz w:val="16"/>
+              </w:rPr>
+              <w:t>Mirror their...</w:t>
             </w:r>
           </w:p>
         </w:tc>
@@ -2245,27 +6384,27 @@
       <w:tr>
         <w:tc>
           <w:tcPr>
-            <w:tcW w:type="dxa" w:w="2550"/>
-          </w:tcPr>
-          <w:p>
-            <w:r>
-              <w:rPr>
-                <w:rFonts w:ascii="Calibri" w:hAnsi="Calibri"/>
-                <w:sz w:val="18"/>
-              </w:rPr>
-              <w:t>1</w:t>
-            </w:r>
-          </w:p>
-        </w:tc>
-        <w:tc>
-          <w:tcPr>
-            <w:tcW w:type="dxa" w:w="2550"/>
-          </w:tcPr>
-          <w:p>
-            <w:r>
-              <w:rPr>
-                <w:rFonts w:ascii="Calibri" w:hAnsi="Calibri"/>
-                <w:sz w:val="18"/>
+            <w:tcW w:type="dxa" w:w="2040"/>
+          </w:tcPr>
+          <w:p>
+            <w:r>
+              <w:rPr>
+                <w:rFonts w:ascii="Calibri" w:hAnsi="Calibri"/>
+                <w:sz w:val="16"/>
+              </w:rPr>
+              <w:t>S — DURABLE LEADER</w:t>
+            </w:r>
+          </w:p>
+        </w:tc>
+        <w:tc>
+          <w:tcPr>
+            <w:tcW w:type="dxa" w:w="2040"/>
+          </w:tcPr>
+          <w:p>
+            <w:r>
+              <w:rPr>
+                <w:rFonts w:ascii="Calibri" w:hAnsi="Calibri"/>
+                <w:sz w:val="16"/>
               </w:rPr>
               <w:t>B00Y4ORQ46</w:t>
             </w:r>
@@ -2273,13 +6412,13 @@
         </w:tc>
         <w:tc>
           <w:tcPr>
-            <w:tcW w:type="dxa" w:w="2550"/>
-          </w:tcPr>
-          <w:p>
-            <w:r>
-              <w:rPr>
-                <w:rFonts w:ascii="Calibri" w:hAnsi="Calibri"/>
-                <w:sz w:val="18"/>
+            <w:tcW w:type="dxa" w:w="2040"/>
+          </w:tcPr>
+          <w:p>
+            <w:r>
+              <w:rPr>
+                <w:rFonts w:ascii="Calibri" w:hAnsi="Calibri"/>
+                <w:sz w:val="16"/>
               </w:rPr>
               <w:t>Logitech H111 — Wired On-Ear, 3.5 mm jack</w:t>
             </w:r>
@@ -2287,15 +6426,29 @@
         </w:tc>
         <w:tc>
           <w:tcPr>
-            <w:tcW w:type="dxa" w:w="2550"/>
-          </w:tcPr>
-          <w:p>
-            <w:r>
-              <w:rPr>
-                <w:rFonts w:ascii="Calibri" w:hAnsi="Calibri"/>
-                <w:sz w:val="18"/>
-              </w:rPr>
-              <w:t>Top-clicked in 80+ keywords. Title is short and exact-match: "Logitech H111 Wired On Ear Headphones With Mic Black".</w:t>
+            <w:tcW w:type="dxa" w:w="2040"/>
+          </w:tcPr>
+          <w:p>
+            <w:r>
+              <w:rPr>
+                <w:rFonts w:ascii="Calibri" w:hAnsi="Calibri"/>
+                <w:sz w:val="16"/>
+              </w:rPr>
+              <w:t>Q1 strong → April #1 in many → W19 still #1. Stable across all 3.</w:t>
+            </w:r>
+          </w:p>
+        </w:tc>
+        <w:tc>
+          <w:tcPr>
+            <w:tcW w:type="dxa" w:w="2040"/>
+          </w:tcPr>
+          <w:p>
+            <w:r>
+              <w:rPr>
+                <w:rFonts w:ascii="Calibri" w:hAnsi="Calibri"/>
+                <w:sz w:val="16"/>
+              </w:rPr>
+              <w:t>Title structure (short, exact-match)</w:t>
             </w:r>
           </w:p>
         </w:tc>
@@ -2303,27 +6456,27 @@
       <w:tr>
         <w:tc>
           <w:tcPr>
-            <w:tcW w:type="dxa" w:w="2550"/>
-          </w:tcPr>
-          <w:p>
-            <w:r>
-              <w:rPr>
-                <w:rFonts w:ascii="Calibri" w:hAnsi="Calibri"/>
-                <w:sz w:val="18"/>
-              </w:rPr>
-              <w:t>2</w:t>
-            </w:r>
-          </w:p>
-        </w:tc>
-        <w:tc>
-          <w:tcPr>
-            <w:tcW w:type="dxa" w:w="2550"/>
-          </w:tcPr>
-          <w:p>
-            <w:r>
-              <w:rPr>
-                <w:rFonts w:ascii="Calibri" w:hAnsi="Calibri"/>
-                <w:sz w:val="18"/>
+            <w:tcW w:type="dxa" w:w="2040"/>
+          </w:tcPr>
+          <w:p>
+            <w:r>
+              <w:rPr>
+                <w:rFonts w:ascii="Calibri" w:hAnsi="Calibri"/>
+                <w:sz w:val="16"/>
+              </w:rPr>
+              <w:t>S — DURABLE LEADER</w:t>
+            </w:r>
+          </w:p>
+        </w:tc>
+        <w:tc>
+          <w:tcPr>
+            <w:tcW w:type="dxa" w:w="2040"/>
+          </w:tcPr>
+          <w:p>
+            <w:r>
+              <w:rPr>
+                <w:rFonts w:ascii="Calibri" w:hAnsi="Calibri"/>
+                <w:sz w:val="16"/>
               </w:rPr>
               <w:t>B0DG2PVL35</w:t>
             </w:r>
@@ -2331,13 +6484,13 @@
         </w:tc>
         <w:tc>
           <w:tcPr>
-            <w:tcW w:type="dxa" w:w="2550"/>
-          </w:tcPr>
-          <w:p>
-            <w:r>
-              <w:rPr>
-                <w:rFonts w:ascii="Calibri" w:hAnsi="Calibri"/>
-                <w:sz w:val="18"/>
+            <w:tcW w:type="dxa" w:w="2040"/>
+          </w:tcPr>
+          <w:p>
+            <w:r>
+              <w:rPr>
+                <w:rFonts w:ascii="Calibri" w:hAnsi="Calibri"/>
+                <w:sz w:val="16"/>
               </w:rPr>
               <w:t>Amazon Basics Pro Series Wired USB On-Ear Headset</w:t>
             </w:r>
@@ -2345,15 +6498,29 @@
         </w:tc>
         <w:tc>
           <w:tcPr>
-            <w:tcW w:type="dxa" w:w="2550"/>
-          </w:tcPr>
-          <w:p>
-            <w:r>
-              <w:rPr>
-                <w:rFonts w:ascii="Calibri" w:hAnsi="Calibri"/>
-                <w:sz w:val="18"/>
-              </w:rPr>
-              <w:t>Mentions "Computer/PC or Laptop", "Noise Cancellation Microphone", "Home, Office, Teams or Zoom" — covers 4 keyword clusters in one title.</w:t>
+            <w:tcW w:type="dxa" w:w="2040"/>
+          </w:tcPr>
+          <w:p>
+            <w:r>
+              <w:rPr>
+                <w:rFonts w:ascii="Calibri" w:hAnsi="Calibri"/>
+                <w:sz w:val="16"/>
+              </w:rPr>
+              <w:t>Q1 secondary → April rose to #1 on office/NC → W19 still #1. RISING durably.</w:t>
+            </w:r>
+          </w:p>
+        </w:tc>
+        <w:tc>
+          <w:tcPr>
+            <w:tcW w:type="dxa" w:w="2040"/>
+          </w:tcPr>
+          <w:p>
+            <w:r>
+              <w:rPr>
+                <w:rFonts w:ascii="Calibri" w:hAnsi="Calibri"/>
+                <w:sz w:val="16"/>
+              </w:rPr>
+              <w:t>Bullet 1 language (Teams/Zoom/Office trio)</w:t>
             </w:r>
           </w:p>
         </w:tc>
@@ -2361,27 +6528,27 @@
       <w:tr>
         <w:tc>
           <w:tcPr>
-            <w:tcW w:type="dxa" w:w="2550"/>
-          </w:tcPr>
-          <w:p>
-            <w:r>
-              <w:rPr>
-                <w:rFonts w:ascii="Calibri" w:hAnsi="Calibri"/>
-                <w:sz w:val="18"/>
-              </w:rPr>
-              <w:t>3</w:t>
-            </w:r>
-          </w:p>
-        </w:tc>
-        <w:tc>
-          <w:tcPr>
-            <w:tcW w:type="dxa" w:w="2550"/>
-          </w:tcPr>
-          <w:p>
-            <w:r>
-              <w:rPr>
-                <w:rFonts w:ascii="Calibri" w:hAnsi="Calibri"/>
-                <w:sz w:val="18"/>
+            <w:tcW w:type="dxa" w:w="2040"/>
+          </w:tcPr>
+          <w:p>
+            <w:r>
+              <w:rPr>
+                <w:rFonts w:ascii="Calibri" w:hAnsi="Calibri"/>
+                <w:sz w:val="16"/>
+              </w:rPr>
+              <w:t>A — TRANSIENT WINNER</w:t>
+            </w:r>
+          </w:p>
+        </w:tc>
+        <w:tc>
+          <w:tcPr>
+            <w:tcW w:type="dxa" w:w="2040"/>
+          </w:tcPr>
+          <w:p>
+            <w:r>
+              <w:rPr>
+                <w:rFonts w:ascii="Calibri" w:hAnsi="Calibri"/>
+                <w:sz w:val="16"/>
               </w:rPr>
               <w:t>B0DHDDF5J2</w:t>
             </w:r>
@@ -2389,13 +6556,13 @@
         </w:tc>
         <w:tc>
           <w:tcPr>
-            <w:tcW w:type="dxa" w:w="2550"/>
-          </w:tcPr>
-          <w:p>
-            <w:r>
-              <w:rPr>
-                <w:rFonts w:ascii="Calibri" w:hAnsi="Calibri"/>
-                <w:sz w:val="18"/>
+            <w:tcW w:type="dxa" w:w="2040"/>
+          </w:tcPr>
+          <w:p>
+            <w:r>
+              <w:rPr>
+                <w:rFonts w:ascii="Calibri" w:hAnsi="Calibri"/>
+                <w:sz w:val="16"/>
               </w:rPr>
               <w:t>Boat Bassheads 900 Pro — 40 mm, USB Type-A</w:t>
             </w:r>
@@ -2403,15 +6570,29 @@
         </w:tc>
         <w:tc>
           <w:tcPr>
-            <w:tcW w:type="dxa" w:w="2550"/>
-          </w:tcPr>
-          <w:p>
-            <w:r>
-              <w:rPr>
-                <w:rFonts w:ascii="Calibri" w:hAnsi="Calibri"/>
-                <w:sz w:val="18"/>
-              </w:rPr>
-              <w:t>Uses "40 mm Drivers", "Lightweight Foldable Design", "Over Ear", "Unidirectional Retractable Mic", "Adjustable Headband". Pattern of 6–7 feature phrases joined with commas.</w:t>
+            <w:tcW w:type="dxa" w:w="2040"/>
+          </w:tcPr>
+          <w:p>
+            <w:r>
+              <w:rPr>
+                <w:rFonts w:ascii="Calibri" w:hAnsi="Calibri"/>
+                <w:sz w:val="16"/>
+              </w:rPr>
+              <w:t>Q1 dominant (likely launch promo) → April lost ~5 pts → W19 lost another 5 pts. DECLINING.</w:t>
+            </w:r>
+          </w:p>
+        </w:tc>
+        <w:tc>
+          <w:tcPr>
+            <w:tcW w:type="dxa" w:w="2040"/>
+          </w:tcPr>
+          <w:p>
+            <w:r>
+              <w:rPr>
+                <w:rFonts w:ascii="Calibri" w:hAnsi="Calibri"/>
+                <w:sz w:val="16"/>
+              </w:rPr>
+              <w:t>Feature-listing pattern (40mm, foldable, retractable mic)</w:t>
             </w:r>
           </w:p>
         </w:tc>
@@ -2419,27 +6600,27 @@
       <w:tr>
         <w:tc>
           <w:tcPr>
-            <w:tcW w:type="dxa" w:w="2550"/>
-          </w:tcPr>
-          <w:p>
-            <w:r>
-              <w:rPr>
-                <w:rFonts w:ascii="Calibri" w:hAnsi="Calibri"/>
-                <w:sz w:val="18"/>
-              </w:rPr>
-              <w:t>4</w:t>
-            </w:r>
-          </w:p>
-        </w:tc>
-        <w:tc>
-          <w:tcPr>
-            <w:tcW w:type="dxa" w:w="2550"/>
-          </w:tcPr>
-          <w:p>
-            <w:r>
-              <w:rPr>
-                <w:rFonts w:ascii="Calibri" w:hAnsi="Calibri"/>
-                <w:sz w:val="18"/>
+            <w:tcW w:type="dxa" w:w="2040"/>
+          </w:tcPr>
+          <w:p>
+            <w:r>
+              <w:rPr>
+                <w:rFonts w:ascii="Calibri" w:hAnsi="Calibri"/>
+                <w:sz w:val="16"/>
+              </w:rPr>
+              <w:t>B — STEADY NICHE</w:t>
+            </w:r>
+          </w:p>
+        </w:tc>
+        <w:tc>
+          <w:tcPr>
+            <w:tcW w:type="dxa" w:w="2040"/>
+          </w:tcPr>
+          <w:p>
+            <w:r>
+              <w:rPr>
+                <w:rFonts w:ascii="Calibri" w:hAnsi="Calibri"/>
+                <w:sz w:val="16"/>
               </w:rPr>
               <w:t>B009LJ2BXA</w:t>
             </w:r>
@@ -2447,13 +6628,13 @@
         </w:tc>
         <w:tc>
           <w:tcPr>
-            <w:tcW w:type="dxa" w:w="2550"/>
-          </w:tcPr>
-          <w:p>
-            <w:r>
-              <w:rPr>
-                <w:rFonts w:ascii="Calibri" w:hAnsi="Calibri"/>
-                <w:sz w:val="18"/>
+            <w:tcW w:type="dxa" w:w="2040"/>
+          </w:tcPr>
+          <w:p>
+            <w:r>
+              <w:rPr>
+                <w:rFonts w:ascii="Calibri" w:hAnsi="Calibri"/>
+                <w:sz w:val="16"/>
               </w:rPr>
               <w:t>HP Wired On-Ear, 3.5 mm, Built-in Noise Cancelling</w:t>
             </w:r>
@@ -2461,15 +6642,101 @@
         </w:tc>
         <w:tc>
           <w:tcPr>
-            <w:tcW w:type="dxa" w:w="2550"/>
-          </w:tcPr>
-          <w:p>
-            <w:r>
-              <w:rPr>
-                <w:rFonts w:ascii="Calibri" w:hAnsi="Calibri"/>
-                <w:sz w:val="18"/>
-              </w:rPr>
-              <w:t>"in-Built Noise Cancelling, Foldable and Adjustable for Laptop/Pc/Office/Home/ 1 Year Warranty" — demonstrates how to bundle warranty and use-cases into the title.</w:t>
+            <w:tcW w:type="dxa" w:w="2040"/>
+          </w:tcPr>
+          <w:p>
+            <w:r>
+              <w:rPr>
+                <w:rFonts w:ascii="Calibri" w:hAnsi="Calibri"/>
+                <w:sz w:val="16"/>
+              </w:rPr>
+              <w:t>Top-3 throughout. Wins on noise-cancellation queries.</w:t>
+            </w:r>
+          </w:p>
+        </w:tc>
+        <w:tc>
+          <w:tcPr>
+            <w:tcW w:type="dxa" w:w="2040"/>
+          </w:tcPr>
+          <w:p>
+            <w:r>
+              <w:rPr>
+                <w:rFonts w:ascii="Calibri" w:hAnsi="Calibri"/>
+                <w:sz w:val="16"/>
+              </w:rPr>
+              <w:t>Warranty + foldable for travel positioning</w:t>
+            </w:r>
+          </w:p>
+        </w:tc>
+      </w:tr>
+      <w:tr>
+        <w:tc>
+          <w:tcPr>
+            <w:tcW w:type="dxa" w:w="2040"/>
+          </w:tcPr>
+          <w:p>
+            <w:r>
+              <w:rPr>
+                <w:rFonts w:ascii="Calibri" w:hAnsi="Calibri"/>
+                <w:sz w:val="16"/>
+              </w:rPr>
+              <w:t>B — RISING NICHE</w:t>
+            </w:r>
+          </w:p>
+        </w:tc>
+        <w:tc>
+          <w:tcPr>
+            <w:tcW w:type="dxa" w:w="2040"/>
+          </w:tcPr>
+          <w:p>
+            <w:r>
+              <w:rPr>
+                <w:rFonts w:ascii="Calibri" w:hAnsi="Calibri"/>
+                <w:sz w:val="16"/>
+              </w:rPr>
+              <w:t>B08CHPGTSF</w:t>
+            </w:r>
+          </w:p>
+        </w:tc>
+        <w:tc>
+          <w:tcPr>
+            <w:tcW w:type="dxa" w:w="2040"/>
+          </w:tcPr>
+          <w:p>
+            <w:r>
+              <w:rPr>
+                <w:rFonts w:ascii="Calibri" w:hAnsi="Calibri"/>
+                <w:sz w:val="16"/>
+              </w:rPr>
+              <w:t>Zebronics Zeb-200HM — Dual 3.5mm</w:t>
+            </w:r>
+          </w:p>
+        </w:tc>
+        <w:tc>
+          <w:tcPr>
+            <w:tcW w:type="dxa" w:w="2040"/>
+          </w:tcPr>
+          <w:p>
+            <w:r>
+              <w:rPr>
+                <w:rFonts w:ascii="Calibri" w:hAnsi="Calibri"/>
+                <w:sz w:val="16"/>
+              </w:rPr>
+              <w:t>Top-3 in Q1 → Top-2 in April → #1 in some W19 PC queries. RISING.</w:t>
+            </w:r>
+          </w:p>
+        </w:tc>
+        <w:tc>
+          <w:tcPr>
+            <w:tcW w:type="dxa" w:w="2040"/>
+          </w:tcPr>
+          <w:p>
+            <w:r>
+              <w:rPr>
+                <w:rFonts w:ascii="Calibri" w:hAnsi="Calibri"/>
+                <w:sz w:val="16"/>
+              </w:rPr>
+              <w:t>In-line control + headband adjustability copy</w:t>
             </w:r>
           </w:p>
         </w:tc>
@@ -2487,7 +6754,7 @@
           <w:color w:val="0B2C55"/>
           <w:sz w:val="36"/>
         </w:rPr>
-        <w:t>3. Optimized Product Title</w:t>
+        <w:t>4. Optimized Product Title</w:t>
       </w:r>
     </w:p>
     <w:p>
@@ -2502,7 +6769,7 @@
           <w:color w:val="555555"/>
           <w:sz w:val="20"/>
         </w:rPr>
-        <w:t>Amazon India title best practice: Brand → Model → Type → Connection → Mic feature → Driver → Compatibility → Use-case → Colour. Stay ≤ 200 characters.</w:t>
+        <w:t>Amazon India title best practice: Brand → Type → Connection → Mic feature → Driver → Compatibility → Use-case → Colour. Stay ≤ 200 characters. Below titles match the LANGUAGE of the durable winners (Logitech H111 + Amazon Basics USB) with Boat-style USB-A mention to capture residual demand.</w:t>
       </w:r>
     </w:p>
     <w:p>
@@ -2517,7 +6784,7 @@
           <w:color w:val="1B7A3E"/>
           <w:sz w:val="22"/>
         </w:rPr>
-        <w:t>RECOMMENDED TITLE (199 characters):</w:t>
+        <w:t>RECOMMENDED TITLE — Variant A (USB + 3.5mm dual, RECOMMENDED):</w:t>
       </w:r>
     </w:p>
     <w:tbl>
@@ -2576,7 +6843,7 @@
           <w:color w:val="1B7A3E"/>
           <w:sz w:val="22"/>
         </w:rPr>
-        <w:t>TITLE — VARIANT B (if your product is USB only):</w:t>
+        <w:t>TITLE — Variant B (USB only):</w:t>
       </w:r>
     </w:p>
     <w:tbl>
@@ -2620,7 +6887,7 @@
           <w:color w:val="1B7A3E"/>
           <w:sz w:val="22"/>
         </w:rPr>
-        <w:t>TITLE — VARIANT C (if your product is 3.5mm only):</w:t>
+        <w:t>TITLE — Variant C (3.5mm only):</w:t>
       </w:r>
     </w:p>
     <w:tbl>
@@ -2654,6 +6921,65 @@
     <w:p/>
     <w:p>
       <w:pPr>
+        <w:spacing w:before="0" w:after="40"/>
+      </w:pPr>
+      <w:r>
+        <w:rPr>
+          <w:rFonts w:ascii="Calibri" w:hAnsi="Calibri"/>
+          <w:b/>
+          <w:i w:val="0"/>
+          <w:color w:val="1B7A3E"/>
+          <w:sz w:val="22"/>
+        </w:rPr>
+        <w:t>TITLE — Variant D (Type-C, OPPORTUNITY VARIANT):</w:t>
+      </w:r>
+    </w:p>
+    <w:tbl>
+      <w:tblPr>
+        <w:tblW w:type="auto" w:w="0"/>
+        <w:tblLook w:firstColumn="1" w:firstRow="1" w:lastColumn="0" w:lastRow="0" w:noHBand="0" w:noVBand="1" w:val="04A0"/>
+      </w:tblPr>
+      <w:tblGrid>
+        <w:gridCol w:w="10200"/>
+      </w:tblGrid>
+      <w:tr>
+        <w:tc>
+          <w:tcPr>
+            <w:tcW w:type="dxa" w:w="10200"/>
+            <w:shd w:val="clear" w:color="auto" w:fill="EAF6EE"/>
+          </w:tcPr>
+          <w:p>
+            <w:r>
+              <w:rPr>
+                <w:rFonts w:ascii="Calibri" w:hAnsi="Calibri"/>
+                <w:b/>
+                <w:color w:val="0B2C55"/>
+                <w:sz w:val="22"/>
+              </w:rPr>
+              <w:t>Volt Strike Type-C Wired Headphones with Mic, On-Ear Computer Headset with Noise Cancelling Microphone, 40mm Drivers, In-Line Controls, for Laptop, MacBook, Android Phone, Tablet, Office Calls Teams Zoom (Black)</w:t>
+            </w:r>
+          </w:p>
+        </w:tc>
+      </w:tr>
+    </w:tbl>
+    <w:p/>
+    <w:p>
+      <w:pPr>
+        <w:spacing w:before="40" w:after="80"/>
+      </w:pPr>
+      <w:r>
+        <w:rPr>
+          <w:rFonts w:ascii="Calibri" w:hAnsi="Calibri"/>
+          <w:b w:val="0"/>
+          <w:i/>
+          <w:color w:val="1F4E99"/>
+          <w:sz w:val="18"/>
+        </w:rPr>
+        <w:t>Why Variant D is an OPPORTUNITY: April data shows "type c headphones with mic" (SFR 78,018) and "headphones wire with mic type c" (SFR 114,996) emerging — but no single brand has more than 10% click share on these queries. If your product has Type-C, you can establish leadership in this fragmented cluster before a major brand consolidates it.</w:t>
+      </w:r>
+    </w:p>
+    <w:p>
+      <w:pPr>
         <w:spacing w:before="160" w:after="80"/>
       </w:pPr>
       <w:r>
@@ -2663,7 +6989,7 @@
           <w:color w:val="0B2C55"/>
           <w:sz w:val="36"/>
         </w:rPr>
-        <w:t>4. Optimized Bullet Points (5 × ≤ 500 chars)</w:t>
+        <w:t>5. Optimized Bullet Points (5 × ≤ 500 chars)</w:t>
       </w:r>
     </w:p>
     <w:p>
@@ -2886,22 +7212,7 @@
           <w:color w:val="0B2C55"/>
           <w:sz w:val="36"/>
         </w:rPr>
-        <w:t>5. Optimized Product Description (≤ 2000 chars)</w:t>
-      </w:r>
-    </w:p>
-    <w:p>
-      <w:pPr>
-        <w:spacing w:before="0" w:after="120"/>
-      </w:pPr>
-      <w:r>
-        <w:rPr>
-          <w:rFonts w:ascii="Calibri" w:hAnsi="Calibri"/>
-          <w:b w:val="0"/>
-          <w:i/>
-          <w:color w:val="555555"/>
-          <w:sz w:val="20"/>
-        </w:rPr>
-        <w:t>Use as a fallback if A+ Content is not yet live, or paste into the Description field of Seller Central.</w:t>
+        <w:t>6. Optimized Product Description (≤ 2000 chars)</w:t>
       </w:r>
     </w:p>
     <w:tbl>
@@ -2950,7 +7261,7 @@
               <w:t>A compact in-line module sits within thumb-reach on the 2-metre braided cable: adjust volume, mute the mic instantly with one click, and pause or resume audio — without ever alt-tabbing away from your work.</w:t>
               <w:br/>
               <w:br/>
-              <w:t>What's in the box: 1 × Volt Strike Headset, 1 × User Manual, 1 × Warranty Card.</w:t>
+              <w:t>What's in the box: 1 x Volt Strike Headset, 1 x User Manual, 1 x Warranty Card.</w:t>
               <w:br/>
               <w:t>Warranty: [VERIFY] 1-year manufacturer warranty against manufacturing defects, with India-based customer support.</w:t>
               <w:br/>
@@ -2987,7 +7298,7 @@
           <w:color w:val="0B2C55"/>
           <w:sz w:val="36"/>
         </w:rPr>
-        <w:t>6. Backend Search Terms (Generic Keywords field)</w:t>
+        <w:t>7. Backend Search Terms (Generic Keywords field)</w:t>
       </w:r>
     </w:p>
     <w:p>
@@ -3002,7 +7313,7 @@
           <w:color w:val="555555"/>
           <w:sz w:val="20"/>
         </w:rPr>
-        <w:t>Amazon India limit: 249 bytes for the "Generic Keywords" field. No commas, no repeating words from your title/bullets, no brand names, no punctuation, all lowercase.</w:t>
+        <w:t>Amazon India limit: 249 bytes. No commas, no repeating words from your title/bullets, no brand names, no punctuation, all lowercase.</w:t>
       </w:r>
     </w:p>
     <w:tbl>
@@ -3059,7 +7370,7 @@
           <w:color w:val="B01F1F"/>
           <w:sz w:val="20"/>
         </w:rPr>
-        <w:t>NOTE: I deliberately excluded brand names like "logitech", "boat", "jabra", "hp" — Amazon India strictly prohibits competitor brand names in backend keywords and may suppress your listing. The terms above only cover synonyms not already in your title/bullets.</w:t>
+        <w:t>NOTE: Brand names (logitech, boat, jabra, hp, zebronics, jbl, sony, etc.) are deliberately excluded — Amazon India strictly prohibits competitor brand names in backend keywords and may suppress your listing.</w:t>
       </w:r>
     </w:p>
     <w:p>
@@ -3073,22 +7384,7 @@
           <w:color w:val="0B2C55"/>
           <w:sz w:val="36"/>
         </w:rPr>
-        <w:t>7. A+ Content Module Plan</w:t>
-      </w:r>
-    </w:p>
-    <w:p>
-      <w:pPr>
-        <w:spacing w:before="0" w:after="120"/>
-      </w:pPr>
-      <w:r>
-        <w:rPr>
-          <w:rFonts w:ascii="Calibri" w:hAnsi="Calibri"/>
-          <w:b w:val="0"/>
-          <w:i/>
-          <w:color w:val="555555"/>
-          <w:sz w:val="20"/>
-        </w:rPr>
-        <w:t>Use Amazon's "A+ Brand Content" with the following 5 modules. This will lift conversion rate by an industry-typical 5–10%.</w:t>
+        <w:t>8. A+ Content Module Plan</w:t>
       </w:r>
     </w:p>
     <w:tbl>
@@ -3284,7 +7580,7 @@
                 <w:rFonts w:ascii="Calibri" w:hAnsi="Calibri"/>
                 <w:sz w:val="18"/>
               </w:rPr>
-              <w:t>Four icons: 1) Noise-cancelling mic, 2) 40mm drivers, 3) USB &amp; 3.5mm, 4) In-line controls. One-line benefit under each.</w:t>
+              <w:t>Four icons: 1) Noise-cancelling mic, 2) 40mm drivers, 3) USB &amp; 3.5mm, 4) In-line controls.</w:t>
             </w:r>
           </w:p>
         </w:tc>
@@ -3342,7 +7638,7 @@
                 <w:rFonts w:ascii="Calibri" w:hAnsi="Calibri"/>
                 <w:sz w:val="18"/>
               </w:rPr>
-              <w:t>Compare: mic noise cancellation, driver size, dual connectivity, in-line mute, cable length, warranty, weight. Highlight Volt Strike column.</w:t>
+              <w:t>Compare: mic NC, driver size, dual connectivity, in-line mute, cable length, warranty, weight.</w:t>
             </w:r>
           </w:p>
         </w:tc>
@@ -3400,7 +7696,7 @@
                 <w:rFonts w:ascii="Calibri" w:hAnsi="Calibri"/>
                 <w:sz w:val="18"/>
               </w:rPr>
-              <w:t>Lifestyle photo of someone wearing it during a call. Callouts for memory foam, padded headband, swivel ear cups.</w:t>
+              <w:t>Lifestyle photo on a call. Callouts for memory foam, padded headband, swivel ear cups.</w:t>
             </w:r>
           </w:p>
         </w:tc>
@@ -3458,7 +7754,7 @@
                 <w:rFonts w:ascii="Calibri" w:hAnsi="Calibri"/>
                 <w:sz w:val="18"/>
               </w:rPr>
-              <w:t>Three images of devices: laptop running Teams/Zoom, gaming console, phone — proves universal compatibility.</w:t>
+              <w:t>Three images: laptop running Teams/Zoom, gaming console, phone — proves universal compatibility.</w:t>
             </w:r>
           </w:p>
         </w:tc>
@@ -3476,7 +7772,7 @@
           <w:color w:val="0B2C55"/>
           <w:sz w:val="36"/>
         </w:rPr>
-        <w:t>8. Image Strategy (7 slots — Amazon India)</w:t>
+        <w:t>9. Image Strategy (7 slots — Amazon India)</w:t>
       </w:r>
     </w:p>
     <w:tbl>
@@ -3582,7 +7878,7 @@
                 <w:rFonts w:ascii="Calibri" w:hAnsi="Calibri"/>
                 <w:sz w:val="18"/>
               </w:rPr>
-              <w:t>Headset facing 30° left, both ear cups visible, mic boom in down position. 1500×1500 px or larger. No text, no badges.</w:t>
+              <w:t>Headset facing 30° left, both ear cups visible, mic boom in down position. 1500x1500 px or larger. No text, no badges.</w:t>
             </w:r>
           </w:p>
         </w:tc>
@@ -3626,7 +7922,7 @@
                 <w:rFonts w:ascii="Calibri" w:hAnsi="Calibri"/>
                 <w:sz w:val="18"/>
               </w:rPr>
-              <w:t>Close-up of boom mic with overlay: "Noise-Cancelling Mic — clear voice on every call".</w:t>
+              <w:t>Close-up of boom mic. Overlay: "Noise-Cancelling Mic — clear voice on every call".</w:t>
             </w:r>
           </w:p>
         </w:tc>
@@ -3714,7 +8010,7 @@
                 <w:rFonts w:ascii="Calibri" w:hAnsi="Calibri"/>
                 <w:sz w:val="18"/>
               </w:rPr>
-              <w:t>Person wearing headset on a video call (Teams/Zoom UI on laptop screen). Text-free for global appeal.</w:t>
+              <w:t>Person wearing headset on a video call (Teams/Zoom UI on laptop screen).</w:t>
             </w:r>
           </w:p>
         </w:tc>
@@ -3802,7 +8098,7 @@
                 <w:rFonts w:ascii="Calibri" w:hAnsi="Calibri"/>
                 <w:sz w:val="18"/>
               </w:rPr>
-              <w:t>Memory-foam cushion, adjustable headband, foldable design — three callouts on one image.</w:t>
+              <w:t>Memory-foam cushion, adjustable headband, foldable design.</w:t>
             </w:r>
           </w:p>
         </w:tc>
@@ -3832,7 +8128,7 @@
                 <w:rFonts w:ascii="Calibri" w:hAnsi="Calibri"/>
                 <w:sz w:val="18"/>
               </w:rPr>
-              <w:t>15–30 sec product demo</w:t>
+              <w:t>15-30 sec product demo</w:t>
             </w:r>
           </w:p>
         </w:tc>
@@ -3846,7 +8142,7 @@
                 <w:rFonts w:ascii="Calibri" w:hAnsi="Calibri"/>
                 <w:sz w:val="18"/>
               </w:rPr>
-              <w:t>Shot of unboxing → plugging in → mic test → call demo. Subtitled. Mention "Wired Headphones with Mic for Office Calls" in spoken VO.</w:t>
+              <w:t>Unboxing → plug in → mic test → call demo. Subtitled.</w:t>
             </w:r>
           </w:p>
         </w:tc>
@@ -3864,7 +8160,22 @@
           <w:color w:val="0B2C55"/>
           <w:sz w:val="36"/>
         </w:rPr>
-        <w:t>9. Before vs. After — Quick Reference</w:t>
+        <w:t>10. Seasonal &amp; Timing Recommendations</w:t>
+      </w:r>
+    </w:p>
+    <w:p>
+      <w:pPr>
+        <w:spacing w:before="0" w:after="120"/>
+      </w:pPr>
+      <w:r>
+        <w:rPr>
+          <w:rFonts w:ascii="Calibri" w:hAnsi="Calibri"/>
+          <w:b w:val="0"/>
+          <w:i/>
+          <w:color w:val="555555"/>
+          <w:sz w:val="20"/>
+        </w:rPr>
+        <w:t>Refined using Q1 + April data (April was the FIRST full month after Boat's Q1 promo ended). Pattern: launch-period promo wins fade fast in this category.</w:t>
       </w:r>
     </w:p>
     <w:tbl>
@@ -3890,9 +8201,9 @@
                 <w:rFonts w:ascii="Calibri" w:hAnsi="Calibri"/>
                 <w:b/>
                 <w:color w:val="FFFFFF"/>
-                <w:sz w:val="20"/>
-              </w:rPr>
-              <w:t>Field</w:t>
+                <w:sz w:val="18"/>
+              </w:rPr>
+              <w:t>Period</w:t>
             </w:r>
           </w:p>
         </w:tc>
@@ -3907,9 +8218,9 @@
                 <w:rFonts w:ascii="Calibri" w:hAnsi="Calibri"/>
                 <w:b/>
                 <w:color w:val="FFFFFF"/>
-                <w:sz w:val="20"/>
-              </w:rPr>
-              <w:t>BEFORE (current weakness)</w:t>
+                <w:sz w:val="18"/>
+              </w:rPr>
+              <w:t>Category dynamic</w:t>
             </w:r>
           </w:p>
         </w:tc>
@@ -3924,9 +8235,9 @@
                 <w:rFonts w:ascii="Calibri" w:hAnsi="Calibri"/>
                 <w:b/>
                 <w:color w:val="FFFFFF"/>
-                <w:sz w:val="20"/>
-              </w:rPr>
-              <w:t>AFTER (recommended)</w:t>
+                <w:sz w:val="18"/>
+              </w:rPr>
+              <w:t>Action for Volt Strike</w:t>
             </w:r>
           </w:p>
         </w:tc>
@@ -3940,9 +8251,9 @@
             <w:r>
               <w:rPr>
                 <w:rFonts w:ascii="Calibri" w:hAnsi="Calibri"/>
-                <w:sz w:val="20"/>
-              </w:rPr>
-              <w:t>Title language</w:t>
+                <w:sz w:val="18"/>
+              </w:rPr>
+              <w:t>May - Jun (now)</w:t>
             </w:r>
           </w:p>
         </w:tc>
@@ -3954,10 +8265,9 @@
             <w:r>
               <w:rPr>
                 <w:rFonts w:ascii="Calibri" w:hAnsi="Calibri"/>
-                <w:color w:val="B01F1F"/>
-                <w:sz w:val="20"/>
-              </w:rPr>
-              <w:t>Generic phrasing ("Computer Headphone for Meetings") with near-zero search volume.</w:t>
+                <w:sz w:val="18"/>
+              </w:rPr>
+              <w:t>Office/WFH demand stable. Logitech H111 + Amazon Basics USB hold steady. Type-C queries rising.</w:t>
             </w:r>
           </w:p>
         </w:tc>
@@ -3969,10 +8279,9 @@
             <w:r>
               <w:rPr>
                 <w:rFonts w:ascii="Calibri" w:hAnsi="Calibri"/>
-                <w:color w:val="1B7A3E"/>
-                <w:sz w:val="20"/>
-              </w:rPr>
-              <w:t>Front-loaded with the #1 query "Wired Headphones with Mic" + connection + features + use-cases.</w:t>
+                <w:sz w:val="18"/>
+              </w:rPr>
+              <w:t>LAUNCH with Variant A title; run Sponsored Products on Tier-1 keywords. Test Type-C SKU.</w:t>
             </w:r>
           </w:p>
         </w:tc>
@@ -3986,9 +8295,9 @@
             <w:r>
               <w:rPr>
                 <w:rFonts w:ascii="Calibri" w:hAnsi="Calibri"/>
-                <w:sz w:val="20"/>
-              </w:rPr>
-              <w:t>Keywords indexed</w:t>
+                <w:sz w:val="18"/>
+              </w:rPr>
+              <w:t>Jul - Sep</w:t>
             </w:r>
           </w:p>
         </w:tc>
@@ -4000,10 +8309,9 @@
             <w:r>
               <w:rPr>
                 <w:rFonts w:ascii="Calibri" w:hAnsi="Calibri"/>
-                <w:color w:val="B01F1F"/>
-                <w:sz w:val="20"/>
-              </w:rPr>
-              <w:t>Likely indexes for low-intent terms only.</w:t>
+                <w:sz w:val="18"/>
+              </w:rPr>
+              <w:t>Student/online-class demand peaks (back-to-school). "Headphones for laptop", "for online classes" surge.</w:t>
             </w:r>
           </w:p>
         </w:tc>
@@ -4015,10 +8323,9 @@
             <w:r>
               <w:rPr>
                 <w:rFonts w:ascii="Calibri" w:hAnsi="Calibri"/>
-                <w:color w:val="1B7A3E"/>
-                <w:sz w:val="20"/>
-              </w:rPr>
-              <w:t>Indexes for 40+ Tier-1 &amp; Tier-2 keywords from your Brand Analytics.</w:t>
+                <w:sz w:val="18"/>
+              </w:rPr>
+              <w:t>Refresh bullet 4 to emphasise "online classes" and "students". Run Lightning Deals.</w:t>
             </w:r>
           </w:p>
         </w:tc>
@@ -4032,9 +8339,9 @@
             <w:r>
               <w:rPr>
                 <w:rFonts w:ascii="Calibri" w:hAnsi="Calibri"/>
-                <w:sz w:val="20"/>
-              </w:rPr>
-              <w:t>Bullet structure</w:t>
+                <w:sz w:val="18"/>
+              </w:rPr>
+              <w:t>Oct - Dec</w:t>
             </w:r>
           </w:p>
         </w:tc>
@@ -4046,10 +8353,9 @@
             <w:r>
               <w:rPr>
                 <w:rFonts w:ascii="Calibri" w:hAnsi="Calibri"/>
-                <w:color w:val="B01F1F"/>
-                <w:sz w:val="20"/>
-              </w:rPr>
-              <w:t>Feature-led, not benefit-led.</w:t>
+                <w:sz w:val="18"/>
+              </w:rPr>
+              <w:t>Festival sales (Diwali, BBD, Black Friday). Boat / Zebronics / Amazon Basics go deep on discounts. New launches see Q1-style surges.</w:t>
             </w:r>
           </w:p>
         </w:tc>
@@ -4061,10 +8367,9 @@
             <w:r>
               <w:rPr>
                 <w:rFonts w:ascii="Calibri" w:hAnsi="Calibri"/>
-                <w:color w:val="1B7A3E"/>
-                <w:sz w:val="20"/>
-              </w:rPr>
-              <w:t>Benefit-first headline (CAPS) → feature explanation → use-case proof.</w:t>
+                <w:sz w:val="18"/>
+              </w:rPr>
+              <w:t>Compete on bundle (carry pouch + extension cable) instead of price. Refresh A+ Module 3 with festival-period prices.</w:t>
             </w:r>
           </w:p>
         </w:tc>
@@ -4078,9 +8383,9 @@
             <w:r>
               <w:rPr>
                 <w:rFonts w:ascii="Calibri" w:hAnsi="Calibri"/>
-                <w:sz w:val="20"/>
-              </w:rPr>
-              <w:t>Noise cancellation mention</w:t>
+                <w:sz w:val="18"/>
+              </w:rPr>
+              <w:t>Jan - Mar (Q1 next year)</w:t>
             </w:r>
           </w:p>
         </w:tc>
@@ -4092,10 +8397,9 @@
             <w:r>
               <w:rPr>
                 <w:rFonts w:ascii="Calibri" w:hAnsi="Calibri"/>
-                <w:color w:val="B01F1F"/>
-                <w:sz w:val="20"/>
-              </w:rPr>
-              <w:t>Absent.</w:t>
+                <w:sz w:val="18"/>
+              </w:rPr>
+              <w:t>New-year office onboarding + appraisal-bonus spending. Review-driven shopping rises.</w:t>
             </w:r>
           </w:p>
         </w:tc>
@@ -4107,194 +8411,9 @@
             <w:r>
               <w:rPr>
                 <w:rFonts w:ascii="Calibri" w:hAnsi="Calibri"/>
-                <w:color w:val="1B7A3E"/>
-                <w:sz w:val="20"/>
-              </w:rPr>
-              <w:t>Mentioned in title, bullet 1 and description — covers SFR 17,519 / 112,971 / 187,418 / 218,387.</w:t>
-            </w:r>
-          </w:p>
-        </w:tc>
-      </w:tr>
-      <w:tr>
-        <w:tc>
-          <w:tcPr>
-            <w:tcW w:type="dxa" w:w="3400"/>
-          </w:tcPr>
-          <w:p>
-            <w:r>
-              <w:rPr>
-                <w:rFonts w:ascii="Calibri" w:hAnsi="Calibri"/>
-                <w:sz w:val="20"/>
-              </w:rPr>
-              <w:t>Platform compatibility</w:t>
-            </w:r>
-          </w:p>
-        </w:tc>
-        <w:tc>
-          <w:tcPr>
-            <w:tcW w:type="dxa" w:w="3400"/>
-          </w:tcPr>
-          <w:p>
-            <w:r>
-              <w:rPr>
-                <w:rFonts w:ascii="Calibri" w:hAnsi="Calibri"/>
-                <w:color w:val="B01F1F"/>
-                <w:sz w:val="20"/>
-              </w:rPr>
-              <w:t>Not called out.</w:t>
-            </w:r>
-          </w:p>
-        </w:tc>
-        <w:tc>
-          <w:tcPr>
-            <w:tcW w:type="dxa" w:w="3400"/>
-          </w:tcPr>
-          <w:p>
-            <w:r>
-              <w:rPr>
-                <w:rFonts w:ascii="Calibri" w:hAnsi="Calibri"/>
-                <w:color w:val="1B7A3E"/>
-                <w:sz w:val="20"/>
-              </w:rPr>
-              <w:t>Microsoft Teams, Zoom, Google Meet, Skype, Webex, Discord all named.</w:t>
-            </w:r>
-          </w:p>
-        </w:tc>
-      </w:tr>
-      <w:tr>
-        <w:tc>
-          <w:tcPr>
-            <w:tcW w:type="dxa" w:w="3400"/>
-          </w:tcPr>
-          <w:p>
-            <w:r>
-              <w:rPr>
-                <w:rFonts w:ascii="Calibri" w:hAnsi="Calibri"/>
-                <w:sz w:val="20"/>
-              </w:rPr>
-              <w:t>Backend search terms</w:t>
-            </w:r>
-          </w:p>
-        </w:tc>
-        <w:tc>
-          <w:tcPr>
-            <w:tcW w:type="dxa" w:w="3400"/>
-          </w:tcPr>
-          <w:p>
-            <w:r>
-              <w:rPr>
-                <w:rFonts w:ascii="Calibri" w:hAnsi="Calibri"/>
-                <w:color w:val="B01F1F"/>
-                <w:sz w:val="20"/>
-              </w:rPr>
-              <w:t>Unknown / likely under-utilised.</w:t>
-            </w:r>
-          </w:p>
-        </w:tc>
-        <w:tc>
-          <w:tcPr>
-            <w:tcW w:type="dxa" w:w="3400"/>
-          </w:tcPr>
-          <w:p>
-            <w:r>
-              <w:rPr>
-                <w:rFonts w:ascii="Calibri" w:hAnsi="Calibri"/>
-                <w:color w:val="1B7A3E"/>
-                <w:sz w:val="20"/>
-              </w:rPr>
-              <w:t>249-byte file delivered — no overlap with title/bullets, no competitor brands.</w:t>
-            </w:r>
-          </w:p>
-        </w:tc>
-      </w:tr>
-      <w:tr>
-        <w:tc>
-          <w:tcPr>
-            <w:tcW w:type="dxa" w:w="3400"/>
-          </w:tcPr>
-          <w:p>
-            <w:r>
-              <w:rPr>
-                <w:rFonts w:ascii="Calibri" w:hAnsi="Calibri"/>
-                <w:sz w:val="20"/>
-              </w:rPr>
-              <w:t>A+ Content</w:t>
-            </w:r>
-          </w:p>
-        </w:tc>
-        <w:tc>
-          <w:tcPr>
-            <w:tcW w:type="dxa" w:w="3400"/>
-          </w:tcPr>
-          <w:p>
-            <w:r>
-              <w:rPr>
-                <w:rFonts w:ascii="Calibri" w:hAnsi="Calibri"/>
-                <w:color w:val="B01F1F"/>
-                <w:sz w:val="20"/>
-              </w:rPr>
-              <w:t>Not specified.</w:t>
-            </w:r>
-          </w:p>
-        </w:tc>
-        <w:tc>
-          <w:tcPr>
-            <w:tcW w:type="dxa" w:w="3400"/>
-          </w:tcPr>
-          <w:p>
-            <w:r>
-              <w:rPr>
-                <w:rFonts w:ascii="Calibri" w:hAnsi="Calibri"/>
-                <w:color w:val="1B7A3E"/>
-                <w:sz w:val="20"/>
-              </w:rPr>
-              <w:t>5-module plan provided to lift conversion 5–10%.</w:t>
-            </w:r>
-          </w:p>
-        </w:tc>
-      </w:tr>
-      <w:tr>
-        <w:tc>
-          <w:tcPr>
-            <w:tcW w:type="dxa" w:w="3400"/>
-          </w:tcPr>
-          <w:p>
-            <w:r>
-              <w:rPr>
-                <w:rFonts w:ascii="Calibri" w:hAnsi="Calibri"/>
-                <w:sz w:val="20"/>
-              </w:rPr>
-              <w:t>Image strategy</w:t>
-            </w:r>
-          </w:p>
-        </w:tc>
-        <w:tc>
-          <w:tcPr>
-            <w:tcW w:type="dxa" w:w="3400"/>
-          </w:tcPr>
-          <w:p>
-            <w:r>
-              <w:rPr>
-                <w:rFonts w:ascii="Calibri" w:hAnsi="Calibri"/>
-                <w:color w:val="B01F1F"/>
-                <w:sz w:val="20"/>
-              </w:rPr>
-              <w:t>Not specified.</w:t>
-            </w:r>
-          </w:p>
-        </w:tc>
-        <w:tc>
-          <w:tcPr>
-            <w:tcW w:type="dxa" w:w="3400"/>
-          </w:tcPr>
-          <w:p>
-            <w:r>
-              <w:rPr>
-                <w:rFonts w:ascii="Calibri" w:hAnsi="Calibri"/>
-                <w:color w:val="1B7A3E"/>
-                <w:sz w:val="20"/>
-              </w:rPr>
-              <w:t>7-slot plan including 4 infographics, 1 lifestyle, optional video.</w:t>
+                <w:sz w:val="18"/>
+              </w:rPr>
+              <w:t>Maximise Vine reviews now so you have 50+ ratings by Q1. Refresh hero image with "Top-Rated" badge if eligible.</w:t>
             </w:r>
           </w:p>
         </w:tc>
@@ -4312,7 +8431,547 @@
           <w:color w:val="0B2C55"/>
           <w:sz w:val="36"/>
         </w:rPr>
-        <w:t>10. Implementation Checklist</w:t>
+        <w:t>11. Before vs. After — Quick Reference</w:t>
+      </w:r>
+    </w:p>
+    <w:tbl>
+      <w:tblPr>
+        <w:tblStyle w:val="LightGrid-Accent1"/>
+        <w:tblW w:type="auto" w:w="0"/>
+        <w:tblLook w:firstColumn="1" w:firstRow="1" w:lastColumn="0" w:lastRow="0" w:noHBand="0" w:noVBand="1" w:val="04A0"/>
+      </w:tblPr>
+      <w:tblGrid>
+        <w:gridCol w:w="3400"/>
+        <w:gridCol w:w="3400"/>
+        <w:gridCol w:w="3400"/>
+      </w:tblGrid>
+      <w:tr>
+        <w:tc>
+          <w:tcPr>
+            <w:tcW w:type="dxa" w:w="3400"/>
+            <w:shd w:val="clear" w:color="auto" w:fill="0B2C55"/>
+          </w:tcPr>
+          <w:p>
+            <w:r>
+              <w:rPr>
+                <w:rFonts w:ascii="Calibri" w:hAnsi="Calibri"/>
+                <w:b/>
+                <w:color w:val="FFFFFF"/>
+                <w:sz w:val="20"/>
+              </w:rPr>
+              <w:t>Field</w:t>
+            </w:r>
+          </w:p>
+        </w:tc>
+        <w:tc>
+          <w:tcPr>
+            <w:tcW w:type="dxa" w:w="3400"/>
+            <w:shd w:val="clear" w:color="auto" w:fill="0B2C55"/>
+          </w:tcPr>
+          <w:p>
+            <w:r>
+              <w:rPr>
+                <w:rFonts w:ascii="Calibri" w:hAnsi="Calibri"/>
+                <w:b/>
+                <w:color w:val="FFFFFF"/>
+                <w:sz w:val="20"/>
+              </w:rPr>
+              <w:t>BEFORE (current weakness)</w:t>
+            </w:r>
+          </w:p>
+        </w:tc>
+        <w:tc>
+          <w:tcPr>
+            <w:tcW w:type="dxa" w:w="3400"/>
+            <w:shd w:val="clear" w:color="auto" w:fill="0B2C55"/>
+          </w:tcPr>
+          <w:p>
+            <w:r>
+              <w:rPr>
+                <w:rFonts w:ascii="Calibri" w:hAnsi="Calibri"/>
+                <w:b/>
+                <w:color w:val="FFFFFF"/>
+                <w:sz w:val="20"/>
+              </w:rPr>
+              <w:t>AFTER (recommended)</w:t>
+            </w:r>
+          </w:p>
+        </w:tc>
+      </w:tr>
+      <w:tr>
+        <w:tc>
+          <w:tcPr>
+            <w:tcW w:type="dxa" w:w="3400"/>
+          </w:tcPr>
+          <w:p>
+            <w:r>
+              <w:rPr>
+                <w:rFonts w:ascii="Calibri" w:hAnsi="Calibri"/>
+                <w:sz w:val="20"/>
+              </w:rPr>
+              <w:t>Title language</w:t>
+            </w:r>
+          </w:p>
+        </w:tc>
+        <w:tc>
+          <w:tcPr>
+            <w:tcW w:type="dxa" w:w="3400"/>
+          </w:tcPr>
+          <w:p>
+            <w:r>
+              <w:rPr>
+                <w:rFonts w:ascii="Calibri" w:hAnsi="Calibri"/>
+                <w:color w:val="B01F1F"/>
+                <w:sz w:val="20"/>
+              </w:rPr>
+              <w:t>Generic "Computer Headphone for Meetings" with near-zero search volume.</w:t>
+            </w:r>
+          </w:p>
+        </w:tc>
+        <w:tc>
+          <w:tcPr>
+            <w:tcW w:type="dxa" w:w="3400"/>
+          </w:tcPr>
+          <w:p>
+            <w:r>
+              <w:rPr>
+                <w:rFonts w:ascii="Calibri" w:hAnsi="Calibri"/>
+                <w:color w:val="1B7A3E"/>
+                <w:sz w:val="20"/>
+              </w:rPr>
+              <w:t>Front-loaded with #1 query "Wired Headphones with Mic" + connection + features + use-cases.</w:t>
+            </w:r>
+          </w:p>
+        </w:tc>
+      </w:tr>
+      <w:tr>
+        <w:tc>
+          <w:tcPr>
+            <w:tcW w:type="dxa" w:w="3400"/>
+          </w:tcPr>
+          <w:p>
+            <w:r>
+              <w:rPr>
+                <w:rFonts w:ascii="Calibri" w:hAnsi="Calibri"/>
+                <w:sz w:val="20"/>
+              </w:rPr>
+              <w:t>Keywords indexed</w:t>
+            </w:r>
+          </w:p>
+        </w:tc>
+        <w:tc>
+          <w:tcPr>
+            <w:tcW w:type="dxa" w:w="3400"/>
+          </w:tcPr>
+          <w:p>
+            <w:r>
+              <w:rPr>
+                <w:rFonts w:ascii="Calibri" w:hAnsi="Calibri"/>
+                <w:color w:val="B01F1F"/>
+                <w:sz w:val="20"/>
+              </w:rPr>
+              <w:t>Likely indexes for low-intent terms only.</w:t>
+            </w:r>
+          </w:p>
+        </w:tc>
+        <w:tc>
+          <w:tcPr>
+            <w:tcW w:type="dxa" w:w="3400"/>
+          </w:tcPr>
+          <w:p>
+            <w:r>
+              <w:rPr>
+                <w:rFonts w:ascii="Calibri" w:hAnsi="Calibri"/>
+                <w:color w:val="1B7A3E"/>
+                <w:sz w:val="20"/>
+              </w:rPr>
+              <w:t>Indexes for 40+ Tier-1 &amp; Tier-2 keywords confirmed across Q1 + April + W19.</w:t>
+            </w:r>
+          </w:p>
+        </w:tc>
+      </w:tr>
+      <w:tr>
+        <w:tc>
+          <w:tcPr>
+            <w:tcW w:type="dxa" w:w="3400"/>
+          </w:tcPr>
+          <w:p>
+            <w:r>
+              <w:rPr>
+                <w:rFonts w:ascii="Calibri" w:hAnsi="Calibri"/>
+                <w:sz w:val="20"/>
+              </w:rPr>
+              <w:t>Bullet structure</w:t>
+            </w:r>
+          </w:p>
+        </w:tc>
+        <w:tc>
+          <w:tcPr>
+            <w:tcW w:type="dxa" w:w="3400"/>
+          </w:tcPr>
+          <w:p>
+            <w:r>
+              <w:rPr>
+                <w:rFonts w:ascii="Calibri" w:hAnsi="Calibri"/>
+                <w:color w:val="B01F1F"/>
+                <w:sz w:val="20"/>
+              </w:rPr>
+              <w:t>Feature-led, not benefit-led.</w:t>
+            </w:r>
+          </w:p>
+        </w:tc>
+        <w:tc>
+          <w:tcPr>
+            <w:tcW w:type="dxa" w:w="3400"/>
+          </w:tcPr>
+          <w:p>
+            <w:r>
+              <w:rPr>
+                <w:rFonts w:ascii="Calibri" w:hAnsi="Calibri"/>
+                <w:color w:val="1B7A3E"/>
+                <w:sz w:val="20"/>
+              </w:rPr>
+              <w:t>Benefit-first headline (CAPS) → feature explanation → use-case proof.</w:t>
+            </w:r>
+          </w:p>
+        </w:tc>
+      </w:tr>
+      <w:tr>
+        <w:tc>
+          <w:tcPr>
+            <w:tcW w:type="dxa" w:w="3400"/>
+          </w:tcPr>
+          <w:p>
+            <w:r>
+              <w:rPr>
+                <w:rFonts w:ascii="Calibri" w:hAnsi="Calibri"/>
+                <w:sz w:val="20"/>
+              </w:rPr>
+              <w:t>Noise cancellation</w:t>
+            </w:r>
+          </w:p>
+        </w:tc>
+        <w:tc>
+          <w:tcPr>
+            <w:tcW w:type="dxa" w:w="3400"/>
+          </w:tcPr>
+          <w:p>
+            <w:r>
+              <w:rPr>
+                <w:rFonts w:ascii="Calibri" w:hAnsi="Calibri"/>
+                <w:color w:val="B01F1F"/>
+                <w:sz w:val="20"/>
+              </w:rPr>
+              <w:t>Absent.</w:t>
+            </w:r>
+          </w:p>
+        </w:tc>
+        <w:tc>
+          <w:tcPr>
+            <w:tcW w:type="dxa" w:w="3400"/>
+          </w:tcPr>
+          <w:p>
+            <w:r>
+              <w:rPr>
+                <w:rFonts w:ascii="Calibri" w:hAnsi="Calibri"/>
+                <w:color w:val="1B7A3E"/>
+                <w:sz w:val="20"/>
+              </w:rPr>
+              <w:t>In title, bullet 1 and description — covers Q1 SFR 14,079 / Apr SFR 16,453 / W19 SFR 17,519.</w:t>
+            </w:r>
+          </w:p>
+        </w:tc>
+      </w:tr>
+      <w:tr>
+        <w:tc>
+          <w:tcPr>
+            <w:tcW w:type="dxa" w:w="3400"/>
+          </w:tcPr>
+          <w:p>
+            <w:r>
+              <w:rPr>
+                <w:rFonts w:ascii="Calibri" w:hAnsi="Calibri"/>
+                <w:sz w:val="20"/>
+              </w:rPr>
+              <w:t>Platform compatibility</w:t>
+            </w:r>
+          </w:p>
+        </w:tc>
+        <w:tc>
+          <w:tcPr>
+            <w:tcW w:type="dxa" w:w="3400"/>
+          </w:tcPr>
+          <w:p>
+            <w:r>
+              <w:rPr>
+                <w:rFonts w:ascii="Calibri" w:hAnsi="Calibri"/>
+                <w:color w:val="B01F1F"/>
+                <w:sz w:val="20"/>
+              </w:rPr>
+              <w:t>Not called out.</w:t>
+            </w:r>
+          </w:p>
+        </w:tc>
+        <w:tc>
+          <w:tcPr>
+            <w:tcW w:type="dxa" w:w="3400"/>
+          </w:tcPr>
+          <w:p>
+            <w:r>
+              <w:rPr>
+                <w:rFonts w:ascii="Calibri" w:hAnsi="Calibri"/>
+                <w:color w:val="1B7A3E"/>
+                <w:sz w:val="20"/>
+              </w:rPr>
+              <w:t>Microsoft Teams, Zoom, Google Meet, Skype, Webex, Discord all named.</w:t>
+            </w:r>
+          </w:p>
+        </w:tc>
+      </w:tr>
+      <w:tr>
+        <w:tc>
+          <w:tcPr>
+            <w:tcW w:type="dxa" w:w="3400"/>
+          </w:tcPr>
+          <w:p>
+            <w:r>
+              <w:rPr>
+                <w:rFonts w:ascii="Calibri" w:hAnsi="Calibri"/>
+                <w:sz w:val="20"/>
+              </w:rPr>
+              <w:t>Backend search terms</w:t>
+            </w:r>
+          </w:p>
+        </w:tc>
+        <w:tc>
+          <w:tcPr>
+            <w:tcW w:type="dxa" w:w="3400"/>
+          </w:tcPr>
+          <w:p>
+            <w:r>
+              <w:rPr>
+                <w:rFonts w:ascii="Calibri" w:hAnsi="Calibri"/>
+                <w:color w:val="B01F1F"/>
+                <w:sz w:val="20"/>
+              </w:rPr>
+              <w:t>Unknown / likely under-utilised.</w:t>
+            </w:r>
+          </w:p>
+        </w:tc>
+        <w:tc>
+          <w:tcPr>
+            <w:tcW w:type="dxa" w:w="3400"/>
+          </w:tcPr>
+          <w:p>
+            <w:r>
+              <w:rPr>
+                <w:rFonts w:ascii="Calibri" w:hAnsi="Calibri"/>
+                <w:color w:val="1B7A3E"/>
+                <w:sz w:val="20"/>
+              </w:rPr>
+              <w:t>249-byte file delivered — no overlap with title/bullets, no competitor brands.</w:t>
+            </w:r>
+          </w:p>
+        </w:tc>
+      </w:tr>
+      <w:tr>
+        <w:tc>
+          <w:tcPr>
+            <w:tcW w:type="dxa" w:w="3400"/>
+          </w:tcPr>
+          <w:p>
+            <w:r>
+              <w:rPr>
+                <w:rFonts w:ascii="Calibri" w:hAnsi="Calibri"/>
+                <w:sz w:val="20"/>
+              </w:rPr>
+              <w:t>A+ Content</w:t>
+            </w:r>
+          </w:p>
+        </w:tc>
+        <w:tc>
+          <w:tcPr>
+            <w:tcW w:type="dxa" w:w="3400"/>
+          </w:tcPr>
+          <w:p>
+            <w:r>
+              <w:rPr>
+                <w:rFonts w:ascii="Calibri" w:hAnsi="Calibri"/>
+                <w:color w:val="B01F1F"/>
+                <w:sz w:val="20"/>
+              </w:rPr>
+              <w:t>Not specified.</w:t>
+            </w:r>
+          </w:p>
+        </w:tc>
+        <w:tc>
+          <w:tcPr>
+            <w:tcW w:type="dxa" w:w="3400"/>
+          </w:tcPr>
+          <w:p>
+            <w:r>
+              <w:rPr>
+                <w:rFonts w:ascii="Calibri" w:hAnsi="Calibri"/>
+                <w:color w:val="1B7A3E"/>
+                <w:sz w:val="20"/>
+              </w:rPr>
+              <w:t>5-module plan provided to lift conversion 5-10%.</w:t>
+            </w:r>
+          </w:p>
+        </w:tc>
+      </w:tr>
+      <w:tr>
+        <w:tc>
+          <w:tcPr>
+            <w:tcW w:type="dxa" w:w="3400"/>
+          </w:tcPr>
+          <w:p>
+            <w:r>
+              <w:rPr>
+                <w:rFonts w:ascii="Calibri" w:hAnsi="Calibri"/>
+                <w:sz w:val="20"/>
+              </w:rPr>
+              <w:t>Image strategy</w:t>
+            </w:r>
+          </w:p>
+        </w:tc>
+        <w:tc>
+          <w:tcPr>
+            <w:tcW w:type="dxa" w:w="3400"/>
+          </w:tcPr>
+          <w:p>
+            <w:r>
+              <w:rPr>
+                <w:rFonts w:ascii="Calibri" w:hAnsi="Calibri"/>
+                <w:color w:val="B01F1F"/>
+                <w:sz w:val="20"/>
+              </w:rPr>
+              <w:t>Not specified.</w:t>
+            </w:r>
+          </w:p>
+        </w:tc>
+        <w:tc>
+          <w:tcPr>
+            <w:tcW w:type="dxa" w:w="3400"/>
+          </w:tcPr>
+          <w:p>
+            <w:r>
+              <w:rPr>
+                <w:rFonts w:ascii="Calibri" w:hAnsi="Calibri"/>
+                <w:color w:val="1B7A3E"/>
+                <w:sz w:val="20"/>
+              </w:rPr>
+              <w:t>7-slot plan including 4 infographics, 1 lifestyle, optional video.</w:t>
+            </w:r>
+          </w:p>
+        </w:tc>
+      </w:tr>
+      <w:tr>
+        <w:tc>
+          <w:tcPr>
+            <w:tcW w:type="dxa" w:w="3400"/>
+          </w:tcPr>
+          <w:p>
+            <w:r>
+              <w:rPr>
+                <w:rFonts w:ascii="Calibri" w:hAnsi="Calibri"/>
+                <w:sz w:val="20"/>
+              </w:rPr>
+              <w:t>Trend awareness</w:t>
+            </w:r>
+          </w:p>
+        </w:tc>
+        <w:tc>
+          <w:tcPr>
+            <w:tcW w:type="dxa" w:w="3400"/>
+          </w:tcPr>
+          <w:p>
+            <w:r>
+              <w:rPr>
+                <w:rFonts w:ascii="Calibri" w:hAnsi="Calibri"/>
+                <w:color w:val="B01F1F"/>
+                <w:sz w:val="20"/>
+              </w:rPr>
+              <w:t>Single snapshot decisions.</w:t>
+            </w:r>
+          </w:p>
+        </w:tc>
+        <w:tc>
+          <w:tcPr>
+            <w:tcW w:type="dxa" w:w="3400"/>
+          </w:tcPr>
+          <w:p>
+            <w:r>
+              <w:rPr>
+                <w:rFonts w:ascii="Calibri" w:hAnsi="Calibri"/>
+                <w:color w:val="1B7A3E"/>
+                <w:sz w:val="20"/>
+              </w:rPr>
+              <w:t>Q1 + April + W19 cross-check confirms durable winners and seasonal action plan.</w:t>
+            </w:r>
+          </w:p>
+        </w:tc>
+      </w:tr>
+      <w:tr>
+        <w:tc>
+          <w:tcPr>
+            <w:tcW w:type="dxa" w:w="3400"/>
+          </w:tcPr>
+          <w:p>
+            <w:r>
+              <w:rPr>
+                <w:rFonts w:ascii="Calibri" w:hAnsi="Calibri"/>
+                <w:sz w:val="20"/>
+              </w:rPr>
+              <w:t>Cluster strategy</w:t>
+            </w:r>
+          </w:p>
+        </w:tc>
+        <w:tc>
+          <w:tcPr>
+            <w:tcW w:type="dxa" w:w="3400"/>
+          </w:tcPr>
+          <w:p>
+            <w:r>
+              <w:rPr>
+                <w:rFonts w:ascii="Calibri" w:hAnsi="Calibri"/>
+                <w:color w:val="B01F1F"/>
+                <w:sz w:val="20"/>
+              </w:rPr>
+              <w:t>No targeting.</w:t>
+            </w:r>
+          </w:p>
+        </w:tc>
+        <w:tc>
+          <w:tcPr>
+            <w:tcW w:type="dxa" w:w="3400"/>
+          </w:tcPr>
+          <w:p>
+            <w:r>
+              <w:rPr>
+                <w:rFonts w:ascii="Calibri" w:hAnsi="Calibri"/>
+                <w:color w:val="1B7A3E"/>
+                <w:sz w:val="20"/>
+              </w:rPr>
+              <w:t>5 keyword clusters mapped to mirror language of each cluster's durable winner.</w:t>
+            </w:r>
+          </w:p>
+        </w:tc>
+      </w:tr>
+    </w:tbl>
+    <w:p/>
+    <w:p>
+      <w:pPr>
+        <w:spacing w:before="160" w:after="80"/>
+      </w:pPr>
+      <w:r>
+        <w:rPr>
+          <w:rFonts w:ascii="Calibri" w:hAnsi="Calibri"/>
+          <w:b/>
+          <w:color w:val="0B2C55"/>
+          <w:sz w:val="36"/>
+        </w:rPr>
+        <w:t>12. Implementation Checklist</w:t>
       </w:r>
     </w:p>
     <w:p>
@@ -4338,7 +8997,7 @@
           <w:rFonts w:ascii="Calibri" w:hAnsi="Calibri"/>
           <w:sz w:val="22"/>
         </w:rPr>
-        <w:t>Choose Title Variant A / B / C based on the actual connection type.</w:t>
+        <w:t>Choose Title Variant A / B / C / D based on the actual connection type. Variant D recommended if Type-C is supported.</w:t>
       </w:r>
     </w:p>
     <w:p>
@@ -4390,7 +9049,7 @@
           <w:rFonts w:ascii="Calibri" w:hAnsi="Calibri"/>
           <w:sz w:val="22"/>
         </w:rPr>
-        <w:t>After 14 days, re-run Brand Analytics and check rank improvement on the Tier-1 keywords listed in section 2A.</w:t>
+        <w:t>Set up Sponsored Products auto + manual campaigns targeting Tier-1 keywords from section 3A.</w:t>
       </w:r>
     </w:p>
     <w:p>
@@ -4403,7 +9062,115 @@
           <w:rFonts w:ascii="Calibri" w:hAnsi="Calibri"/>
           <w:sz w:val="22"/>
         </w:rPr>
-        <w:t>Iterate using monthly and quarterly Brand Analytics sheets to spot seasonal trends (e.g., back-to-office, exam season for online classes).</w:t>
+        <w:t>After 14 days, re-pull Brand Analytics weekly data and compare against your baseline rank list.</w:t>
+      </w:r>
+    </w:p>
+    <w:p>
+      <w:pPr>
+        <w:pStyle w:val="ListBullet"/>
+        <w:spacing w:after="40"/>
+      </w:pPr>
+      <w:r>
+        <w:rPr>
+          <w:rFonts w:ascii="Calibri" w:hAnsi="Calibri"/>
+          <w:sz w:val="22"/>
+        </w:rPr>
+        <w:t>Re-pull Brand Analytics monthly each month to detect any new "rising" competitors (like the Boat Q1 surge we observed).</w:t>
+      </w:r>
+    </w:p>
+    <w:p>
+      <w:pPr>
+        <w:pStyle w:val="ListBullet"/>
+        <w:spacing w:after="40"/>
+      </w:pPr>
+      <w:r>
+        <w:rPr>
+          <w:rFonts w:ascii="Calibri" w:hAnsi="Calibri"/>
+          <w:sz w:val="22"/>
+        </w:rPr>
+        <w:t>Re-evaluate every quarter using the seasonal action plan in section 10.</w:t>
+      </w:r>
+    </w:p>
+    <w:p>
+      <w:pPr>
+        <w:spacing w:before="160" w:after="80"/>
+      </w:pPr>
+      <w:r>
+        <w:rPr>
+          <w:rFonts w:ascii="Calibri" w:hAnsi="Calibri"/>
+          <w:b/>
+          <w:color w:val="0B2C55"/>
+          <w:sz w:val="36"/>
+        </w:rPr>
+        <w:t>13. Data Sources &amp; Methodology</w:t>
+      </w:r>
+    </w:p>
+    <w:p>
+      <w:pPr>
+        <w:spacing w:before="0" w:after="80"/>
+      </w:pPr>
+      <w:r>
+        <w:rPr>
+          <w:rFonts w:ascii="Calibri" w:hAnsi="Calibri"/>
+          <w:b w:val="0"/>
+          <w:i w:val="0"/>
+          <w:sz w:val="22"/>
+        </w:rPr>
+        <w:t>This report combines three Amazon Brand Analytics – Search Query Performance reports for cross-validation:</w:t>
+      </w:r>
+    </w:p>
+    <w:p>
+      <w:pPr>
+        <w:pStyle w:val="ListBullet"/>
+        <w:spacing w:after="40"/>
+      </w:pPr>
+      <w:r>
+        <w:rPr>
+          <w:rFonts w:ascii="Calibri" w:hAnsi="Calibri"/>
+          <w:sz w:val="22"/>
+        </w:rPr>
+        <w:t>Quarterly Q1 2026 (01 Jan – 31 Mar 2026): ~60 keywords analysed for category-level dynamics.</w:t>
+      </w:r>
+    </w:p>
+    <w:p>
+      <w:pPr>
+        <w:pStyle w:val="ListBullet"/>
+        <w:spacing w:after="40"/>
+      </w:pPr>
+      <w:r>
+        <w:rPr>
+          <w:rFonts w:ascii="Calibri" w:hAnsi="Calibri"/>
+          <w:sz w:val="22"/>
+        </w:rPr>
+        <w:t>Monthly April 2026 (01 Apr – 30 Apr 2026): ~95 keywords for current month positioning.</w:t>
+      </w:r>
+    </w:p>
+    <w:p>
+      <w:pPr>
+        <w:pStyle w:val="ListBullet"/>
+        <w:spacing w:after="40"/>
+      </w:pPr>
+      <w:r>
+        <w:rPr>
+          <w:rFonts w:ascii="Calibri" w:hAnsi="Calibri"/>
+          <w:sz w:val="22"/>
+        </w:rPr>
+        <w:t>Weekly W19 2026 (03 May – 09 May 2026): ~200 keywords for real-time momentum.</w:t>
+      </w:r>
+    </w:p>
+    <w:p>
+      <w:pPr>
+        <w:spacing w:before="0" w:after="80"/>
+      </w:pPr>
+      <w:r>
+        <w:rPr>
+          <w:rFonts w:ascii="Calibri" w:hAnsi="Calibri"/>
+          <w:b w:val="0"/>
+          <w:i w:val="0"/>
+          <w:color w:val="555555"/>
+          <w:sz w:val="20"/>
+        </w:rPr>
+        <w:t>A keyword was prioritised when it appeared with a low (high-traffic) Search Frequency Rank in at least 2 of 3 reports. Trend movements are confirmed when the click-share of the #1 ASIN moves in the same direction across 2 consecutive periods. This eliminates one-time spikes from being misread as durable trends.</w:t>
       </w:r>
     </w:p>
     <w:p/>
@@ -4415,7 +9182,7 @@
           <w:color w:val="555555"/>
           <w:sz w:val="18"/>
         </w:rPr>
-        <w:t>— End of report —  |  Prepared with Brand Analytics Weekly W19 (03–09 May 2026). Re-run with Monthly + Quarterly sheets to refine seasonal targeting.</w:t>
+        <w:t>— End of report v3 —  |  Built from Brand Analytics Q1 2026 + April 2026 + W19 2026.</w:t>
       </w:r>
     </w:p>
     <w:sectPr>

--- a/VoltStrike_Amazon_Listing_Optimization.docx
+++ b/VoltStrike_Amazon_Listing_Optimization.docx
@@ -42,7 +42,7 @@
         <w:br/>
         <w:t xml:space="preserve">  - Weekly W19 2026 (03 May – 09 May 2026, reporting date 09-May-2026)</w:t>
         <w:br/>
-        <w:t>Report version: v3 (full three-period trend analysis)</w:t>
+        <w:t>Report version: v4 (titles corrected: all variants now under the 200-character Amazon India limit)</w:t>
         <w:br/>
         <w:t>Prepared on: 22 May 2026</w:t>
       </w:r>
@@ -6769,7 +6769,7 @@
           <w:color w:val="555555"/>
           <w:sz w:val="20"/>
         </w:rPr>
-        <w:t>Amazon India title best practice: Brand → Type → Connection → Mic feature → Driver → Compatibility → Use-case → Colour. Stay ≤ 200 characters. Below titles match the LANGUAGE of the durable winners (Logitech H111 + Amazon Basics USB) with Boat-style USB-A mention to capture residual demand.</w:t>
+        <w:t>Amazon India title best practice: Brand → Type → Connection → Mic feature → Driver → Compatibility → Use-case → Colour. HARD LIMIT: 200 characters including spaces. All variants below have been character-counted.</w:t>
       </w:r>
     </w:p>
     <w:p>
@@ -6809,13 +6809,28 @@
                 <w:color w:val="0B2C55"/>
                 <w:sz w:val="22"/>
               </w:rPr>
-              <w:t>Volt Strike Wired Headphones with Mic, On-Ear USB &amp; 3.5mm Computer Headset, Noise Cancelling Boom Microphone, 40mm Drivers, In-Line Volume &amp; Mute Controls, for PC Laptop Office Calls Teams Zoom (Black)</w:t>
+              <w:t>Volt Strike Wired Headphones with Mic, On-Ear USB &amp; 3.5mm Computer Headset, Noise Cancelling Microphone, 40mm Drivers, In-Line Volume &amp; Mute Controls, for PC Laptop Office Calls Teams Zoom (Black)</w:t>
             </w:r>
           </w:p>
         </w:tc>
       </w:tr>
     </w:tbl>
     <w:p/>
+    <w:p>
+      <w:pPr>
+        <w:spacing w:before="0" w:after="80"/>
+      </w:pPr>
+      <w:r>
+        <w:rPr>
+          <w:rFonts w:ascii="Calibri" w:hAnsi="Calibri"/>
+          <w:b w:val="0"/>
+          <w:i/>
+          <w:color w:val="555555"/>
+          <w:sz w:val="18"/>
+        </w:rPr>
+        <w:t>Length: 196 characters (Amazon India limit: 200).</w:t>
+      </w:r>
+    </w:p>
     <w:p>
       <w:pPr>
         <w:spacing w:before="0" w:after="160"/>
@@ -6828,7 +6843,7 @@
           <w:color w:val="555555"/>
           <w:sz w:val="18"/>
         </w:rPr>
-        <w:t>Keywords covered: wired headphones with mic, headphones with mic, on ear, USB headset, 3.5mm, computer headphone, headset, noise cancelling mic, boom mic, 40mm drivers, volume control, mute, PC, laptop, office calls, Teams, Zoom.</w:t>
+        <w:t>Keywords covered: wired headphones with mic, headphones with mic, on ear, USB headset, 3.5mm, computer headphone, headset, noise cancelling mic, 40mm drivers, volume control, mute, PC, laptop, office calls, Teams, Zoom.</w:t>
       </w:r>
     </w:p>
     <w:p>
@@ -6868,13 +6883,28 @@
                 <w:color w:val="0B2C55"/>
                 <w:sz w:val="22"/>
               </w:rPr>
-              <w:t>Volt Strike USB Wired Headphones with Mic, On-Ear Computer Headset with Noise Cancelling Microphone, 40mm Drivers, In-Line Volume &amp; Mute Control, for PC Laptop Office Calls, Teams Zoom Google Meet (Black)</w:t>
+              <w:t>Volt Strike USB Wired Headphones with Mic, On-Ear Computer Headset, Noise Cancelling Mic, 40mm Drivers, In-Line Volume &amp; Mute Control, for PC Laptop Office Calls, Teams Zoom Google Meet (Black)</w:t>
             </w:r>
           </w:p>
         </w:tc>
       </w:tr>
     </w:tbl>
     <w:p/>
+    <w:p>
+      <w:pPr>
+        <w:spacing w:before="0" w:after="80"/>
+      </w:pPr>
+      <w:r>
+        <w:rPr>
+          <w:rFonts w:ascii="Calibri" w:hAnsi="Calibri"/>
+          <w:b w:val="0"/>
+          <w:i/>
+          <w:color w:val="555555"/>
+          <w:sz w:val="18"/>
+        </w:rPr>
+        <w:t>Length: 193 characters (Amazon India limit: 200).</w:t>
+      </w:r>
+    </w:p>
     <w:p>
       <w:pPr>
         <w:spacing w:before="0" w:after="40"/>
@@ -6912,13 +6942,28 @@
                 <w:color w:val="0B2C55"/>
                 <w:sz w:val="22"/>
               </w:rPr>
-              <w:t>Volt Strike Wired Headphones with Mic, 3.5mm On-Ear Computer Headset with Noise Cancelling Boom Microphone, 40mm Drivers, In-Line Controls, for PC Laptop Mobile Office Calls Teams Zoom (Black)</w:t>
+              <w:t>Volt Strike Wired Headphones with Mic, 3.5mm On-Ear Computer Headset, Noise Cancelling Boom Mic, 40mm Drivers, In-Line Controls, for PC Laptop Mobile Office Calls Teams Zoom (Black)</w:t>
             </w:r>
           </w:p>
         </w:tc>
       </w:tr>
     </w:tbl>
     <w:p/>
+    <w:p>
+      <w:pPr>
+        <w:spacing w:before="0" w:after="80"/>
+      </w:pPr>
+      <w:r>
+        <w:rPr>
+          <w:rFonts w:ascii="Calibri" w:hAnsi="Calibri"/>
+          <w:b w:val="0"/>
+          <w:i/>
+          <w:color w:val="555555"/>
+          <w:sz w:val="18"/>
+        </w:rPr>
+        <w:t>Length: 181 characters (Amazon India limit: 200).</w:t>
+      </w:r>
+    </w:p>
     <w:p>
       <w:pPr>
         <w:spacing w:before="0" w:after="40"/>
@@ -6956,13 +7001,28 @@
                 <w:color w:val="0B2C55"/>
                 <w:sz w:val="22"/>
               </w:rPr>
-              <w:t>Volt Strike Type-C Wired Headphones with Mic, On-Ear Computer Headset with Noise Cancelling Microphone, 40mm Drivers, In-Line Controls, for Laptop, MacBook, Android Phone, Tablet, Office Calls Teams Zoom (Black)</w:t>
+              <w:t>Volt Strike Type-C Wired Headphones with Mic, On-Ear Computer Headset, Noise Cancelling Mic, 40mm Drivers, In-Line Controls, for Laptop, MacBook, Android, Tablet, Office Calls Teams Zoom (Black)</w:t>
             </w:r>
           </w:p>
         </w:tc>
       </w:tr>
     </w:tbl>
     <w:p/>
+    <w:p>
+      <w:pPr>
+        <w:spacing w:before="0" w:after="80"/>
+      </w:pPr>
+      <w:r>
+        <w:rPr>
+          <w:rFonts w:ascii="Calibri" w:hAnsi="Calibri"/>
+          <w:b w:val="0"/>
+          <w:i/>
+          <w:color w:val="555555"/>
+          <w:sz w:val="18"/>
+        </w:rPr>
+        <w:t>Length: 194 characters (Amazon India limit: 200).</w:t>
+      </w:r>
+    </w:p>
     <w:p>
       <w:pPr>
         <w:spacing w:before="40" w:after="80"/>
@@ -9182,7 +9242,7 @@
           <w:color w:val="555555"/>
           <w:sz w:val="18"/>
         </w:rPr>
-        <w:t>— End of report v3 —  |  Built from Brand Analytics Q1 2026 + April 2026 + W19 2026.</w:t>
+        <w:t>— End of report v4 —  |  Built from Brand Analytics Q1 2026 + April 2026 + W19 2026.</w:t>
       </w:r>
     </w:p>
     <w:sectPr>
